--- a/downloads/workbook/ai-6-week-16.docx
+++ b/downloads/workbook/ai-6-week-16.docx
@@ -961,6 +961,178 @@
         <w:t>Project connection: For the Grounded Learning Service, retain an annotated trace and the changed-case result. Name the contract or evidence that makes the deciding step valid, so another team can review it.</w:t>
       </w:r>
     </w:p>
+    <w:p>
+      <w:pPr>
+        <w:pStyle w:val="Heading1"/>
+      </w:pPr>
+      <w:r>
+        <w:t>13. Project portfolio milestone</w:t>
+      </w:r>
+    </w:p>
+    <w:p>
+      <w:r>
+        <w:t>Project: Grounded Learning Service</w:t>
+      </w:r>
+    </w:p>
+    <w:p>
+      <w:r>
+        <w:t>Current milestone: Test changed cases. Keep normal, boundary and failure cases; compare expected and observed results.</w:t>
+      </w:r>
+    </w:p>
+    <w:p>
+      <w:r>
+        <w:t>For the Grounded Learning Service, retain an annotated trace and the changed-case result. Name the contract or evidence that makes the deciding step valid, so another team can review it.</w:t>
+      </w:r>
+    </w:p>
+    <w:tbl>
+      <w:tblPr>
+        <w:tblStyle w:val="LightShading-Accent1"/>
+        <w:tblW w:type="auto" w:w="0"/>
+        <w:tblLook w:firstColumn="1" w:firstRow="1" w:lastColumn="0" w:lastRow="0" w:noHBand="0" w:noVBand="1" w:val="04A0"/>
+      </w:tblPr>
+      <w:tblGrid>
+        <w:gridCol w:w="5112"/>
+        <w:gridCol w:w="5112"/>
+      </w:tblGrid>
+      <w:tr>
+        <w:trPr>
+          <w:tblHeader/>
+        </w:trPr>
+        <w:tc>
+          <w:tcPr>
+            <w:tcW w:type="dxa" w:w="5112"/>
+          </w:tcPr>
+          <w:p>
+            <w:r>
+              <w:t>Evidence to keep</w:t>
+            </w:r>
+          </w:p>
+        </w:tc>
+        <w:tc>
+          <w:tcPr>
+            <w:tcW w:type="dxa" w:w="5112"/>
+          </w:tcPr>
+          <w:p>
+            <w:r>
+              <w:t>My record</w:t>
+            </w:r>
+          </w:p>
+        </w:tc>
+      </w:tr>
+      <w:tr>
+        <w:tc>
+          <w:tcPr>
+            <w:tcW w:type="dxa" w:w="5112"/>
+          </w:tcPr>
+          <w:p>
+            <w:r>
+              <w:t>This week’s input and deciding step</w:t>
+            </w:r>
+          </w:p>
+        </w:tc>
+        <w:tc>
+          <w:tcPr>
+            <w:tcW w:type="dxa" w:w="5112"/>
+          </w:tcPr>
+          <w:p>
+            <w:r/>
+          </w:p>
+        </w:tc>
+      </w:tr>
+      <w:tr>
+        <w:tc>
+          <w:tcPr>
+            <w:tcW w:type="dxa" w:w="5112"/>
+          </w:tcPr>
+          <w:p>
+            <w:r>
+              <w:t>Prediction and actual result (or labelled paper trace)</w:t>
+            </w:r>
+          </w:p>
+        </w:tc>
+        <w:tc>
+          <w:tcPr>
+            <w:tcW w:type="dxa" w:w="5112"/>
+          </w:tcPr>
+          <w:p>
+            <w:r/>
+          </w:p>
+        </w:tc>
+      </w:tr>
+      <w:tr>
+        <w:tc>
+          <w:tcPr>
+            <w:tcW w:type="dxa" w:w="5112"/>
+          </w:tcPr>
+          <w:p>
+            <w:r>
+              <w:t>One change since the previous checkpoint and why</w:t>
+            </w:r>
+          </w:p>
+        </w:tc>
+        <w:tc>
+          <w:tcPr>
+            <w:tcW w:type="dxa" w:w="5112"/>
+          </w:tcPr>
+          <w:p>
+            <w:r/>
+          </w:p>
+        </w:tc>
+      </w:tr>
+      <w:tr>
+        <w:tc>
+          <w:tcPr>
+            <w:tcW w:type="dxa" w:w="5112"/>
+          </w:tcPr>
+          <w:p>
+            <w:r>
+              <w:t>One error or limit and the next test</w:t>
+            </w:r>
+          </w:p>
+        </w:tc>
+        <w:tc>
+          <w:tcPr>
+            <w:tcW w:type="dxa" w:w="5112"/>
+          </w:tcPr>
+          <w:p>
+            <w:r/>
+          </w:p>
+        </w:tc>
+      </w:tr>
+    </w:tbl>
+    <w:p>
+      <w:pPr>
+        <w:pStyle w:val="Heading3"/>
+      </w:pPr>
+      <w:r>
+        <w:t>Explain what this week adds to your project. Reuse last week’s record rather than starting again.</w:t>
+      </w:r>
+    </w:p>
+    <w:p>
+      <w:r>
+        <w:t>________________________________________________________________</w:t>
+      </w:r>
+    </w:p>
+    <w:p>
+      <w:r>
+        <w:t>________________________________________________________________</w:t>
+      </w:r>
+    </w:p>
+    <w:p>
+      <w:r>
+        <w:t>________________________________________________________________</w:t>
+      </w:r>
+    </w:p>
+    <w:p>
+      <w:r>
+        <w:t>________________________________________________________________</w:t>
+      </w:r>
+    </w:p>
+    <w:p>
+      <w:r>
+        <w:t>________________________________________________________________</w:t>
+      </w:r>
+    </w:p>
     <w:sectPr>
       <w:pgSz w:w="12240" w:h="15840"/>
       <w:pgMar w:top="936" w:right="1008" w:bottom="936" w:left="1008" w:header="720" w:footer="720" w:gutter="0"/>

--- a/downloads/workbook/ai-6-week-16.docx
+++ b/downloads/workbook/ai-6-week-16.docx
@@ -1133,6 +1133,248 @@
         <w:t>________________________________________________________________</w:t>
       </w:r>
     </w:p>
+    <w:p>
+      <w:pPr>
+        <w:pStyle w:val="Heading1"/>
+      </w:pPr>
+      <w:r>
+        <w:t>14. Supported practice and learning evidence</w:t>
+      </w:r>
+    </w:p>
+    <w:p>
+      <w:r>
+        <w:t>Use this supported practice once, in the browser or on paper. Keep the reserved independent assessment for a separate first attempt before teacher feedback.</w:t>
+      </w:r>
+    </w:p>
+    <w:p>
+      <w:r>
+        <w:t>Retry within declared limits. A read-only lookup allows two attempts of at most one second each. Cancellation forbids further attempts.</w:t>
+      </w:r>
+    </w:p>
+    <w:p>
+      <w:pPr>
+        <w:pStyle w:val="Heading3"/>
+      </w:pPr>
+      <w:r>
+        <w:t>Practice 1: explain the deciding evidence</w:t>
+      </w:r>
+    </w:p>
+    <w:p>
+      <w:r>
+        <w:t>Which labelled step matches this detail? Accept the checked record; total waiting is 1.4 seconds.</w:t>
+      </w:r>
+    </w:p>
+    <w:p>
+      <w:r>
+        <w:t>1. Complete next attempt</w:t>
+      </w:r>
+    </w:p>
+    <w:p>
+      <w:r>
+        <w:t>2. Bound first wait</w:t>
+      </w:r>
+    </w:p>
+    <w:p>
+      <w:r>
+        <w:t>3. Check retry</w:t>
+      </w:r>
+    </w:p>
+    <w:p>
+      <w:pPr>
+        <w:pStyle w:val="Heading3"/>
+      </w:pPr>
+      <w:r>
+        <w:t>My selected conclusion, deciding fact and explanation</w:t>
+      </w:r>
+    </w:p>
+    <w:p>
+      <w:r>
+        <w:t>________________________________________________________________</w:t>
+      </w:r>
+    </w:p>
+    <w:p>
+      <w:r>
+        <w:t>________________________________________________________________</w:t>
+      </w:r>
+    </w:p>
+    <w:p>
+      <w:r>
+        <w:t>________________________________________________________________</w:t>
+      </w:r>
+    </w:p>
+    <w:p>
+      <w:r>
+        <w:t>________________________________________________________________</w:t>
+      </w:r>
+    </w:p>
+    <w:p>
+      <w:r>
+        <w:t>________________________________________________________________</w:t>
+      </w:r>
+    </w:p>
+    <w:p>
+      <w:r>
+        <w:t>Hint if needed: Read the steps in the pictorial case. Match the supplied detail to the stage that performs or records it.</w:t>
+      </w:r>
+    </w:p>
+    <w:p>
+      <w:r>
+        <w:t>After your attempt, compare with the supported explanation: Complete next attempt Accept the checked record; total waiting is 1.4 seconds. A timeout bounds waiting; a retry tries again; cancellation withdraws the request. They are separate conditions on the next action.</w:t>
+      </w:r>
+    </w:p>
+    <w:p>
+      <w:pPr>
+        <w:pStyle w:val="Heading3"/>
+      </w:pPr>
+      <w:r>
+        <w:t>Practice 2: explain the deciding evidence</w:t>
+      </w:r>
+    </w:p>
+    <w:p>
+      <w:r>
+        <w:t>Changed-case practice: Cancellation arrives after the first timeout. Which conclusion is supported by the supplied facts?</w:t>
+      </w:r>
+    </w:p>
+    <w:p>
+      <w:r>
+        <w:t>1. We can decide the result without examining the changed input or the procedure.</w:t>
+      </w:r>
+    </w:p>
+    <w:p>
+      <w:r>
+        <w:t>2. Do not start the second attempt.</w:t>
+      </w:r>
+    </w:p>
+    <w:p>
+      <w:r>
+        <w:t>3. This one example guarantees correct results for every future input.</w:t>
+      </w:r>
+    </w:p>
+    <w:p>
+      <w:pPr>
+        <w:pStyle w:val="Heading3"/>
+      </w:pPr>
+      <w:r>
+        <w:t>My selected conclusion, deciding fact and explanation</w:t>
+      </w:r>
+    </w:p>
+    <w:p>
+      <w:r>
+        <w:t>________________________________________________________________</w:t>
+      </w:r>
+    </w:p>
+    <w:p>
+      <w:r>
+        <w:t>________________________________________________________________</w:t>
+      </w:r>
+    </w:p>
+    <w:p>
+      <w:r>
+        <w:t>________________________________________________________________</w:t>
+      </w:r>
+    </w:p>
+    <w:p>
+      <w:r>
+        <w:t>________________________________________________________________</w:t>
+      </w:r>
+    </w:p>
+    <w:p>
+      <w:r>
+        <w:t>________________________________________________________________</w:t>
+      </w:r>
+    </w:p>
+    <w:p>
+      <w:r>
+        <w:t>Hint if needed: Use the changed condition and the deciding step in the pictorial trace. The answer must say what follows from those facts.</w:t>
+      </w:r>
+    </w:p>
+    <w:p>
+      <w:r>
+        <w:t>After your attempt, compare with the supported explanation: Do not start the second attempt. Cancellation overrides the unused retry allowance.</w:t>
+      </w:r>
+    </w:p>
+    <w:p>
+      <w:pPr>
+        <w:pStyle w:val="Heading3"/>
+      </w:pPr>
+      <w:r>
+        <w:t>Repair a missing building block</w:t>
+      </w:r>
+    </w:p>
+    <w:p>
+      <w:r>
+        <w:t>Review Approval gates and idempotency (ai-6/15). Goal: Explain the mechanism and terminology of approval gates and idempotency. Short practice: Trace the two deliveries of approved K9. How many reservations should occur, and why can a new K10 for desk 5 not borrow K9’s approval?. Return to this week and explain what you changed.</w:t>
+      </w:r>
+    </w:p>
+    <w:p>
+      <w:r>
+        <w:t>Review State machines for bounded agents (ai-6/13). Goal: Explain the mechanism and terminology of state machines for bounded agents. Short practice: Trace A and B through the state diagram. Name B’s forbidden transition and explain whether adding checking→querying permits that shortcut.. Return to this week and explain what you changed.</w:t>
+      </w:r>
+    </w:p>
+    <w:p>
+      <w:r>
+        <w:t>Review Evaluation pipelines (ai-6/10). Goal: Explain the mechanism and terminology of evaluation pipelines. Short practice: Calculate A’s and B’s correct rates on all four cases. Identify their shared failure and explain why removing that case after scoring changes the honesty of the comparison.. Return to this week and explain what you changed.</w:t>
+      </w:r>
+    </w:p>
+    <w:p>
+      <w:pPr>
+        <w:pStyle w:val="Heading3"/>
+      </w:pPr>
+      <w:r>
+        <w:t>Predict, run and debug</w:t>
+      </w:r>
+    </w:p>
+    <w:p>
+      <w:r>
+        <w:t>The browser lab lets you edit the supported Python examples already included in this lesson. Predict first, run, inspect the actual output or error, change one input, then run again. Keep code, predictions, actual results and a reasoned revision together. On paper, label your result as a trace rather than an execution.</w:t>
+      </w:r>
+    </w:p>
+    <w:p>
+      <w:pPr>
+        <w:pStyle w:val="Heading3"/>
+      </w:pPr>
+      <w:r>
+        <w:t>Keep your completed work</w:t>
+      </w:r>
+    </w:p>
+    <w:p>
+      <w:r>
+        <w:t>Use Download completed work in the hosted lesson to export your answers, reflections, practice feedback and code-run evidence. Open the HTML copy to read or print it. Drafts stay in this browser when storage is available; clear drafts on a shared device.</w:t>
+      </w:r>
+    </w:p>
+    <w:p>
+      <w:pPr>
+        <w:pStyle w:val="Heading3"/>
+      </w:pPr>
+      <w:r>
+        <w:t>What I repaired, the evidence I kept and the next test</w:t>
+      </w:r>
+    </w:p>
+    <w:p>
+      <w:r>
+        <w:t>________________________________________________________________</w:t>
+      </w:r>
+    </w:p>
+    <w:p>
+      <w:r>
+        <w:t>________________________________________________________________</w:t>
+      </w:r>
+    </w:p>
+    <w:p>
+      <w:r>
+        <w:t>________________________________________________________________</w:t>
+      </w:r>
+    </w:p>
+    <w:p>
+      <w:r>
+        <w:t>________________________________________________________________</w:t>
+      </w:r>
+    </w:p>
+    <w:p>
+      <w:r>
+        <w:t>________________________________________________________________</w:t>
+      </w:r>
+    </w:p>
     <w:sectPr>
       <w:pgSz w:w="12240" w:h="15840"/>
       <w:pgMar w:top="936" w:right="1008" w:bottom="936" w:left="1008" w:header="720" w:footer="720" w:gutter="0"/>

--- a/downloads/workbook/ai-6-week-16.docx
+++ b/downloads/workbook/ai-6-week-16.docx
@@ -30,33 +30,45 @@
     </w:p>
     <w:p>
       <w:r>
-        <w:t>Try the recall before opening notes. Then use a different colour or a labelled second line to correct your explanation.</w:t>
+        <w:t>Record your starting explanation for Timeouts retries and cancellation before opening notes. Show any later correction separately.</w:t>
       </w:r>
     </w:p>
     <w:p>
       <w:pPr>
-        <w:pStyle w:val="Heading3"/>
-      </w:pPr>
-      <w:r>
-        <w:t>Approval gates and idempotency</w:t>
+        <w:spacing w:line="336" w:lineRule="auto" w:after="180"/>
+      </w:pPr>
+      <w:r>
+        <w:rPr>
+          <w:b w:val="0"/>
+        </w:rPr>
+        <w:t>Try the recall before opening notes. Then use a different colour or a labelled second line to correct your explanation.</w:t>
       </w:r>
     </w:p>
     <w:p>
-      <w:r>
-        <w:t>Without opening the old lesson, explain one key idea from Approval gates and idempotency. Give an example and a mistake that the idea helps you avoid.</w:t>
+      <w:pPr>
+        <w:pStyle w:val="Heading3"/>
+      </w:pPr>
+      <w:r>
+        <w:t>Approval gates and idempotency</w:t>
       </w:r>
     </w:p>
     <w:p>
       <w:pPr>
-        <w:pStyle w:val="Heading3"/>
-      </w:pPr>
-      <w:r>
-        <w:t>My remembered idea, example and correction</w:t>
+        <w:spacing w:line="336" w:lineRule="auto" w:after="180"/>
+      </w:pPr>
+      <w:r>
+        <w:rPr>
+          <w:b w:val="0"/>
+        </w:rPr>
+        <w:t>Without opening the old lesson, explain one key idea from Approval gates and idempotency. Give an example and a mistake that the idea helps you avoid.</w:t>
       </w:r>
     </w:p>
     <w:p>
-      <w:r>
-        <w:t>________________________________________________________________</w:t>
+      <w:pPr>
+        <w:pStyle w:val="Heading3"/>
+      </w:pPr>
+      <w:r>
+        <w:t>My remembered idea, example and correction</w:t>
       </w:r>
     </w:p>
     <w:p>
@@ -70,29 +82,35 @@
       </w:r>
     </w:p>
     <w:p>
-      <w:pPr>
-        <w:pStyle w:val="Heading3"/>
-      </w:pPr>
-      <w:r>
-        <w:t>State machines for bounded agents</w:t>
+      <w:r>
+        <w:t>________________________________________________________________</w:t>
       </w:r>
     </w:p>
     <w:p>
-      <w:r>
-        <w:t>Without opening the old lesson, explain one key idea from State machines for bounded agents. Give an example and a mistake that the idea helps you avoid.</w:t>
+      <w:pPr>
+        <w:pStyle w:val="Heading3"/>
+      </w:pPr>
+      <w:r>
+        <w:t>State machines for bounded agents</w:t>
       </w:r>
     </w:p>
     <w:p>
       <w:pPr>
-        <w:pStyle w:val="Heading3"/>
-      </w:pPr>
-      <w:r>
-        <w:t>My remembered idea, example and correction</w:t>
+        <w:spacing w:line="336" w:lineRule="auto" w:after="180"/>
+      </w:pPr>
+      <w:r>
+        <w:rPr>
+          <w:b w:val="0"/>
+        </w:rPr>
+        <w:t>Without opening the old lesson, explain one key idea from State machines for bounded agents. Give an example and a mistake that the idea helps you avoid.</w:t>
       </w:r>
     </w:p>
     <w:p>
-      <w:r>
-        <w:t>________________________________________________________________</w:t>
+      <w:pPr>
+        <w:pStyle w:val="Heading3"/>
+      </w:pPr>
+      <w:r>
+        <w:t>My remembered idea, example and correction</w:t>
       </w:r>
     </w:p>
     <w:p>
@@ -106,29 +124,35 @@
       </w:r>
     </w:p>
     <w:p>
-      <w:pPr>
-        <w:pStyle w:val="Heading3"/>
-      </w:pPr>
-      <w:r>
-        <w:t>Evaluation pipelines</w:t>
+      <w:r>
+        <w:t>________________________________________________________________</w:t>
       </w:r>
     </w:p>
     <w:p>
-      <w:r>
-        <w:t>Without opening the old lesson, explain one key idea from Evaluation pipelines. Give an example and a mistake that the idea helps you avoid.</w:t>
+      <w:pPr>
+        <w:pStyle w:val="Heading3"/>
+      </w:pPr>
+      <w:r>
+        <w:t>Evaluation pipelines</w:t>
       </w:r>
     </w:p>
     <w:p>
       <w:pPr>
-        <w:pStyle w:val="Heading3"/>
-      </w:pPr>
-      <w:r>
-        <w:t>My remembered idea, example and correction</w:t>
+        <w:spacing w:line="336" w:lineRule="auto" w:after="180"/>
+      </w:pPr>
+      <w:r>
+        <w:rPr>
+          <w:b w:val="0"/>
+        </w:rPr>
+        <w:t>Without opening the old lesson, explain one key idea from Evaluation pipelines. Give an example and a mistake that the idea helps you avoid.</w:t>
       </w:r>
     </w:p>
     <w:p>
-      <w:r>
-        <w:t>________________________________________________________________</w:t>
+      <w:pPr>
+        <w:pStyle w:val="Heading3"/>
+      </w:pPr>
+      <w:r>
+        <w:t>My remembered idea, example and correction</w:t>
       </w:r>
     </w:p>
     <w:p>
@@ -142,16 +166,56 @@
       </w:r>
     </w:p>
     <w:p>
-      <w:pPr>
-        <w:pStyle w:val="Heading1"/>
-      </w:pPr>
-      <w:r>
-        <w:t>02. Practise with fading help</w:t>
+      <w:r>
+        <w:t>________________________________________________________________</w:t>
       </w:r>
     </w:p>
     <w:p>
-      <w:r>
-        <w:t>Use W2: Trace the worked case for Timeouts retries and cancellation. Record the answer once; the lesson and workbook refer to the same attempt.</w:t>
+      <w:pPr>
+        <w:pStyle w:val="Heading1"/>
+      </w:pPr>
+      <w:r>
+        <w:t>02. Practise with fading help</w:t>
+      </w:r>
+    </w:p>
+    <w:p>
+      <w:r>
+        <w:t>Complete the supported Timeouts retries and cancellation trace and record the first step you can explain without help.</w:t>
+      </w:r>
+    </w:p>
+    <w:p>
+      <w:pPr>
+        <w:spacing w:line="336" w:lineRule="auto" w:after="180"/>
+      </w:pPr>
+      <w:r>
+        <w:rPr>
+          <w:b w:val="0"/>
+        </w:rPr>
+        <w:t xml:space="preserve">Use W2: Trace the worked case for </w:t>
+      </w:r>
+      <w:r>
+        <w:rPr>
+          <w:b/>
+        </w:rPr>
+        <w:t>Timeout</w:t>
+      </w:r>
+      <w:r>
+        <w:rPr>
+          <w:b w:val="0"/>
+        </w:rPr>
+        <w:t xml:space="preserve">s retries and </w:t>
+      </w:r>
+      <w:r>
+        <w:rPr>
+          <w:b/>
+        </w:rPr>
+        <w:t>cancellation</w:t>
+      </w:r>
+      <w:r>
+        <w:rPr>
+          <w:b w:val="0"/>
+        </w:rPr>
+        <w:t>. Record the answer once; the lesson and workbook refer to the same attempt.</w:t>
       </w:r>
     </w:p>
     <w:tbl>
@@ -279,25 +343,61 @@
     </w:p>
     <w:p>
       <w:r>
-        <w:t>Use the worked case for Timeouts retries and cancellation. Proposed explanation: “The worked result establishes every future case”. Decide whether this explanation is supported. Point to the step or supplied fact that decides; explain your repair if needed.</w:t>
+        <w:t>Check the proposed Timeouts retries and cancellation explanation against the supplied facts before discussing it.</w:t>
       </w:r>
     </w:p>
     <w:p>
       <w:pPr>
-        <w:pStyle w:val="Heading3"/>
-      </w:pPr>
-      <w:r>
-        <w:t>My explanation before partner discussion</w:t>
+        <w:spacing w:line="336" w:lineRule="auto" w:after="180"/>
+      </w:pPr>
+      <w:r>
+        <w:rPr>
+          <w:b w:val="0"/>
+        </w:rPr>
+        <w:t xml:space="preserve">Use the worked case for </w:t>
+      </w:r>
+      <w:r>
+        <w:rPr>
+          <w:b/>
+        </w:rPr>
+        <w:t>Timeout</w:t>
+      </w:r>
+      <w:r>
+        <w:rPr>
+          <w:b w:val="0"/>
+        </w:rPr>
+        <w:t xml:space="preserve">s retries and </w:t>
+      </w:r>
+      <w:r>
+        <w:rPr>
+          <w:b/>
+        </w:rPr>
+        <w:t>cancellation</w:t>
+      </w:r>
+      <w:r>
+        <w:rPr>
+          <w:b w:val="0"/>
+        </w:rPr>
+        <w:t>. Proposed explanation: “The worked result establishes every future case”. Decide whether this explanation is supported.</w:t>
       </w:r>
     </w:p>
     <w:p>
-      <w:r>
-        <w:t>________________________________________________________________</w:t>
+      <w:pPr>
+        <w:spacing w:line="336" w:lineRule="auto" w:after="180"/>
+      </w:pPr>
+      <w:r>
+        <w:rPr>
+          <w:b w:val="0"/>
+        </w:rPr>
+        <w:t>Point to the step or supplied fact that decides; explain your repair if needed.</w:t>
       </w:r>
     </w:p>
     <w:p>
-      <w:r>
-        <w:t>________________________________________________________________</w:t>
+      <w:pPr>
+        <w:pStyle w:val="Heading3"/>
+      </w:pPr>
+      <w:r>
+        <w:t>My explanation before partner discussion</w:t>
       </w:r>
     </w:p>
     <w:p>
@@ -311,47 +411,53 @@
       </w:r>
     </w:p>
     <w:p>
-      <w:pPr>
-        <w:pStyle w:val="Heading1"/>
-      </w:pPr>
-      <w:r>
-        <w:t>04. Independent transfer case</w:t>
+      <w:r>
+        <w:t>________________________________________________________________</w:t>
       </w:r>
     </w:p>
     <w:p>
-      <w:pPr>
-        <w:pStyle w:val="Heading3"/>
-      </w:pPr>
-      <w:r>
-        <w:t>Independent case: Apply a new case independently</w:t>
+      <w:r>
+        <w:t>________________________________________________________________</w:t>
       </w:r>
     </w:p>
     <w:p>
-      <w:r>
-        <w:t>Two attempts, each up to 5 seconds, gap 2. Compute bound and decide whether authentication failure should retry.</w:t>
+      <w:pPr>
+        <w:pStyle w:val="Heading1"/>
+      </w:pPr>
+      <w:r>
+        <w:t>04. Independent transfer case</w:t>
       </w:r>
     </w:p>
     <w:p>
-      <w:pPr>
-        <w:pStyle w:val="Heading3"/>
-      </w:pPr>
-      <w:r>
-        <w:t>My independent explanation, trace and limits</w:t>
+      <w:r>
+        <w:t>Write one first attempt at the reserved independent case before feedback. Repeated copies of that case refer to the same recorded attempt.</w:t>
       </w:r>
     </w:p>
     <w:p>
-      <w:r>
-        <w:t>________________________________________________________________</w:t>
+      <w:pPr>
+        <w:pStyle w:val="Heading3"/>
+      </w:pPr>
+      <w:r>
+        <w:t>Independent case: Apply a new case independently</w:t>
       </w:r>
     </w:p>
     <w:p>
-      <w:r>
-        <w:t>________________________________________________________________</w:t>
+      <w:pPr>
+        <w:spacing w:line="336" w:lineRule="auto" w:after="180"/>
+      </w:pPr>
+      <w:r>
+        <w:rPr>
+          <w:b w:val="0"/>
+        </w:rPr>
+        <w:t>Two attempts, each up to 5 seconds, gap 2. Compute bound and decide whether authentication failure should retry.</w:t>
       </w:r>
     </w:p>
     <w:p>
-      <w:r>
-        <w:t>________________________________________________________________</w:t>
+      <w:pPr>
+        <w:pStyle w:val="Heading3"/>
+      </w:pPr>
+      <w:r>
+        <w:t>My independent explanation, trace and limits</w:t>
       </w:r>
     </w:p>
     <w:p>
@@ -376,48 +482,96 @@
     </w:p>
     <w:p>
       <w:r>
-        <w:t>Attempt this case before feedback. Record any help. Earlier examples below are further practice; a case already practised with feedback cannot establish fresh transfer.</w:t>
+        <w:t>________________________________________________________________</w:t>
       </w:r>
     </w:p>
     <w:p>
-      <w:pPr>
-        <w:pStyle w:val="Heading1"/>
-      </w:pPr>
-      <w:r>
-        <w:t>05. W1 Explain the mechanism</w:t>
+      <w:r>
+        <w:t>________________________________________________________________</w:t>
       </w:r>
     </w:p>
     <w:p>
       <w:r>
-        <w:t>Explain the weekly mechanism in your own words. Use the worked scenario to name its input, decision rule and output.</w:t>
+        <w:t>________________________________________________________________</w:t>
       </w:r>
     </w:p>
     <w:p>
       <w:pPr>
-        <w:pStyle w:val="Heading3"/>
-      </w:pPr>
-      <w:r>
-        <w:t>My reasoning and evidence</w:t>
+        <w:spacing w:line="336" w:lineRule="auto" w:after="180"/>
+      </w:pPr>
+      <w:r>
+        <w:rPr>
+          <w:b w:val="0"/>
+        </w:rPr>
+        <w:t>Attempt this case before feedback. Record any help. Earlier examples below are further practice; a case already practised with feedback cannot establish fresh transfer.</w:t>
       </w:r>
     </w:p>
     <w:p>
-      <w:r>
-        <w:t>________________________________________________________________</w:t>
+      <w:pPr>
+        <w:pStyle w:val="Heading1"/>
+      </w:pPr>
+      <w:r>
+        <w:t>05. W1 Explain the mechanism</w:t>
       </w:r>
     </w:p>
     <w:p>
       <w:r>
-        <w:t>________________________________________________________________</w:t>
+        <w:t>Explain the mechanism. Apply the supplied Timeouts retries and cancellation facts and keep your reasoning.</w:t>
       </w:r>
     </w:p>
     <w:p>
-      <w:r>
-        <w:t>________________________________________________________________</w:t>
+      <w:pPr>
+        <w:spacing w:line="336" w:lineRule="auto" w:after="180"/>
+      </w:pPr>
+      <w:r>
+        <w:rPr>
+          <w:b w:val="0"/>
+        </w:rPr>
+        <w:t xml:space="preserve">Explain the weekly </w:t>
+      </w:r>
+      <w:r>
+        <w:rPr>
+          <w:b/>
+        </w:rPr>
+        <w:t>mechanism</w:t>
+      </w:r>
+      <w:r>
+        <w:rPr>
+          <w:b w:val="0"/>
+        </w:rPr>
+        <w:t xml:space="preserve"> in your own words. Use the worked scenario to name its </w:t>
+      </w:r>
+      <w:r>
+        <w:rPr>
+          <w:b/>
+        </w:rPr>
+        <w:t>input</w:t>
+      </w:r>
+      <w:r>
+        <w:rPr>
+          <w:b w:val="0"/>
+        </w:rPr>
+        <w:t xml:space="preserve">, decision rule and </w:t>
+      </w:r>
+      <w:r>
+        <w:rPr>
+          <w:b/>
+        </w:rPr>
+        <w:t>output</w:t>
+      </w:r>
+      <w:r>
+        <w:rPr>
+          <w:b w:val="0"/>
+        </w:rPr>
+        <w:t>.</w:t>
       </w:r>
     </w:p>
     <w:p>
-      <w:r>
-        <w:t>________________________________________________________________</w:t>
+      <w:pPr>
+        <w:pStyle w:val="Heading3"/>
+      </w:pPr>
+      <w:r>
+        <w:t>My reasoning and evidence</w:t>
       </w:r>
     </w:p>
     <w:p>
@@ -431,24 +585,18 @@
       </w:r>
     </w:p>
     <w:p>
-      <w:pPr>
-        <w:pStyle w:val="Heading1"/>
-      </w:pPr>
-      <w:r>
-        <w:t>06. W2 Trace the worked case</w:t>
+      <w:r>
+        <w:t>________________________________________________________________</w:t>
       </w:r>
     </w:p>
     <w:p>
       <w:r>
-        <w:t>Three attempts each time out after 4 seconds with gaps 1 and 2. A fourth is proposed. Show the intermediate steps and give the conclusion with its scope.</w:t>
+        <w:t>________________________________________________________________</w:t>
       </w:r>
     </w:p>
     <w:p>
-      <w:pPr>
-        <w:pStyle w:val="Heading3"/>
-      </w:pPr>
-      <w:r>
-        <w:t>My reasoning and evidence</w:t>
+      <w:r>
+        <w:t>________________________________________________________________</w:t>
       </w:r>
     </w:p>
     <w:p>
@@ -457,23 +605,35 @@
       </w:r>
     </w:p>
     <w:p>
-      <w:r>
-        <w:t>________________________________________________________________</w:t>
+      <w:pPr>
+        <w:pStyle w:val="Heading1"/>
+      </w:pPr>
+      <w:r>
+        <w:t>06. W2 Trace the worked case</w:t>
       </w:r>
     </w:p>
     <w:p>
       <w:r>
-        <w:t>________________________________________________________________</w:t>
+        <w:t>Trace the worked case. Apply the supplied Timeouts retries and cancellation facts and keep your reasoning.</w:t>
       </w:r>
     </w:p>
     <w:p>
-      <w:r>
-        <w:t>________________________________________________________________</w:t>
+      <w:pPr>
+        <w:spacing w:line="336" w:lineRule="auto" w:after="180"/>
+      </w:pPr>
+      <w:r>
+        <w:rPr>
+          <w:b w:val="0"/>
+        </w:rPr>
+        <w:t>Three attempts each time out after 4 seconds with gaps 1 and 2. A fourth is proposed. Show the intermediate steps and give the conclusion with its scope.</w:t>
       </w:r>
     </w:p>
     <w:p>
-      <w:r>
-        <w:t>________________________________________________________________</w:t>
+      <w:pPr>
+        <w:pStyle w:val="Heading3"/>
+      </w:pPr>
+      <w:r>
+        <w:t>My reasoning and evidence</w:t>
       </w:r>
     </w:p>
     <w:p>
@@ -487,24 +647,18 @@
       </w:r>
     </w:p>
     <w:p>
-      <w:pPr>
-        <w:pStyle w:val="Heading1"/>
-      </w:pPr>
-      <w:r>
-        <w:t>07. W3 Audit the limit</w:t>
+      <w:r>
+        <w:t>________________________________________________________________</w:t>
       </w:r>
     </w:p>
     <w:p>
       <w:r>
-        <w:t>A report omits this qualification: A timeout means the caller lacks a timely result, not necessarily that the remote operation did not occur. Explain how omitting it could change a reader's interpretation, and write an accurate replacement.</w:t>
+        <w:t>________________________________________________________________</w:t>
       </w:r>
     </w:p>
     <w:p>
-      <w:pPr>
-        <w:pStyle w:val="Heading3"/>
-      </w:pPr>
-      <w:r>
-        <w:t>My reasoning and evidence</w:t>
+      <w:r>
+        <w:t>________________________________________________________________</w:t>
       </w:r>
     </w:p>
     <w:p>
@@ -518,44 +672,68 @@
       </w:r>
     </w:p>
     <w:p>
-      <w:r>
-        <w:t>________________________________________________________________</w:t>
+      <w:pPr>
+        <w:pStyle w:val="Heading1"/>
+      </w:pPr>
+      <w:r>
+        <w:t>07. W3 Audit the limit</w:t>
       </w:r>
     </w:p>
     <w:p>
       <w:r>
-        <w:t>________________________________________________________________</w:t>
+        <w:t>Audit the limit. Apply the supplied Timeouts retries and cancellation facts and keep your reasoning.</w:t>
       </w:r>
     </w:p>
     <w:p>
-      <w:r>
-        <w:t>________________________________________________________________</w:t>
+      <w:pPr>
+        <w:spacing w:line="336" w:lineRule="auto" w:after="180"/>
+      </w:pPr>
+      <w:r>
+        <w:rPr>
+          <w:b w:val="0"/>
+        </w:rPr>
+        <w:t xml:space="preserve">A report omits this qualification: A </w:t>
+      </w:r>
+      <w:r>
+        <w:rPr>
+          <w:b/>
+        </w:rPr>
+        <w:t>timeout</w:t>
+      </w:r>
+      <w:r>
+        <w:rPr>
+          <w:b w:val="0"/>
+        </w:rPr>
+        <w:t xml:space="preserve"> means the caller lacks a timely result, not necessarily that the remote operation did not occur.</w:t>
       </w:r>
     </w:p>
     <w:p>
-      <w:r>
-        <w:t>________________________________________________________________</w:t>
+      <w:pPr>
+        <w:spacing w:line="336" w:lineRule="auto" w:after="180"/>
+      </w:pPr>
+      <w:r>
+        <w:rPr>
+          <w:b w:val="0"/>
+        </w:rPr>
+        <w:t>Explain how omitting it could change a reader's interpretation, and write an accurate replacement.</w:t>
       </w:r>
     </w:p>
     <w:p>
       <w:pPr>
-        <w:pStyle w:val="Heading1"/>
-      </w:pPr>
-      <w:r>
-        <w:t>08. W4 Apply a new case independently</w:t>
+        <w:pStyle w:val="Heading3"/>
+      </w:pPr>
+      <w:r>
+        <w:t>My reasoning and evidence</w:t>
       </w:r>
     </w:p>
     <w:p>
       <w:r>
-        <w:t>Two attempts, each up to 5 seconds, gap 2. Compute bound and decide whether authentication failure should retry.</w:t>
+        <w:t>________________________________________________________________</w:t>
       </w:r>
     </w:p>
     <w:p>
-      <w:pPr>
-        <w:pStyle w:val="Heading3"/>
-      </w:pPr>
-      <w:r>
-        <w:t>My reasoning and evidence</w:t>
+      <w:r>
+        <w:t>________________________________________________________________</w:t>
       </w:r>
     </w:p>
     <w:p>
@@ -579,44 +757,50 @@
       </w:r>
     </w:p>
     <w:p>
-      <w:r>
-        <w:t>________________________________________________________________</w:t>
+      <w:pPr>
+        <w:pStyle w:val="Heading1"/>
+      </w:pPr>
+      <w:r>
+        <w:t>08. W4 Apply a new case independently</w:t>
       </w:r>
     </w:p>
     <w:p>
       <w:r>
-        <w:t>________________________________________________________________</w:t>
+        <w:t>Attempt before feedback. If this repeats the selected independent case, reuse that first attempt; otherwise keep a separate record. Apply a new case independently. Apply the supplied Timeouts retries and cancellation facts and keep your reasoning.</w:t>
       </w:r>
     </w:p>
     <w:p>
-      <w:r>
-        <w:t>________________________________________________________________</w:t>
+      <w:pPr>
+        <w:spacing w:line="336" w:lineRule="auto" w:after="180"/>
+      </w:pPr>
+      <w:r>
+        <w:rPr>
+          <w:b w:val="0"/>
+        </w:rPr>
+        <w:t>Two attempts, each up to 5 seconds, gap 2. Compute bound and decide whether authentication failure should retry.</w:t>
       </w:r>
     </w:p>
     <w:p>
-      <w:r>
-        <w:t>________________________________________________________________</w:t>
+      <w:pPr>
+        <w:pStyle w:val="Heading3"/>
+      </w:pPr>
+      <w:r>
+        <w:t>My reasoning and evidence</w:t>
       </w:r>
     </w:p>
     <w:p>
-      <w:pPr>
-        <w:pStyle w:val="Heading1"/>
-      </w:pPr>
-      <w:r>
-        <w:t>09. W5 Design a revealing follow-up</w:t>
+      <w:r>
+        <w:t>________________________________________________________________</w:t>
       </w:r>
     </w:p>
     <w:p>
       <w:r>
-        <w:t>For the worked scenario, propose one additional case that could reveal a failure, describe its expected outcome before running it, and explain what would need to remain fixed for a fair comparison. Do not reuse W4 as a new final test after receiving feedback.</w:t>
+        <w:t>________________________________________________________________</w:t>
       </w:r>
     </w:p>
     <w:p>
-      <w:pPr>
-        <w:pStyle w:val="Heading3"/>
-      </w:pPr>
-      <w:r>
-        <w:t>My reasoning and evidence</w:t>
+      <w:r>
+        <w:t>________________________________________________________________</w:t>
       </w:r>
     </w:p>
     <w:p>
@@ -645,26 +829,38 @@
       </w:r>
     </w:p>
     <w:p>
-      <w:r>
-        <w:t>________________________________________________________________</w:t>
+      <w:pPr>
+        <w:pStyle w:val="Heading1"/>
+      </w:pPr>
+      <w:r>
+        <w:t>09. W5 Design a revealing follow-up</w:t>
       </w:r>
     </w:p>
     <w:p>
       <w:r>
-        <w:t>________________________________________________________________</w:t>
+        <w:t>Design a revealing follow-up. Apply the supplied Timeouts retries and cancellation facts and keep your reasoning.</w:t>
       </w:r>
     </w:p>
     <w:p>
       <w:pPr>
-        <w:pStyle w:val="Heading1"/>
-      </w:pPr>
-      <w:r>
-        <w:t>10. Project checkpoint and reflection</w:t>
+        <w:spacing w:line="336" w:lineRule="auto" w:after="180"/>
+      </w:pPr>
+      <w:r>
+        <w:rPr>
+          <w:b w:val="0"/>
+        </w:rPr>
+        <w:t>For the worked scenario, propose one additional case that could reveal a failure, describe its expected outcome before running it, and explain what would need to remain fixed for a fair comparison.</w:t>
       </w:r>
     </w:p>
     <w:p>
-      <w:r>
-        <w:t>Add a labelled timeouts retries and cancellation evidence sheet to Grounded Learning Service. Show how you can explain the mechanism and terminology of timeouts retries and cancellation. Use the supplied fictional case and keep its inputs, intermediate steps, calculation or prediction, and limitation. Connect this record to last week’s record; a matching answer without a trace is insufficient.</w:t>
+      <w:pPr>
+        <w:spacing w:line="336" w:lineRule="auto" w:after="180"/>
+      </w:pPr>
+      <w:r>
+        <w:rPr>
+          <w:b w:val="0"/>
+        </w:rPr>
+        <w:t>Do not reuse W4 as a new final test after receiving feedback.</w:t>
       </w:r>
     </w:p>
     <w:p>
@@ -672,7 +868,7 @@
         <w:pStyle w:val="Heading3"/>
       </w:pPr>
       <w:r>
-        <w:t>My project change, supporting evidence and remaining limit</w:t>
+        <w:t>My reasoning and evidence</w:t>
       </w:r>
     </w:p>
     <w:p>
@@ -706,11 +902,190 @@
       </w:r>
     </w:p>
     <w:p>
+      <w:r>
+        <w:t>________________________________________________________________</w:t>
+      </w:r>
+    </w:p>
+    <w:p>
       <w:pPr>
         <w:pStyle w:val="Heading1"/>
       </w:pPr>
       <w:r>
+        <w:t>10. Project checkpoint and reflection</w:t>
+      </w:r>
+    </w:p>
+    <w:p>
+      <w:r>
+        <w:t>Connect Timeouts retries and cancellation to Grounded Learning Service, identify a limit and choose the next useful test.</w:t>
+      </w:r>
+    </w:p>
+    <w:p>
+      <w:pPr>
+        <w:spacing w:line="336" w:lineRule="auto" w:after="180"/>
+      </w:pPr>
+      <w:r>
+        <w:rPr>
+          <w:b w:val="0"/>
+        </w:rPr>
+        <w:t xml:space="preserve">Add a labelled </w:t>
+      </w:r>
+      <w:r>
+        <w:rPr>
+          <w:b/>
+        </w:rPr>
+        <w:t>timeout</w:t>
+      </w:r>
+      <w:r>
+        <w:rPr>
+          <w:b w:val="0"/>
+        </w:rPr>
+        <w:t xml:space="preserve">s retries and </w:t>
+      </w:r>
+      <w:r>
+        <w:rPr>
+          <w:b/>
+        </w:rPr>
+        <w:t>cancellation</w:t>
+      </w:r>
+      <w:r>
+        <w:rPr>
+          <w:b w:val="0"/>
+        </w:rPr>
+        <w:t xml:space="preserve"> </w:t>
+      </w:r>
+      <w:r>
+        <w:rPr>
+          <w:b/>
+        </w:rPr>
+        <w:t>evidence</w:t>
+      </w:r>
+      <w:r>
+        <w:rPr>
+          <w:b w:val="0"/>
+        </w:rPr>
+        <w:t xml:space="preserve"> sheet to Grounded Learning Service. Show how you can explain the </w:t>
+      </w:r>
+      <w:r>
+        <w:rPr>
+          <w:b/>
+        </w:rPr>
+        <w:t>mechanism</w:t>
+      </w:r>
+      <w:r>
+        <w:rPr>
+          <w:b w:val="0"/>
+        </w:rPr>
+        <w:t xml:space="preserve"> and terminology of </w:t>
+      </w:r>
+      <w:r>
+        <w:rPr>
+          <w:b/>
+        </w:rPr>
+        <w:t>timeout</w:t>
+      </w:r>
+      <w:r>
+        <w:rPr>
+          <w:b w:val="0"/>
+        </w:rPr>
+        <w:t xml:space="preserve">s retries and </w:t>
+      </w:r>
+      <w:r>
+        <w:rPr>
+          <w:b/>
+        </w:rPr>
+        <w:t>cancellation</w:t>
+      </w:r>
+      <w:r>
+        <w:rPr>
+          <w:b w:val="0"/>
+        </w:rPr>
+        <w:t>.</w:t>
+      </w:r>
+    </w:p>
+    <w:p>
+      <w:pPr>
+        <w:spacing w:line="336" w:lineRule="auto" w:after="180"/>
+      </w:pPr>
+      <w:r>
+        <w:rPr>
+          <w:b w:val="0"/>
+        </w:rPr>
+        <w:t xml:space="preserve">Use the supplied fictional case and keep its </w:t>
+      </w:r>
+      <w:r>
+        <w:rPr>
+          <w:b/>
+        </w:rPr>
+        <w:t>input</w:t>
+      </w:r>
+      <w:r>
+        <w:rPr>
+          <w:b w:val="0"/>
+        </w:rPr>
+        <w:t xml:space="preserve">s, intermediate steps, calculation or </w:t>
+      </w:r>
+      <w:r>
+        <w:rPr>
+          <w:b/>
+        </w:rPr>
+        <w:t>prediction</w:t>
+      </w:r>
+      <w:r>
+        <w:rPr>
+          <w:b w:val="0"/>
+        </w:rPr>
+        <w:t>, and limitation. Connect this record to last week’s record; a matching answer without a trace is insufficient.</w:t>
+      </w:r>
+    </w:p>
+    <w:p>
+      <w:pPr>
+        <w:pStyle w:val="Heading3"/>
+      </w:pPr>
+      <w:r>
+        <w:t>My project change, supporting evidence and remaining limit</w:t>
+      </w:r>
+    </w:p>
+    <w:p>
+      <w:r>
+        <w:t>________________________________________________________________</w:t>
+      </w:r>
+    </w:p>
+    <w:p>
+      <w:r>
+        <w:t>________________________________________________________________</w:t>
+      </w:r>
+    </w:p>
+    <w:p>
+      <w:r>
+        <w:t>________________________________________________________________</w:t>
+      </w:r>
+    </w:p>
+    <w:p>
+      <w:r>
+        <w:t>________________________________________________________________</w:t>
+      </w:r>
+    </w:p>
+    <w:p>
+      <w:r>
+        <w:t>________________________________________________________________</w:t>
+      </w:r>
+    </w:p>
+    <w:p>
+      <w:r>
+        <w:t>________________________________________________________________</w:t>
+      </w:r>
+    </w:p>
+    <w:p>
+      <w:pPr>
+        <w:pStyle w:val="Heading1"/>
+      </w:pPr>
+      <w:r>
         <w:t>11. Feedback, return check and learning record</w:t>
+      </w:r>
+    </w:p>
+    <w:p>
+      <w:r>
+        <w:t>Record the first repaired step and a different case to revisit after a delay.</w:t>
       </w:r>
     </w:p>
     <w:tbl>
@@ -850,7 +1225,13 @@
       </w:tr>
     </w:tbl>
     <w:p>
-      <w:r>
+      <w:pPr>
+        <w:spacing w:line="336" w:lineRule="auto" w:after="180"/>
+      </w:pPr>
+      <w:r>
+        <w:rPr>
+          <w:b w:val="0"/>
+        </w:rPr>
         <w:t>Revisit this idea with your teacher after a delay. Familiarity is different from explaining and using it on a changed case.</w:t>
       </w:r>
     </w:p>
@@ -864,12 +1245,53 @@
     </w:p>
     <w:p>
       <w:r>
-        <w:t>Retry within declared limits. A read-only lookup allows two attempts of at most one second each. Cancellation forbids further attempts.</w:t>
+        <w:t>Retry within declared limits. A read-only lookup allows two attempts of at most one second each. Cancellation forbids further attempts. Explain the labelled step before checking the changed condition.</w:t>
       </w:r>
     </w:p>
     <w:p>
-      <w:r>
-        <w:t>First attempt times out at 1 second. Second succeeds in 0.4 seconds. Ignore overhead. No cancellation occurs.</w:t>
+      <w:pPr>
+        <w:spacing w:line="336" w:lineRule="auto" w:after="180"/>
+      </w:pPr>
+      <w:r>
+        <w:rPr>
+          <w:b w:val="0"/>
+        </w:rPr>
+        <w:t xml:space="preserve">Retry within declared limits. A read-only lookup allows two attempts of at most one second each. </w:t>
+      </w:r>
+      <w:r>
+        <w:rPr>
+          <w:b/>
+        </w:rPr>
+        <w:t>Cancellation</w:t>
+      </w:r>
+      <w:r>
+        <w:rPr>
+          <w:b w:val="0"/>
+        </w:rPr>
+        <w:t xml:space="preserve"> forbids further attempts.</w:t>
+      </w:r>
+    </w:p>
+    <w:p>
+      <w:pPr>
+        <w:spacing w:line="336" w:lineRule="auto" w:after="180"/>
+      </w:pPr>
+      <w:r>
+        <w:rPr>
+          <w:b w:val="0"/>
+        </w:rPr>
+        <w:t xml:space="preserve">First attempt times out at 1 second. Second succeeds in 0.4 seconds. Ignore overhead. No </w:t>
+      </w:r>
+      <w:r>
+        <w:rPr>
+          <w:b/>
+        </w:rPr>
+        <w:t>cancellation</w:t>
+      </w:r>
+      <w:r>
+        <w:rPr>
+          <w:b w:val="0"/>
+        </w:rPr>
+        <w:t xml:space="preserve"> occurs.</w:t>
       </w:r>
     </w:p>
     <w:p>
@@ -909,8 +1331,39 @@
       </w:r>
     </w:p>
     <w:p>
-      <w:r>
-        <w:t>Calculate waiting time for a one-second timeout followed by a 0.4-second success. What changes if cancellation arrives after the first attempt but before the retry?</w:t>
+      <w:pPr>
+        <w:spacing w:line="336" w:lineRule="auto" w:after="180"/>
+        <w:shd w:fill="F5F1FB"/>
+      </w:pPr>
+      <w:r>
+        <w:rPr>
+          <w:b w:val="0"/>
+        </w:rPr>
+        <w:t xml:space="preserve">Calculate waiting time for a one-second </w:t>
+      </w:r>
+      <w:r>
+        <w:rPr>
+          <w:b/>
+        </w:rPr>
+        <w:t>timeout</w:t>
+      </w:r>
+      <w:r>
+        <w:rPr>
+          <w:b w:val="0"/>
+        </w:rPr>
+        <w:t xml:space="preserve"> followed by a 0.4-second success. What changes if </w:t>
+      </w:r>
+      <w:r>
+        <w:rPr>
+          <w:b/>
+        </w:rPr>
+        <w:t>cancellation</w:t>
+      </w:r>
+      <w:r>
+        <w:rPr>
+          <w:b w:val="0"/>
+        </w:rPr>
+        <w:t xml:space="preserve"> arrives after the first attempt but before the retry?</w:t>
       </w:r>
     </w:p>
     <w:p>
@@ -952,36 +1405,116 @@
       </w:r>
     </w:p>
     <w:p>
-      <w:r>
-        <w:t>Support used: alone / hint / worked example. This record is practice evidence.</w:t>
+      <w:pPr>
+        <w:pStyle w:val="Heading3"/>
+      </w:pPr>
+      <w:r>
+        <w:t>Record the help used</w:t>
       </w:r>
     </w:p>
     <w:p>
-      <w:r>
-        <w:t>Project connection: For the Grounded Learning Service, retain an annotated trace and the changed-case result. Name the contract or evidence that makes the deciding step valid, so another team can review it.</w:t>
+      <w:pPr>
+        <w:spacing w:line="336" w:lineRule="auto" w:after="180"/>
+        <w:shd w:fill="F1F6F8"/>
+      </w:pPr>
+      <w:r>
+        <w:rPr>
+          <w:b w:val="0"/>
+        </w:rPr>
+        <w:t xml:space="preserve">Support used: alone / hint / worked example. This record is practice </w:t>
+      </w:r>
+      <w:r>
+        <w:rPr>
+          <w:b/>
+        </w:rPr>
+        <w:t>evidence</w:t>
+      </w:r>
+      <w:r>
+        <w:rPr>
+          <w:b w:val="0"/>
+        </w:rPr>
+        <w:t>.</w:t>
       </w:r>
     </w:p>
     <w:p>
       <w:pPr>
-        <w:pStyle w:val="Heading1"/>
-      </w:pPr>
-      <w:r>
-        <w:t>13. Project portfolio milestone</w:t>
+        <w:spacing w:line="336" w:lineRule="auto" w:after="180"/>
+      </w:pPr>
+      <w:r>
+        <w:rPr>
+          <w:b w:val="0"/>
+        </w:rPr>
+        <w:t xml:space="preserve">Project connection: For the Grounded Learning Service, retain an annotated trace and the changed-case result. Name the contract or </w:t>
+      </w:r>
+      <w:r>
+        <w:rPr>
+          <w:b/>
+        </w:rPr>
+        <w:t>evidence</w:t>
+      </w:r>
+      <w:r>
+        <w:rPr>
+          <w:b w:val="0"/>
+        </w:rPr>
+        <w:t xml:space="preserve"> that makes the deciding step valid, so another team can review it.</w:t>
       </w:r>
     </w:p>
     <w:p>
-      <w:r>
-        <w:t>Project: Grounded Learning Service</w:t>
+      <w:pPr>
+        <w:pStyle w:val="Heading1"/>
+      </w:pPr>
+      <w:r>
+        <w:t>13. Project portfolio milestone</w:t>
       </w:r>
     </w:p>
     <w:p>
       <w:r>
-        <w:t>Current milestone: Test changed cases. Keep normal, boundary and failure cases; compare expected and observed results.</w:t>
+        <w:t>Keep this week’s input, deciding step, result and limit together in the Grounded Learning Service record.</w:t>
       </w:r>
     </w:p>
     <w:p>
-      <w:r>
-        <w:t>For the Grounded Learning Service, retain an annotated trace and the changed-case result. Name the contract or evidence that makes the deciding step valid, so another team can review it.</w:t>
+      <w:pPr>
+        <w:spacing w:line="336" w:lineRule="auto" w:after="180"/>
+      </w:pPr>
+      <w:r>
+        <w:rPr>
+          <w:b w:val="0"/>
+        </w:rPr>
+        <w:t>Project: Grounded Learning Service</w:t>
+      </w:r>
+    </w:p>
+    <w:p>
+      <w:pPr>
+        <w:spacing w:line="336" w:lineRule="auto" w:after="180"/>
+      </w:pPr>
+      <w:r>
+        <w:rPr>
+          <w:b w:val="0"/>
+        </w:rPr>
+        <w:t>Current milestone: Test changed cases. Keep normal, boundary and failure cases; compare expected and observed results.</w:t>
+      </w:r>
+    </w:p>
+    <w:p>
+      <w:pPr>
+        <w:spacing w:line="336" w:lineRule="auto" w:after="180"/>
+      </w:pPr>
+      <w:r>
+        <w:rPr>
+          <w:b w:val="0"/>
+        </w:rPr>
+        <w:t xml:space="preserve">For the Grounded Learning Service, retain an annotated trace and the changed-case result. Name the contract or </w:t>
+      </w:r>
+      <w:r>
+        <w:rPr>
+          <w:b/>
+        </w:rPr>
+        <w:t>evidence</w:t>
+      </w:r>
+      <w:r>
+        <w:rPr>
+          <w:b w:val="0"/>
+        </w:rPr>
+        <w:t xml:space="preserve"> that makes the deciding step valid, so another team can review it.</w:t>
       </w:r>
     </w:p>
     <w:tbl>
@@ -1143,53 +1676,104 @@
     </w:p>
     <w:p>
       <w:r>
-        <w:t>Use this supported practice once, in the browser or on paper. Keep the reserved independent assessment for a separate first attempt before teacher feedback.</w:t>
+        <w:t>Try the supported questions before comparing with hints and feedback. Record what you repaired and the evidence you retained.</w:t>
       </w:r>
     </w:p>
     <w:p>
-      <w:r>
-        <w:t>Retry within declared limits. A read-only lookup allows two attempts of at most one second each. Cancellation forbids further attempts.</w:t>
+      <w:pPr>
+        <w:spacing w:line="336" w:lineRule="auto" w:after="180"/>
+      </w:pPr>
+      <w:r>
+        <w:rPr>
+          <w:b w:val="0"/>
+        </w:rPr>
+        <w:t>Use this supported practice once, in the browser or on paper. Keep the reserved independent assessment for a separate first attempt before teacher feedback.</w:t>
       </w:r>
     </w:p>
     <w:p>
       <w:pPr>
-        <w:pStyle w:val="Heading3"/>
-      </w:pPr>
-      <w:r>
-        <w:t>Practice 1: explain the deciding evidence</w:t>
+        <w:spacing w:line="336" w:lineRule="auto" w:after="180"/>
+      </w:pPr>
+      <w:r>
+        <w:rPr>
+          <w:b w:val="0"/>
+        </w:rPr>
+        <w:t xml:space="preserve">Retry within declared limits. A read-only lookup allows two attempts of at most one second each. </w:t>
+      </w:r>
+      <w:r>
+        <w:rPr>
+          <w:b/>
+        </w:rPr>
+        <w:t>Cancellation</w:t>
+      </w:r>
+      <w:r>
+        <w:rPr>
+          <w:b w:val="0"/>
+        </w:rPr>
+        <w:t xml:space="preserve"> forbids further attempts.</w:t>
       </w:r>
     </w:p>
     <w:p>
-      <w:r>
-        <w:t>Which labelled step matches this detail? Accept the checked record; total waiting is 1.4 seconds.</w:t>
+      <w:pPr>
+        <w:pStyle w:val="Heading3"/>
+      </w:pPr>
+      <w:r>
+        <w:t>Practice 1: explain the deciding evidence</w:t>
       </w:r>
     </w:p>
     <w:p>
-      <w:r>
-        <w:t>1. Complete next attempt</w:t>
+      <w:pPr>
+        <w:spacing w:line="336" w:lineRule="auto" w:after="180"/>
+      </w:pPr>
+      <w:r>
+        <w:rPr>
+          <w:b w:val="0"/>
+        </w:rPr>
+        <w:t>Which labelled step matches this detail? Accept the checked record; total waiting is 1.4 seconds.</w:t>
       </w:r>
     </w:p>
     <w:p>
-      <w:r>
-        <w:t>2. Bound first wait</w:t>
+      <w:pPr>
+        <w:spacing w:line="336" w:lineRule="auto" w:after="180"/>
+        <w:shd w:fill="F4F9FC"/>
+      </w:pPr>
+      <w:r>
+        <w:rPr>
+          <w:b w:val="0"/>
+        </w:rPr>
+        <w:t>1. Complete next attempt</w:t>
       </w:r>
     </w:p>
     <w:p>
-      <w:r>
-        <w:t>3. Check retry</w:t>
+      <w:pPr>
+        <w:spacing w:line="336" w:lineRule="auto" w:after="180"/>
+        <w:shd w:fill="F4F9FC"/>
+      </w:pPr>
+      <w:r>
+        <w:rPr>
+          <w:b w:val="0"/>
+        </w:rPr>
+        <w:t>2. Bound first wait</w:t>
       </w:r>
     </w:p>
     <w:p>
       <w:pPr>
-        <w:pStyle w:val="Heading3"/>
-      </w:pPr>
-      <w:r>
-        <w:t>My selected conclusion, deciding fact and explanation</w:t>
+        <w:spacing w:line="336" w:lineRule="auto" w:after="180"/>
+        <w:shd w:fill="F4F9FC"/>
+      </w:pPr>
+      <w:r>
+        <w:rPr>
+          <w:b w:val="0"/>
+        </w:rPr>
+        <w:t>3. Check retry</w:t>
       </w:r>
     </w:p>
     <w:p>
-      <w:r>
-        <w:t>________________________________________________________________</w:t>
+      <w:pPr>
+        <w:pStyle w:val="Heading3"/>
+      </w:pPr>
+      <w:r>
+        <w:t>My selected conclusion, deciding fact and explanation</w:t>
       </w:r>
     </w:p>
     <w:p>
@@ -1214,40 +1798,91 @@
     </w:p>
     <w:p>
       <w:r>
-        <w:t>Hint if needed: Read the steps in the pictorial case. Match the supplied detail to the stage that performs or records it.</w:t>
+        <w:t>________________________________________________________________</w:t>
       </w:r>
     </w:p>
     <w:p>
-      <w:r>
-        <w:t>After your attempt, compare with the supported explanation: Complete next attempt Accept the checked record; total waiting is 1.4 seconds. A timeout bounds waiting; a retry tries again; cancellation withdraws the request. They are separate conditions on the next action.</w:t>
+      <w:pPr>
+        <w:pStyle w:val="Heading3"/>
+      </w:pPr>
+      <w:r>
+        <w:t>Hint · try first</w:t>
       </w:r>
     </w:p>
     <w:p>
       <w:pPr>
-        <w:pStyle w:val="Heading3"/>
-      </w:pPr>
-      <w:r>
-        <w:t>Practice 2: explain the deciding evidence</w:t>
+        <w:spacing w:line="336" w:lineRule="auto" w:after="180"/>
+        <w:shd w:fill="F1F6F8"/>
+      </w:pPr>
+      <w:r>
+        <w:rPr>
+          <w:b w:val="0"/>
+        </w:rPr>
+        <w:t>Hint if needed: Read the steps in the pictorial case. Match the supplied detail to the stage that performs or records it.</w:t>
       </w:r>
     </w:p>
     <w:p>
-      <w:r>
-        <w:t>Changed-case practice: Cancellation arrives after the first timeout. Which conclusion is supported by the supplied facts?</w:t>
+      <w:pPr>
+        <w:pStyle w:val="Heading3"/>
+      </w:pPr>
+      <w:r>
+        <w:t>Feedback · compare after trying</w:t>
       </w:r>
     </w:p>
     <w:p>
-      <w:r>
-        <w:t>1. We can decide the result without examining the changed input or the procedure.</w:t>
+      <w:pPr>
+        <w:spacing w:line="336" w:lineRule="auto" w:after="180"/>
+        <w:shd w:fill="F1F6FC"/>
+      </w:pPr>
+      <w:r>
+        <w:rPr>
+          <w:b w:val="0"/>
+        </w:rPr>
+        <w:t xml:space="preserve">After your attempt, compare with the supported explanation: Complete next attempt Accept the checked record; total waiting is 1.4 seconds. A </w:t>
+      </w:r>
+      <w:r>
+        <w:rPr>
+          <w:b/>
+        </w:rPr>
+        <w:t>timeout</w:t>
+      </w:r>
+      <w:r>
+        <w:rPr>
+          <w:b w:val="0"/>
+        </w:rPr>
+        <w:t xml:space="preserve"> bounds waiting; a retry tries again; </w:t>
+      </w:r>
+      <w:r>
+        <w:rPr>
+          <w:b/>
+        </w:rPr>
+        <w:t>cancellation</w:t>
+      </w:r>
+      <w:r>
+        <w:rPr>
+          <w:b w:val="0"/>
+        </w:rPr>
+        <w:t xml:space="preserve"> withdraws the request.</w:t>
       </w:r>
     </w:p>
     <w:p>
-      <w:r>
-        <w:t>2. Do not start the second attempt.</w:t>
+      <w:pPr>
+        <w:spacing w:line="336" w:lineRule="auto" w:after="180"/>
+        <w:shd w:fill="F1F6FC"/>
+      </w:pPr>
+      <w:r>
+        <w:rPr>
+          <w:b w:val="0"/>
+        </w:rPr>
+        <w:t>They are separate conditions on the next action.</w:t>
       </w:r>
     </w:p>
     <w:p>
-      <w:r>
-        <w:t>3. This one example guarantees correct results for every future input.</w:t>
+      <w:pPr>
+        <w:pStyle w:val="Heading3"/>
+      </w:pPr>
+      <w:r>
+        <w:t>Practice 2: explain the deciding evidence</w:t>
       </w:r>
     </w:p>
     <w:p>
@@ -1255,104 +1890,1277 @@
         <w:pStyle w:val="Heading3"/>
       </w:pPr>
       <w:r>
-        <w:t>My selected conclusion, deciding fact and explanation</w:t>
+        <w:t>Changed case · predict first</w:t>
       </w:r>
     </w:p>
     <w:p>
-      <w:r>
-        <w:t>________________________________________________________________</w:t>
+      <w:pPr>
+        <w:spacing w:line="336" w:lineRule="auto" w:after="180"/>
+        <w:shd w:fill="F5F1FB"/>
+      </w:pPr>
+      <w:r>
+        <w:rPr>
+          <w:b w:val="0"/>
+        </w:rPr>
+        <w:t xml:space="preserve">Changed-case practice: </w:t>
+      </w:r>
+      <w:r>
+        <w:rPr>
+          <w:b/>
+        </w:rPr>
+        <w:t>Cancellation</w:t>
+      </w:r>
+      <w:r>
+        <w:rPr>
+          <w:b w:val="0"/>
+        </w:rPr>
+        <w:t xml:space="preserve"> arrives after the first </w:t>
+      </w:r>
+      <w:r>
+        <w:rPr>
+          <w:b/>
+        </w:rPr>
+        <w:t>timeout</w:t>
+      </w:r>
+      <w:r>
+        <w:rPr>
+          <w:b w:val="0"/>
+        </w:rPr>
+        <w:t>. Which conclusion is supported by the supplied facts?</w:t>
       </w:r>
     </w:p>
     <w:p>
-      <w:r>
-        <w:t>________________________________________________________________</w:t>
+      <w:pPr>
+        <w:spacing w:line="336" w:lineRule="auto" w:after="180"/>
+        <w:shd w:fill="F4F9FC"/>
+      </w:pPr>
+      <w:r>
+        <w:rPr>
+          <w:b w:val="0"/>
+        </w:rPr>
+        <w:t xml:space="preserve">1. We can decide the result without examining the changed </w:t>
+      </w:r>
+      <w:r>
+        <w:rPr>
+          <w:b/>
+        </w:rPr>
+        <w:t>input</w:t>
+      </w:r>
+      <w:r>
+        <w:rPr>
+          <w:b w:val="0"/>
+        </w:rPr>
+        <w:t xml:space="preserve"> or the procedure.</w:t>
       </w:r>
     </w:p>
     <w:p>
-      <w:r>
-        <w:t>________________________________________________________________</w:t>
+      <w:pPr>
+        <w:spacing w:line="336" w:lineRule="auto" w:after="180"/>
+        <w:shd w:fill="F4F9FC"/>
+      </w:pPr>
+      <w:r>
+        <w:rPr>
+          <w:b w:val="0"/>
+        </w:rPr>
+        <w:t>2. Do not start the second attempt.</w:t>
       </w:r>
     </w:p>
     <w:p>
-      <w:r>
-        <w:t>________________________________________________________________</w:t>
+      <w:pPr>
+        <w:spacing w:line="336" w:lineRule="auto" w:after="180"/>
+        <w:shd w:fill="F4F9FC"/>
+      </w:pPr>
+      <w:r>
+        <w:rPr>
+          <w:b w:val="0"/>
+        </w:rPr>
+        <w:t xml:space="preserve">3. This one example guarantees correct results for every future </w:t>
+      </w:r>
+      <w:r>
+        <w:rPr>
+          <w:b/>
+        </w:rPr>
+        <w:t>input</w:t>
+      </w:r>
+      <w:r>
+        <w:rPr>
+          <w:b w:val="0"/>
+        </w:rPr>
+        <w:t>.</w:t>
       </w:r>
     </w:p>
     <w:p>
-      <w:r>
-        <w:t>________________________________________________________________</w:t>
+      <w:pPr>
+        <w:pStyle w:val="Heading3"/>
+      </w:pPr>
+      <w:r>
+        <w:t>My selected conclusion, deciding fact and explanation</w:t>
       </w:r>
     </w:p>
     <w:p>
       <w:r>
-        <w:t>Hint if needed: Use the changed condition and the deciding step in the pictorial trace. The answer must say what follows from those facts.</w:t>
+        <w:t>________________________________________________________________</w:t>
       </w:r>
     </w:p>
     <w:p>
       <w:r>
-        <w:t>After your attempt, compare with the supported explanation: Do not start the second attempt. Cancellation overrides the unused retry allowance.</w:t>
+        <w:t>________________________________________________________________</w:t>
       </w:r>
     </w:p>
     <w:p>
-      <w:pPr>
-        <w:pStyle w:val="Heading3"/>
-      </w:pPr>
-      <w:r>
-        <w:t>Repair a missing building block</w:t>
+      <w:r>
+        <w:t>________________________________________________________________</w:t>
       </w:r>
     </w:p>
     <w:p>
       <w:r>
-        <w:t>Review Approval gates and idempotency (ai-6/15). Goal: Explain the mechanism and terminology of approval gates and idempotency. Short practice: Trace the two deliveries of approved K9. How many reservations should occur, and why can a new K10 for desk 5 not borrow K9’s approval?. Return to this week and explain what you changed.</w:t>
+        <w:t>________________________________________________________________</w:t>
       </w:r>
     </w:p>
     <w:p>
       <w:r>
-        <w:t>Review State machines for bounded agents (ai-6/13). Goal: Explain the mechanism and terminology of state machines for bounded agents. Short practice: Trace A and B through the state diagram. Name B’s forbidden transition and explain whether adding checking→querying permits that shortcut.. Return to this week and explain what you changed.</w:t>
+        <w:t>________________________________________________________________</w:t>
       </w:r>
     </w:p>
     <w:p>
-      <w:r>
-        <w:t>Review Evaluation pipelines (ai-6/10). Goal: Explain the mechanism and terminology of evaluation pipelines. Short practice: Calculate A’s and B’s correct rates on all four cases. Identify their shared failure and explain why removing that case after scoring changes the honesty of the comparison.. Return to this week and explain what you changed.</w:t>
+      <w:pPr>
+        <w:pStyle w:val="Heading3"/>
+      </w:pPr>
+      <w:r>
+        <w:t>Hint · try first</w:t>
       </w:r>
     </w:p>
     <w:p>
       <w:pPr>
-        <w:pStyle w:val="Heading3"/>
-      </w:pPr>
-      <w:r>
-        <w:t>Predict, run and debug</w:t>
+        <w:spacing w:line="336" w:lineRule="auto" w:after="180"/>
+        <w:shd w:fill="F1F6F8"/>
+      </w:pPr>
+      <w:r>
+        <w:rPr>
+          <w:b w:val="0"/>
+        </w:rPr>
+        <w:t>Hint if needed: Use the changed condition and the deciding step in the pictorial trace. The answer must say what follows from those facts.</w:t>
       </w:r>
     </w:p>
     <w:p>
-      <w:r>
-        <w:t>The browser lab lets you edit the supported Python examples already included in this lesson. Predict first, run, inspect the actual output or error, change one input, then run again. Keep code, predictions, actual results and a reasoned revision together. On paper, label your result as a trace rather than an execution.</w:t>
+      <w:pPr>
+        <w:pStyle w:val="Heading3"/>
+      </w:pPr>
+      <w:r>
+        <w:t>Feedback · compare after trying</w:t>
       </w:r>
     </w:p>
     <w:p>
       <w:pPr>
-        <w:pStyle w:val="Heading3"/>
-      </w:pPr>
-      <w:r>
-        <w:t>Keep your completed work</w:t>
+        <w:spacing w:line="336" w:lineRule="auto" w:after="180"/>
+        <w:shd w:fill="F1F6FC"/>
+      </w:pPr>
+      <w:r>
+        <w:rPr>
+          <w:b w:val="0"/>
+        </w:rPr>
+        <w:t xml:space="preserve">After your attempt, compare with the supported explanation: Do not start the second attempt. </w:t>
+      </w:r>
+      <w:r>
+        <w:rPr>
+          <w:b/>
+        </w:rPr>
+        <w:t>Cancellation</w:t>
+      </w:r>
+      <w:r>
+        <w:rPr>
+          <w:b w:val="0"/>
+        </w:rPr>
+        <w:t xml:space="preserve"> overrides the unused retry allowance.</w:t>
       </w:r>
     </w:p>
     <w:p>
-      <w:r>
-        <w:t>Use Download completed work in the hosted lesson to export your answers, reflections, practice feedback and code-run evidence. Open the HTML copy to read or print it. Drafts stay in this browser when storage is available; clear drafts on a shared device.</w:t>
+      <w:pPr>
+        <w:pStyle w:val="Heading3"/>
+      </w:pPr>
+      <w:r>
+        <w:t>Repair a missing building block</w:t>
       </w:r>
     </w:p>
     <w:p>
       <w:pPr>
-        <w:pStyle w:val="Heading3"/>
-      </w:pPr>
-      <w:r>
-        <w:t>What I repaired, the evidence I kept and the next test</w:t>
+        <w:spacing w:line="336" w:lineRule="auto" w:after="180"/>
+      </w:pPr>
+      <w:r>
+        <w:rPr>
+          <w:b w:val="0"/>
+        </w:rPr>
+        <w:t xml:space="preserve">Review Approval gates and idempotency (ai-6/15). Goal: Explain the </w:t>
+      </w:r>
+      <w:r>
+        <w:rPr>
+          <w:b/>
+        </w:rPr>
+        <w:t>mechanism</w:t>
+      </w:r>
+      <w:r>
+        <w:rPr>
+          <w:b w:val="0"/>
+        </w:rPr>
+        <w:t xml:space="preserve"> and terminology of approval gates and idempotency. Short practice: Trace the two deliveries of approved K9.</w:t>
       </w:r>
     </w:p>
     <w:p>
+      <w:pPr>
+        <w:spacing w:line="336" w:lineRule="auto" w:after="180"/>
+      </w:pPr>
+      <w:r>
+        <w:rPr>
+          <w:b w:val="0"/>
+        </w:rPr>
+        <w:t>How many reservations should occur, and why can a new K10 for desk 5 not borrow K9’s approval?. Return to this week and explain what you changed.</w:t>
+      </w:r>
+    </w:p>
+    <w:p>
+      <w:pPr>
+        <w:spacing w:line="336" w:lineRule="auto" w:after="180"/>
+      </w:pPr>
+      <w:r>
+        <w:rPr>
+          <w:b w:val="0"/>
+        </w:rPr>
+        <w:t xml:space="preserve">Review State machines for bounded agents (ai-6/13). Goal: Explain the </w:t>
+      </w:r>
+      <w:r>
+        <w:rPr>
+          <w:b/>
+        </w:rPr>
+        <w:t>mechanism</w:t>
+      </w:r>
+      <w:r>
+        <w:rPr>
+          <w:b w:val="0"/>
+        </w:rPr>
+        <w:t xml:space="preserve"> and terminology of state machines for bounded agents. Short practice: Trace A and B through the state diagram.</w:t>
+      </w:r>
+    </w:p>
+    <w:p>
+      <w:pPr>
+        <w:spacing w:line="336" w:lineRule="auto" w:after="180"/>
+      </w:pPr>
+      <w:r>
+        <w:rPr>
+          <w:b w:val="0"/>
+        </w:rPr>
+        <w:t>Name B’s forbidden transition and explain whether adding checking→querying permits that shortcut.. Return to this week and explain what you changed.</w:t>
+      </w:r>
+    </w:p>
+    <w:p>
+      <w:pPr>
+        <w:spacing w:line="336" w:lineRule="auto" w:after="180"/>
+      </w:pPr>
+      <w:r>
+        <w:rPr>
+          <w:b w:val="0"/>
+        </w:rPr>
+        <w:t xml:space="preserve">Review Evaluation pipelines (ai-6/10). Goal: Explain the </w:t>
+      </w:r>
+      <w:r>
+        <w:rPr>
+          <w:b/>
+        </w:rPr>
+        <w:t>mechanism</w:t>
+      </w:r>
+      <w:r>
+        <w:rPr>
+          <w:b w:val="0"/>
+        </w:rPr>
+        <w:t xml:space="preserve"> and terminology of evaluation pipelines. Short practice: Calculate A’s and B’s correct rates on all four cases.</w:t>
+      </w:r>
+    </w:p>
+    <w:p>
+      <w:pPr>
+        <w:spacing w:line="336" w:lineRule="auto" w:after="180"/>
+      </w:pPr>
+      <w:r>
+        <w:rPr>
+          <w:b w:val="0"/>
+        </w:rPr>
+        <w:t>Identify their shared failure and explain why removing that case after scoring changes the honesty of the comparison.. Return to this week and explain what you changed.</w:t>
+      </w:r>
+    </w:p>
+    <w:p>
+      <w:pPr>
+        <w:pStyle w:val="Heading3"/>
+      </w:pPr>
+      <w:r>
+        <w:t>Predict, run and debug</w:t>
+      </w:r>
+    </w:p>
+    <w:p>
+      <w:pPr>
+        <w:spacing w:line="336" w:lineRule="auto" w:after="180"/>
+      </w:pPr>
+      <w:r>
+        <w:rPr>
+          <w:b w:val="0"/>
+        </w:rPr>
+        <w:t xml:space="preserve">The browser lab lets you edit the supported Python examples already included in this lesson. Predict first, run, inspect the actual </w:t>
+      </w:r>
+      <w:r>
+        <w:rPr>
+          <w:b/>
+        </w:rPr>
+        <w:t>output</w:t>
+      </w:r>
+      <w:r>
+        <w:rPr>
+          <w:b w:val="0"/>
+        </w:rPr>
+        <w:t xml:space="preserve"> or error, change one </w:t>
+      </w:r>
+      <w:r>
+        <w:rPr>
+          <w:b/>
+        </w:rPr>
+        <w:t>input</w:t>
+      </w:r>
+      <w:r>
+        <w:rPr>
+          <w:b w:val="0"/>
+        </w:rPr>
+        <w:t>, then run again.</w:t>
+      </w:r>
+    </w:p>
+    <w:p>
+      <w:pPr>
+        <w:spacing w:line="336" w:lineRule="auto" w:after="180"/>
+      </w:pPr>
+      <w:r>
+        <w:rPr>
+          <w:b w:val="0"/>
+        </w:rPr>
+        <w:t xml:space="preserve">Keep code, </w:t>
+      </w:r>
+      <w:r>
+        <w:rPr>
+          <w:b/>
+        </w:rPr>
+        <w:t>prediction</w:t>
+      </w:r>
+      <w:r>
+        <w:rPr>
+          <w:b w:val="0"/>
+        </w:rPr>
+        <w:t>s, actual results and a reasoned revision together. On paper, label your result as a trace rather than an execution.</w:t>
+      </w:r>
+    </w:p>
+    <w:p>
+      <w:pPr>
+        <w:pStyle w:val="Heading3"/>
+      </w:pPr>
+      <w:r>
+        <w:t>Keep your completed work</w:t>
+      </w:r>
+    </w:p>
+    <w:p>
+      <w:pPr>
+        <w:spacing w:line="336" w:lineRule="auto" w:after="180"/>
+      </w:pPr>
+      <w:r>
+        <w:rPr>
+          <w:b w:val="0"/>
+        </w:rPr>
+        <w:t xml:space="preserve">Use Download completed work in the hosted lesson to export your answers, reflections, practice feedback and code-run </w:t>
+      </w:r>
+      <w:r>
+        <w:rPr>
+          <w:b/>
+        </w:rPr>
+        <w:t>evidence</w:t>
+      </w:r>
+      <w:r>
+        <w:rPr>
+          <w:b w:val="0"/>
+        </w:rPr>
+        <w:t>. Open the HTML copy to read or print it.</w:t>
+      </w:r>
+    </w:p>
+    <w:p>
+      <w:pPr>
+        <w:spacing w:line="336" w:lineRule="auto" w:after="180"/>
+      </w:pPr>
+      <w:r>
+        <w:rPr>
+          <w:b w:val="0"/>
+        </w:rPr>
+        <w:t>Drafts stay in this browser when storage is available; clear drafts on a shared device.</w:t>
+      </w:r>
+    </w:p>
+    <w:p>
+      <w:pPr>
+        <w:pStyle w:val="Heading3"/>
+      </w:pPr>
+      <w:r>
+        <w:t>What I repaired, the evidence I kept and the next test</w:t>
+      </w:r>
+    </w:p>
+    <w:p>
       <w:r>
         <w:t>________________________________________________________________</w:t>
+      </w:r>
+    </w:p>
+    <w:p>
+      <w:r>
+        <w:t>________________________________________________________________</w:t>
+      </w:r>
+    </w:p>
+    <w:p>
+      <w:r>
+        <w:t>________________________________________________________________</w:t>
+      </w:r>
+    </w:p>
+    <w:p>
+      <w:r>
+        <w:t>________________________________________________________________</w:t>
+      </w:r>
+    </w:p>
+    <w:p>
+      <w:r>
+        <w:t>________________________________________________________________</w:t>
+      </w:r>
+    </w:p>
+    <w:p>
+      <w:pPr>
+        <w:pStyle w:val="Heading1"/>
+      </w:pPr>
+      <w:r>
+        <w:t>15. Visual concept journey</w:t>
+      </w:r>
+    </w:p>
+    <w:p>
+      <w:r>
+        <w:t>Explain each Timeouts retries and cancellation picture from its labels, then record a relevant limit.</w:t>
+      </w:r>
+    </w:p>
+    <w:p>
+      <w:pPr>
+        <w:pStyle w:val="Heading3"/>
+      </w:pPr>
+      <w:r>
+        <w:t>01. Timeouts retries and cancellation: the case</w:t>
+      </w:r>
+    </w:p>
+    <w:p>
+      <w:r>
+        <w:drawing>
+          <wp:inline xmlns:a="http://schemas.openxmlformats.org/drawingml/2006/main" xmlns:pic="http://schemas.openxmlformats.org/drawingml/2006/picture">
+            <wp:extent cx="5486400" cy="2834640"/>
+            <wp:docPr id="2" name="Picture 2" descr="Retry within declared limits. A read-only lookup allows two attempts of at most one second each. Cancellation forbids further attempts. Supplied facts: First attempt times out at 1 second. Second succeeds in 0.4 seconds. Ignore overhead. No cancellation occurs."/>
+            <wp:cNvGraphicFramePr>
+              <a:graphicFrameLocks noChangeAspect="1"/>
+            </wp:cNvGraphicFramePr>
+            <a:graphic>
+              <a:graphicData uri="http://schemas.openxmlformats.org/drawingml/2006/picture">
+                <pic:pic>
+                  <pic:nvPicPr>
+                    <pic:cNvPr id="0" name="academy-story-ai-6-16-01.png"/>
+                    <pic:cNvPicPr/>
+                  </pic:nvPicPr>
+                  <pic:blipFill>
+                    <a:blip r:embed="rId10"/>
+                    <a:stretch>
+                      <a:fillRect/>
+                    </a:stretch>
+                  </pic:blipFill>
+                  <pic:spPr>
+                    <a:xfrm>
+                      <a:off x="0" y="0"/>
+                      <a:ext cx="5486400" cy="2834640"/>
+                    </a:xfrm>
+                    <a:prstGeom prst="rect"/>
+                  </pic:spPr>
+                </pic:pic>
+              </a:graphicData>
+            </a:graphic>
+          </wp:inline>
+        </w:drawing>
+      </w:r>
+    </w:p>
+    <w:p>
+      <w:pPr>
+        <w:spacing w:line="336" w:lineRule="auto" w:after="180"/>
+      </w:pPr>
+      <w:r>
+        <w:rPr>
+          <w:b w:val="0"/>
+        </w:rPr>
+        <w:t xml:space="preserve">Retry within declared limits. A read-only lookup allows two attempts of at most one second each. </w:t>
+      </w:r>
+      <w:r>
+        <w:rPr>
+          <w:b/>
+        </w:rPr>
+        <w:t>Cancellation</w:t>
+      </w:r>
+      <w:r>
+        <w:rPr>
+          <w:b w:val="0"/>
+        </w:rPr>
+        <w:t xml:space="preserve"> forbids further attempts. Supplied facts: First attempt times out at 1 second. Second succeeds in 0.4 seconds.</w:t>
+      </w:r>
+    </w:p>
+    <w:p>
+      <w:pPr>
+        <w:spacing w:line="336" w:lineRule="auto" w:after="180"/>
+      </w:pPr>
+      <w:r>
+        <w:rPr>
+          <w:b w:val="0"/>
+        </w:rPr>
+        <w:t xml:space="preserve">Ignore overhead. No </w:t>
+      </w:r>
+      <w:r>
+        <w:rPr>
+          <w:b/>
+        </w:rPr>
+        <w:t>cancellation</w:t>
+      </w:r>
+      <w:r>
+        <w:rPr>
+          <w:b w:val="0"/>
+        </w:rPr>
+        <w:t xml:space="preserve"> occurs.</w:t>
+      </w:r>
+    </w:p>
+    <w:p>
+      <w:pPr>
+        <w:spacing w:line="336" w:lineRule="auto" w:after="180"/>
+        <w:shd w:fill="F5F1FB"/>
+      </w:pPr>
+      <w:r>
+        <w:rPr>
+          <w:b w:val="0"/>
+        </w:rPr>
+        <w:t>Point to the given fact that matters most. Explain why it matters.</w:t>
+      </w:r>
+    </w:p>
+    <w:p>
+      <w:pPr>
+        <w:pStyle w:val="Heading3"/>
+      </w:pPr>
+      <w:r>
+        <w:t>My picture explanation, deciding evidence and one limit</w:t>
+      </w:r>
+    </w:p>
+    <w:p>
+      <w:r>
+        <w:t>________________________________________________________________</w:t>
+      </w:r>
+    </w:p>
+    <w:p>
+      <w:r>
+        <w:t>________________________________________________________________</w:t>
+      </w:r>
+    </w:p>
+    <w:p>
+      <w:r>
+        <w:t>________________________________________________________________</w:t>
+      </w:r>
+    </w:p>
+    <w:p>
+      <w:r>
+        <w:t>________________________________________________________________</w:t>
+      </w:r>
+    </w:p>
+    <w:p>
+      <w:pPr>
+        <w:pStyle w:val="Heading3"/>
+      </w:pPr>
+      <w:r>
+        <w:t>02. Follow the deciding steps</w:t>
+      </w:r>
+    </w:p>
+    <w:p>
+      <w:r>
+        <w:drawing>
+          <wp:inline xmlns:a="http://schemas.openxmlformats.org/drawingml/2006/main" xmlns:pic="http://schemas.openxmlformats.org/drawingml/2006/picture">
+            <wp:extent cx="5486400" cy="3182112"/>
+            <wp:docPr id="3" name="Picture 3" descr="Bound first wait: Stop attempt one after its one-second allowance. → Check retry: One attempt remains, and cancellation has not occurred. → Complete next attempt: Accept the checked record; total waiting is 1.4 seconds."/>
+            <wp:cNvGraphicFramePr>
+              <a:graphicFrameLocks noChangeAspect="1"/>
+            </wp:cNvGraphicFramePr>
+            <a:graphic>
+              <a:graphicData uri="http://schemas.openxmlformats.org/drawingml/2006/picture">
+                <pic:pic>
+                  <pic:nvPicPr>
+                    <pic:cNvPr id="0" name="academy-story-ai-6-16-02.png"/>
+                    <pic:cNvPicPr/>
+                  </pic:nvPicPr>
+                  <pic:blipFill>
+                    <a:blip r:embed="rId11"/>
+                    <a:stretch>
+                      <a:fillRect/>
+                    </a:stretch>
+                  </pic:blipFill>
+                  <pic:spPr>
+                    <a:xfrm>
+                      <a:off x="0" y="0"/>
+                      <a:ext cx="5486400" cy="3182112"/>
+                    </a:xfrm>
+                    <a:prstGeom prst="rect"/>
+                  </pic:spPr>
+                </pic:pic>
+              </a:graphicData>
+            </a:graphic>
+          </wp:inline>
+        </w:drawing>
+      </w:r>
+    </w:p>
+    <w:p>
+      <w:pPr>
+        <w:spacing w:line="336" w:lineRule="auto" w:after="180"/>
+      </w:pPr>
+      <w:r>
+        <w:rPr>
+          <w:b w:val="0"/>
+        </w:rPr>
+        <w:t xml:space="preserve">Bound first wait: Stop attempt one after its one-second allowance. → Check retry: One attempt remains, and </w:t>
+      </w:r>
+      <w:r>
+        <w:rPr>
+          <w:b/>
+        </w:rPr>
+        <w:t>cancellation</w:t>
+      </w:r>
+      <w:r>
+        <w:rPr>
+          <w:b w:val="0"/>
+        </w:rPr>
+        <w:t xml:space="preserve"> has not occurred. → Complete next attempt: Accept the checked record; total waiting is 1.4 seconds.</w:t>
+      </w:r>
+    </w:p>
+    <w:p>
+      <w:pPr>
+        <w:spacing w:line="336" w:lineRule="auto" w:after="180"/>
+        <w:shd w:fill="F5F1FB"/>
+      </w:pPr>
+      <w:r>
+        <w:rPr>
+          <w:b w:val="0"/>
+        </w:rPr>
+        <w:t xml:space="preserve">Point to each numbered stage and explain which recorded </w:t>
+      </w:r>
+      <w:r>
+        <w:rPr>
+          <w:b/>
+        </w:rPr>
+        <w:t>input</w:t>
+      </w:r>
+      <w:r>
+        <w:rPr>
+          <w:b w:val="0"/>
+        </w:rPr>
+        <w:t xml:space="preserve"> it uses.</w:t>
+      </w:r>
+    </w:p>
+    <w:p>
+      <w:pPr>
+        <w:pStyle w:val="Heading3"/>
+      </w:pPr>
+      <w:r>
+        <w:t>My picture explanation, deciding evidence and one limit</w:t>
+      </w:r>
+    </w:p>
+    <w:p>
+      <w:r>
+        <w:t>________________________________________________________________</w:t>
+      </w:r>
+    </w:p>
+    <w:p>
+      <w:r>
+        <w:t>________________________________________________________________</w:t>
+      </w:r>
+    </w:p>
+    <w:p>
+      <w:r>
+        <w:t>________________________________________________________________</w:t>
+      </w:r>
+    </w:p>
+    <w:p>
+      <w:r>
+        <w:t>________________________________________________________________</w:t>
+      </w:r>
+    </w:p>
+    <w:p>
+      <w:pPr>
+        <w:pStyle w:val="Heading3"/>
+      </w:pPr>
+      <w:r>
+        <w:t>03. Timeouts retries and cancellation — evidence trace</w:t>
+      </w:r>
+    </w:p>
+    <w:p>
+      <w:r>
+        <w:drawing>
+          <wp:inline xmlns:a="http://schemas.openxmlformats.org/drawingml/2006/main" xmlns:pic="http://schemas.openxmlformats.org/drawingml/2006/picture">
+            <wp:extent cx="5486400" cy="3145536"/>
+            <wp:docPr id="4" name="Picture 4" descr="Timeouts retries and cancellation — evidence trace. Three attempts each time out after 4 seconds with gaps 1 and 2. A fourth is proposed. | Retry only declared transient failures. Use at most three attempts with waiting gaps 1 and 2 seconds; each attempt may run at most 4 seconds. Worst-case elapsed bound excluding overhead is 3*4+1+2=15 seconds. | Budget is exhausted after 15 seconds under the model; reject fourth attempt. A late side-effect result must still be reconciled."/>
+            <wp:cNvGraphicFramePr>
+              <a:graphicFrameLocks noChangeAspect="1"/>
+            </wp:cNvGraphicFramePr>
+            <a:graphic>
+              <a:graphicData uri="http://schemas.openxmlformats.org/drawingml/2006/picture">
+                <pic:pic>
+                  <pic:nvPicPr>
+                    <pic:cNvPr id="0" name="academy-story-ai-6-16-03.png"/>
+                    <pic:cNvPicPr/>
+                  </pic:nvPicPr>
+                  <pic:blipFill>
+                    <a:blip r:embed="rId12"/>
+                    <a:stretch>
+                      <a:fillRect/>
+                    </a:stretch>
+                  </pic:blipFill>
+                  <pic:spPr>
+                    <a:xfrm>
+                      <a:off x="0" y="0"/>
+                      <a:ext cx="5486400" cy="3145536"/>
+                    </a:xfrm>
+                    <a:prstGeom prst="rect"/>
+                  </pic:spPr>
+                </pic:pic>
+              </a:graphicData>
+            </a:graphic>
+          </wp:inline>
+        </w:drawing>
+      </w:r>
+    </w:p>
+    <w:p>
+      <w:pPr>
+        <w:spacing w:line="336" w:lineRule="auto" w:after="180"/>
+      </w:pPr>
+      <w:r>
+        <w:rPr>
+          <w:b/>
+        </w:rPr>
+        <w:t>Timeout</w:t>
+      </w:r>
+      <w:r>
+        <w:rPr>
+          <w:b w:val="0"/>
+        </w:rPr>
+        <w:t xml:space="preserve">s retries and </w:t>
+      </w:r>
+      <w:r>
+        <w:rPr>
+          <w:b/>
+        </w:rPr>
+        <w:t>cancellation</w:t>
+      </w:r>
+      <w:r>
+        <w:rPr>
+          <w:b w:val="0"/>
+        </w:rPr>
+        <w:t xml:space="preserve"> — </w:t>
+      </w:r>
+      <w:r>
+        <w:rPr>
+          <w:b/>
+        </w:rPr>
+        <w:t>evidence</w:t>
+      </w:r>
+      <w:r>
+        <w:rPr>
+          <w:b w:val="0"/>
+        </w:rPr>
+        <w:t xml:space="preserve"> trace. Three attempts each time out after 4 seconds with gaps 1 and 2. A fourth is proposed. | Retry only declared transient failures.</w:t>
+      </w:r>
+    </w:p>
+    <w:p>
+      <w:pPr>
+        <w:spacing w:line="336" w:lineRule="auto" w:after="180"/>
+      </w:pPr>
+      <w:r>
+        <w:rPr>
+          <w:b w:val="0"/>
+        </w:rPr>
+        <w:t>Use at most three attempts with waiting gaps 1 and 2 seconds; each attempt may run at most 4 seconds.</w:t>
+      </w:r>
+    </w:p>
+    <w:p>
+      <w:pPr>
+        <w:spacing w:line="336" w:lineRule="auto" w:after="180"/>
+      </w:pPr>
+      <w:r>
+        <w:rPr>
+          <w:b w:val="0"/>
+        </w:rPr>
+        <w:t>Worst-case elapsed bound excluding overhead is 3*4+1+2=15 seconds. | Budget is exhausted after 15 seconds under the model; reject fourth attempt. A late side-effect result must still be reconciled.</w:t>
+      </w:r>
+    </w:p>
+    <w:p>
+      <w:pPr>
+        <w:spacing w:line="336" w:lineRule="auto" w:after="180"/>
+        <w:shd w:fill="F5F1FB"/>
+      </w:pPr>
+      <w:r>
+        <w:rPr>
+          <w:b w:val="0"/>
+        </w:rPr>
+        <w:t>Read the labels and values. Explain the relationship the model shows.</w:t>
+      </w:r>
+    </w:p>
+    <w:p>
+      <w:pPr>
+        <w:pStyle w:val="Heading3"/>
+      </w:pPr>
+      <w:r>
+        <w:t>My picture explanation, deciding evidence and one limit</w:t>
+      </w:r>
+    </w:p>
+    <w:p>
+      <w:r>
+        <w:t>________________________________________________________________</w:t>
+      </w:r>
+    </w:p>
+    <w:p>
+      <w:r>
+        <w:t>________________________________________________________________</w:t>
+      </w:r>
+    </w:p>
+    <w:p>
+      <w:r>
+        <w:t>________________________________________________________________</w:t>
+      </w:r>
+    </w:p>
+    <w:p>
+      <w:r>
+        <w:t>________________________________________________________________</w:t>
+      </w:r>
+    </w:p>
+    <w:p>
+      <w:pPr>
+        <w:pStyle w:val="Heading3"/>
+      </w:pPr>
+      <w:r>
+        <w:t>04. Change one thing. Trace what follows.</w:t>
+      </w:r>
+    </w:p>
+    <w:p>
+      <w:r>
+        <w:drawing>
+          <wp:inline xmlns:a="http://schemas.openxmlformats.org/drawingml/2006/main" xmlns:pic="http://schemas.openxmlformats.org/drawingml/2006/picture">
+            <wp:extent cx="5486400" cy="3026664"/>
+            <wp:docPr id="5" name="Picture 5" descr="Original case: Accept the checked record; total waiting is 1.4 seconds. Changed condition: Cancellation arrives after the first timeout. Expected result: Do not start the second attempt. Reason: Cancellation overrides the unused retry allowance."/>
+            <wp:cNvGraphicFramePr>
+              <a:graphicFrameLocks noChangeAspect="1"/>
+            </wp:cNvGraphicFramePr>
+            <a:graphic>
+              <a:graphicData uri="http://schemas.openxmlformats.org/drawingml/2006/picture">
+                <pic:pic>
+                  <pic:nvPicPr>
+                    <pic:cNvPr id="0" name="academy-story-ai-6-16-04.png"/>
+                    <pic:cNvPicPr/>
+                  </pic:nvPicPr>
+                  <pic:blipFill>
+                    <a:blip r:embed="rId13"/>
+                    <a:stretch>
+                      <a:fillRect/>
+                    </a:stretch>
+                  </pic:blipFill>
+                  <pic:spPr>
+                    <a:xfrm>
+                      <a:off x="0" y="0"/>
+                      <a:ext cx="5486400" cy="3026664"/>
+                    </a:xfrm>
+                    <a:prstGeom prst="rect"/>
+                  </pic:spPr>
+                </pic:pic>
+              </a:graphicData>
+            </a:graphic>
+          </wp:inline>
+        </w:drawing>
+      </w:r>
+    </w:p>
+    <w:p>
+      <w:pPr>
+        <w:spacing w:line="336" w:lineRule="auto" w:after="180"/>
+      </w:pPr>
+      <w:r>
+        <w:rPr>
+          <w:b w:val="0"/>
+        </w:rPr>
+        <w:t xml:space="preserve">Original case: Accept the checked record; total waiting is 1.4 seconds. Changed condition: </w:t>
+      </w:r>
+      <w:r>
+        <w:rPr>
+          <w:b/>
+        </w:rPr>
+        <w:t>Cancellation</w:t>
+      </w:r>
+      <w:r>
+        <w:rPr>
+          <w:b w:val="0"/>
+        </w:rPr>
+        <w:t xml:space="preserve"> arrives after the first </w:t>
+      </w:r>
+      <w:r>
+        <w:rPr>
+          <w:b/>
+        </w:rPr>
+        <w:t>timeout</w:t>
+      </w:r>
+      <w:r>
+        <w:rPr>
+          <w:b w:val="0"/>
+        </w:rPr>
+        <w:t>. Expected result: Do not start the second attempt.</w:t>
+      </w:r>
+    </w:p>
+    <w:p>
+      <w:pPr>
+        <w:spacing w:line="336" w:lineRule="auto" w:after="180"/>
+      </w:pPr>
+      <w:r>
+        <w:rPr>
+          <w:b w:val="0"/>
+        </w:rPr>
+        <w:t xml:space="preserve">Reason: </w:t>
+      </w:r>
+      <w:r>
+        <w:rPr>
+          <w:b/>
+        </w:rPr>
+        <w:t>Cancellation</w:t>
+      </w:r>
+      <w:r>
+        <w:rPr>
+          <w:b w:val="0"/>
+        </w:rPr>
+        <w:t xml:space="preserve"> overrides the unused retry allowance.</w:t>
+      </w:r>
+    </w:p>
+    <w:p>
+      <w:pPr>
+        <w:spacing w:line="336" w:lineRule="auto" w:after="180"/>
+        <w:shd w:fill="F5F1FB"/>
+      </w:pPr>
+      <w:r>
+        <w:rPr>
+          <w:b w:val="0"/>
+        </w:rPr>
+        <w:t>Predict before checking the worked changed-case result. Name what changed and what the supplied facts allow you to conclude.</w:t>
+      </w:r>
+    </w:p>
+    <w:p>
+      <w:pPr>
+        <w:pStyle w:val="Heading3"/>
+      </w:pPr>
+      <w:r>
+        <w:t>My picture explanation, deciding evidence and one limit</w:t>
+      </w:r>
+    </w:p>
+    <w:p>
+      <w:r>
+        <w:t>________________________________________________________________</w:t>
+      </w:r>
+    </w:p>
+    <w:p>
+      <w:r>
+        <w:t>________________________________________________________________</w:t>
+      </w:r>
+    </w:p>
+    <w:p>
+      <w:r>
+        <w:t>________________________________________________________________</w:t>
+      </w:r>
+    </w:p>
+    <w:p>
+      <w:r>
+        <w:t>________________________________________________________________</w:t>
+      </w:r>
+    </w:p>
+    <w:p>
+      <w:pPr>
+        <w:pStyle w:val="Heading3"/>
+      </w:pPr>
+      <w:r>
+        <w:t>05. Connect the explanation to its limit</w:t>
+      </w:r>
+    </w:p>
+    <w:p>
+      <w:r>
+        <w:drawing>
+          <wp:inline xmlns:a="http://schemas.openxmlformats.org/drawingml/2006/main" xmlns:pic="http://schemas.openxmlformats.org/drawingml/2006/picture">
+            <wp:extent cx="5486400" cy="2834640"/>
+            <wp:docPr id="6" name="Picture 6" descr="A timeout bounds waiting; a retry tries again; cancellation withdraws the request. They are separate conditions on the next action. Limit: The arithmetic excludes overhead; retries of side-effecting operations require separate duplicate and recovery controls."/>
+            <wp:cNvGraphicFramePr>
+              <a:graphicFrameLocks noChangeAspect="1"/>
+            </wp:cNvGraphicFramePr>
+            <a:graphic>
+              <a:graphicData uri="http://schemas.openxmlformats.org/drawingml/2006/picture">
+                <pic:pic>
+                  <pic:nvPicPr>
+                    <pic:cNvPr id="0" name="academy-story-ai-6-16-05.png"/>
+                    <pic:cNvPicPr/>
+                  </pic:nvPicPr>
+                  <pic:blipFill>
+                    <a:blip r:embed="rId14"/>
+                    <a:stretch>
+                      <a:fillRect/>
+                    </a:stretch>
+                  </pic:blipFill>
+                  <pic:spPr>
+                    <a:xfrm>
+                      <a:off x="0" y="0"/>
+                      <a:ext cx="5486400" cy="2834640"/>
+                    </a:xfrm>
+                    <a:prstGeom prst="rect"/>
+                  </pic:spPr>
+                </pic:pic>
+              </a:graphicData>
+            </a:graphic>
+          </wp:inline>
+        </w:drawing>
+      </w:r>
+    </w:p>
+    <w:p>
+      <w:pPr>
+        <w:spacing w:line="336" w:lineRule="auto" w:after="180"/>
+      </w:pPr>
+      <w:r>
+        <w:rPr>
+          <w:b w:val="0"/>
+        </w:rPr>
+        <w:t xml:space="preserve">A </w:t>
+      </w:r>
+      <w:r>
+        <w:rPr>
+          <w:b/>
+        </w:rPr>
+        <w:t>timeout</w:t>
+      </w:r>
+      <w:r>
+        <w:rPr>
+          <w:b w:val="0"/>
+        </w:rPr>
+        <w:t xml:space="preserve"> bounds waiting; a retry tries again; </w:t>
+      </w:r>
+      <w:r>
+        <w:rPr>
+          <w:b/>
+        </w:rPr>
+        <w:t>cancellation</w:t>
+      </w:r>
+      <w:r>
+        <w:rPr>
+          <w:b w:val="0"/>
+        </w:rPr>
+        <w:t xml:space="preserve"> withdraws the request. They are separate conditions on the next action.</w:t>
+      </w:r>
+    </w:p>
+    <w:p>
+      <w:pPr>
+        <w:spacing w:line="336" w:lineRule="auto" w:after="180"/>
+      </w:pPr>
+      <w:r>
+        <w:rPr>
+          <w:b w:val="0"/>
+        </w:rPr>
+        <w:t>Limit: The arithmetic excludes overhead; retries of side-effecting operations require separate duplicate and recovery controls.</w:t>
+      </w:r>
+    </w:p>
+    <w:p>
+      <w:pPr>
+        <w:spacing w:line="336" w:lineRule="auto" w:after="180"/>
+        <w:shd w:fill="F5F1FB"/>
+      </w:pPr>
+      <w:r>
+        <w:rPr>
+          <w:b w:val="0"/>
+        </w:rPr>
+        <w:t>Explain the case, then point to a limit on the claim.</w:t>
+      </w:r>
+    </w:p>
+    <w:p>
+      <w:pPr>
+        <w:pStyle w:val="Heading3"/>
+      </w:pPr>
+      <w:r>
+        <w:t>My picture explanation, deciding evidence and one limit</w:t>
+      </w:r>
+    </w:p>
+    <w:p>
+      <w:r>
+        <w:t>________________________________________________________________</w:t>
+      </w:r>
+    </w:p>
+    <w:p>
+      <w:r>
+        <w:t>________________________________________________________________</w:t>
+      </w:r>
+    </w:p>
+    <w:p>
+      <w:r>
+        <w:t>________________________________________________________________</w:t>
+      </w:r>
+    </w:p>
+    <w:p>
+      <w:r>
+        <w:t>________________________________________________________________</w:t>
+      </w:r>
+    </w:p>
+    <w:p>
+      <w:pPr>
+        <w:pStyle w:val="Heading3"/>
+      </w:pPr>
+      <w:r>
+        <w:t>06. Make the idea visible in your project</w:t>
+      </w:r>
+    </w:p>
+    <w:p>
+      <w:r>
+        <w:drawing>
+          <wp:inline xmlns:a="http://schemas.openxmlformats.org/drawingml/2006/main" xmlns:pic="http://schemas.openxmlformats.org/drawingml/2006/picture">
+            <wp:extent cx="5486400" cy="3529584"/>
+            <wp:docPr id="7" name="Picture 7" descr="For the Grounded Learning Service, retain an annotated trace and the changed-case result. Name the contract or evidence that makes the deciding step valid, so another team can review it. Draw your input, deciding step, result and limit. Supported question: Calculate waiting time for a one-second timeout followed by a 0.4-second success. What changes if cancellation arrives after the first attempt but before the retry?"/>
+            <wp:cNvGraphicFramePr>
+              <a:graphicFrameLocks noChangeAspect="1"/>
+            </wp:cNvGraphicFramePr>
+            <a:graphic>
+              <a:graphicData uri="http://schemas.openxmlformats.org/drawingml/2006/picture">
+                <pic:pic>
+                  <pic:nvPicPr>
+                    <pic:cNvPr id="0" name="academy-story-ai-6-16-06.png"/>
+                    <pic:cNvPicPr/>
+                  </pic:nvPicPr>
+                  <pic:blipFill>
+                    <a:blip r:embed="rId15"/>
+                    <a:stretch>
+                      <a:fillRect/>
+                    </a:stretch>
+                  </pic:blipFill>
+                  <pic:spPr>
+                    <a:xfrm>
+                      <a:off x="0" y="0"/>
+                      <a:ext cx="5486400" cy="3529584"/>
+                    </a:xfrm>
+                    <a:prstGeom prst="rect"/>
+                  </pic:spPr>
+                </pic:pic>
+              </a:graphicData>
+            </a:graphic>
+          </wp:inline>
+        </w:drawing>
+      </w:r>
+    </w:p>
+    <w:p>
+      <w:pPr>
+        <w:spacing w:line="336" w:lineRule="auto" w:after="180"/>
+      </w:pPr>
+      <w:r>
+        <w:rPr>
+          <w:b w:val="0"/>
+        </w:rPr>
+        <w:t xml:space="preserve">For the Grounded Learning Service, retain an annotated trace and the changed-case result. Name the contract or </w:t>
+      </w:r>
+      <w:r>
+        <w:rPr>
+          <w:b/>
+        </w:rPr>
+        <w:t>evidence</w:t>
+      </w:r>
+      <w:r>
+        <w:rPr>
+          <w:b w:val="0"/>
+        </w:rPr>
+        <w:t xml:space="preserve"> that makes the deciding step valid, so another team can review it.</w:t>
+      </w:r>
+    </w:p>
+    <w:p>
+      <w:pPr>
+        <w:spacing w:line="336" w:lineRule="auto" w:after="180"/>
+      </w:pPr>
+      <w:r>
+        <w:rPr>
+          <w:b w:val="0"/>
+        </w:rPr>
+        <w:t xml:space="preserve">Draw your </w:t>
+      </w:r>
+      <w:r>
+        <w:rPr>
+          <w:b/>
+        </w:rPr>
+        <w:t>input</w:t>
+      </w:r>
+      <w:r>
+        <w:rPr>
+          <w:b w:val="0"/>
+        </w:rPr>
+        <w:t xml:space="preserve">, deciding step, result and limit. Supported question: Calculate waiting time for a one-second </w:t>
+      </w:r>
+      <w:r>
+        <w:rPr>
+          <w:b/>
+        </w:rPr>
+        <w:t>timeout</w:t>
+      </w:r>
+      <w:r>
+        <w:rPr>
+          <w:b w:val="0"/>
+        </w:rPr>
+        <w:t xml:space="preserve"> followed by a 0.4-second success.</w:t>
+      </w:r>
+    </w:p>
+    <w:p>
+      <w:pPr>
+        <w:spacing w:line="336" w:lineRule="auto" w:after="180"/>
+      </w:pPr>
+      <w:r>
+        <w:rPr>
+          <w:b w:val="0"/>
+        </w:rPr>
+        <w:t xml:space="preserve">What changes if </w:t>
+      </w:r>
+      <w:r>
+        <w:rPr>
+          <w:b/>
+        </w:rPr>
+        <w:t>cancellation</w:t>
+      </w:r>
+      <w:r>
+        <w:rPr>
+          <w:b w:val="0"/>
+        </w:rPr>
+        <w:t xml:space="preserve"> arrives after the first attempt but before the retry?</w:t>
+      </w:r>
+    </w:p>
+    <w:p>
+      <w:pPr>
+        <w:spacing w:line="336" w:lineRule="auto" w:after="180"/>
+        <w:shd w:fill="F5F1FB"/>
+      </w:pPr>
+      <w:r>
+        <w:rPr>
+          <w:b w:val="0"/>
+        </w:rPr>
+        <w:t xml:space="preserve">Draw your project trace and justify the deciding step using </w:t>
+      </w:r>
+      <w:r>
+        <w:rPr>
+          <w:b/>
+        </w:rPr>
+        <w:t>evidence</w:t>
+      </w:r>
+      <w:r>
+        <w:rPr>
+          <w:b w:val="0"/>
+        </w:rPr>
+        <w:t>.</w:t>
+      </w:r>
+    </w:p>
+    <w:p>
+      <w:pPr>
+        <w:pStyle w:val="Heading3"/>
+      </w:pPr>
+      <w:r>
+        <w:t>My picture explanation, deciding evidence and one limit</w:t>
       </w:r>
     </w:p>
     <w:p>

--- a/downloads/workbook/ai-6-week-16.docx
+++ b/downloads/workbook/ai-6-week-16.docx
@@ -168,6 +168,66 @@
     <w:p>
       <w:r>
         <w:t>________________________________________________________________</w:t>
+      </w:r>
+    </w:p>
+    <w:p>
+      <w:pPr>
+        <w:pStyle w:val="Heading3"/>
+      </w:pPr>
+      <w:r>
+        <w:t>Lesson reference for workbook practice</w:t>
+      </w:r>
+    </w:p>
+    <w:p>
+      <w:pPr>
+        <w:spacing w:line="336" w:lineRule="auto" w:after="180"/>
+        <w:shd w:fill="F1F6F8"/>
+      </w:pPr>
+      <w:r>
+        <w:rPr>
+          <w:b w:val="0"/>
+        </w:rPr>
+        <w:t>Use this reference for the original W1–W3 and W5 exercises. The separately named independent case supplies its own changed facts; use those facts for that attempt before feedback.</w:t>
+      </w:r>
+    </w:p>
+    <w:p>
+      <w:pPr>
+        <w:spacing w:line="336" w:lineRule="auto" w:after="180"/>
+      </w:pPr>
+      <w:r>
+        <w:rPr>
+          <w:b/>
+        </w:rPr>
+        <w:t>Timeout</w:t>
+      </w:r>
+      <w:r>
+        <w:rPr>
+          <w:b w:val="0"/>
+        </w:rPr>
+        <w:t xml:space="preserve">s bound waiting; retries consume a finite budget. </w:t>
+      </w:r>
+      <w:r>
+        <w:rPr>
+          <w:b/>
+        </w:rPr>
+        <w:t>Cancellation</w:t>
+      </w:r>
+      <w:r>
+        <w:rPr>
+          <w:b w:val="0"/>
+        </w:rPr>
+        <w:t xml:space="preserve"> should stop future work while accounting for operations already committed.</w:t>
+      </w:r>
+    </w:p>
+    <w:p>
+      <w:pPr>
+        <w:spacing w:line="336" w:lineRule="auto" w:after="180"/>
+      </w:pPr>
+      <w:r>
+        <w:rPr>
+          <w:b w:val="0"/>
+        </w:rPr>
+        <w:t>Retry only declared transient failures. Use at most three attempts with waiting gaps 1 and 2 seconds; each attempt may run at most 4 seconds. Worst-case elapsed bound excluding overhead is 3*4+1+2=15 seconds.</w:t>
       </w:r>
     </w:p>
     <w:p>

--- a/downloads/workbook/ai-6-week-16.docx
+++ b/downloads/workbook/ai-6-week-16.docx
@@ -25,22 +25,45 @@
         <w:pStyle w:val="Heading1"/>
       </w:pPr>
       <w:r>
-        <w:t>01. Recall and choose your starting point</w:t>
-      </w:r>
-    </w:p>
-    <w:p>
-      <w:r>
-        <w:t>Record your starting explanation for Timeouts retries and cancellation before opening notes. Show any later correction separately.</w:t>
-      </w:r>
-    </w:p>
-    <w:p>
-      <w:pPr>
-        <w:spacing w:line="336" w:lineRule="auto" w:after="180"/>
-      </w:pPr>
-      <w:r>
-        <w:rPr>
-          <w:b w:val="0"/>
-        </w:rPr>
+        <w:t>One complete timeout and retry-policy record.</w:t>
+      </w:r>
+    </w:p>
+    <w:p>
+      <w:r>
+        <w:t>Keep caps, gaps, attempt counts, failure categories, cancellation boundaries, events and remote-outcome uncertainty together.</w:t>
+      </w:r>
+    </w:p>
+    <w:p>
+      <w:r>
+        <w:t>Recall → W1–W3/W5 → independent timing case → project waiting policy → delayed return.</w:t>
+      </w:r>
+    </w:p>
+    <w:p>
+      <w:pPr>
+        <w:pStyle w:val="Heading1"/>
+      </w:pPr>
+      <w:r>
+        <w:t>01. Recall · Retrieve before notes</w:t>
+      </w:r>
+    </w:p>
+    <w:p>
+      <w:r>
+        <w:t>Keep this task’s inputs,rule and response together.</w:t>
+      </w:r>
+    </w:p>
+    <w:p>
+      <w:pPr>
+        <w:pStyle w:val="Heading2"/>
+      </w:pPr>
+      <w:r>
+        <w:t>Complete task and evidence</w:t>
+      </w:r>
+    </w:p>
+    <w:p>
+      <w:pPr>
+        <w:pStyle w:val="ListBullet"/>
+      </w:pPr>
+      <w:r>
         <w:t>Try the recall before opening notes. Then use a different colour or a labelled second line to correct your explanation.</w:t>
       </w:r>
     </w:p>
@@ -54,12 +77,9 @@
     </w:p>
     <w:p>
       <w:pPr>
-        <w:spacing w:line="336" w:lineRule="auto" w:after="180"/>
-      </w:pPr>
-      <w:r>
-        <w:rPr>
-          <w:b w:val="0"/>
-        </w:rPr>
+        <w:pStyle w:val="ListBullet"/>
+      </w:pPr>
+      <w:r>
         <w:t>Without opening the old lesson, explain one key idea from Approval gates and idempotency. Give an example and a mistake that the idea helps you avoid.</w:t>
       </w:r>
     </w:p>
@@ -96,12 +116,9 @@
     </w:p>
     <w:p>
       <w:pPr>
-        <w:spacing w:line="336" w:lineRule="auto" w:after="180"/>
-      </w:pPr>
-      <w:r>
-        <w:rPr>
-          <w:b w:val="0"/>
-        </w:rPr>
+        <w:pStyle w:val="ListBullet"/>
+      </w:pPr>
+      <w:r>
         <w:t>Without opening the old lesson, explain one key idea from State machines for bounded agents. Give an example and a mistake that the idea helps you avoid.</w:t>
       </w:r>
     </w:p>
@@ -138,12 +155,9 @@
     </w:p>
     <w:p>
       <w:pPr>
-        <w:spacing w:line="336" w:lineRule="auto" w:after="180"/>
-      </w:pPr>
-      <w:r>
-        <w:rPr>
-          <w:b w:val="0"/>
-        </w:rPr>
+        <w:pStyle w:val="ListBullet"/>
+      </w:pPr>
+      <w:r>
         <w:t>Without opening the old lesson, explain one key idea from Evaluation pipelines. Give an example and a mistake that the idea helps you avoid.</w:t>
       </w:r>
     </w:p>
@@ -180,54 +194,26 @@
     </w:p>
     <w:p>
       <w:pPr>
-        <w:spacing w:line="336" w:lineRule="auto" w:after="180"/>
-        <w:shd w:fill="F1F6F8"/>
-      </w:pPr>
-      <w:r>
-        <w:rPr>
-          <w:b w:val="0"/>
-        </w:rPr>
+        <w:pStyle w:val="ListBullet"/>
+      </w:pPr>
+      <w:r>
         <w:t>Use this reference for the original W1–W3 and W5 exercises. The separately named independent case supplies its own changed facts; use those facts for that attempt before feedback.</w:t>
       </w:r>
     </w:p>
     <w:p>
       <w:pPr>
-        <w:spacing w:line="336" w:lineRule="auto" w:after="180"/>
-      </w:pPr>
-      <w:r>
-        <w:rPr>
-          <w:b/>
-        </w:rPr>
-        <w:t>Timeout</w:t>
-      </w:r>
-      <w:r>
-        <w:rPr>
-          <w:b w:val="0"/>
-        </w:rPr>
-        <w:t xml:space="preserve">s bound waiting; retries consume a finite budget. </w:t>
-      </w:r>
-      <w:r>
-        <w:rPr>
-          <w:b/>
-        </w:rPr>
-        <w:t>Cancellation</w:t>
-      </w:r>
-      <w:r>
-        <w:rPr>
-          <w:b w:val="0"/>
-        </w:rPr>
-        <w:t xml:space="preserve"> should stop future work while accounting for operations already committed.</w:t>
-      </w:r>
-    </w:p>
-    <w:p>
-      <w:pPr>
-        <w:spacing w:line="336" w:lineRule="auto" w:after="180"/>
-      </w:pPr>
-      <w:r>
-        <w:rPr>
-          <w:b w:val="0"/>
-        </w:rPr>
-        <w:t>Retry only declared transient failures. Use at most three attempts with waiting gaps 1 and 2 seconds; each attempt may run at most 4 seconds. Worst-case elapsed bound excluding overhead is 3*4+1+2=15 seconds.</w:t>
+        <w:pStyle w:val="ListBullet"/>
+      </w:pPr>
+      <w:r>
+        <w:t>Timeouts bound waiting; retries consume a finite budget. Cancellation should stop future work while accounting for operations already committed.</w:t>
+      </w:r>
+    </w:p>
+    <w:p>
+      <w:pPr>
+        <w:pStyle w:val="ListBullet"/>
+      </w:pPr>
+      <w:r>
+        <w:t>Retry only declared transient failures. Use at most three attempts with waiting gaps 1 and 2 seconds; the caller waits at most 4 seconds for each attempt under the enforced local timeout model. Worst-case elapsed bound excluding overhead is 3*4+1+2=15 seconds.</w:t>
       </w:r>
     </w:p>
     <w:p>
@@ -235,147 +221,44 @@
         <w:pStyle w:val="Heading1"/>
       </w:pPr>
       <w:r>
-        <w:t>02. Practise with fading help</w:t>
-      </w:r>
-    </w:p>
-    <w:p>
-      <w:r>
-        <w:t>Complete the supported Timeouts retries and cancellation trace and record the first step you can explain without help.</w:t>
-      </w:r>
-    </w:p>
-    <w:p>
-      <w:pPr>
-        <w:spacing w:line="336" w:lineRule="auto" w:after="180"/>
-      </w:pPr>
-      <w:r>
-        <w:rPr>
-          <w:b w:val="0"/>
-        </w:rPr>
-        <w:t xml:space="preserve">Use W2: Trace the worked case for </w:t>
-      </w:r>
-      <w:r>
-        <w:rPr>
-          <w:b/>
-        </w:rPr>
-        <w:t>Timeout</w:t>
-      </w:r>
-      <w:r>
-        <w:rPr>
-          <w:b w:val="0"/>
-        </w:rPr>
-        <w:t xml:space="preserve">s retries and </w:t>
-      </w:r>
-      <w:r>
-        <w:rPr>
-          <w:b/>
-        </w:rPr>
-        <w:t>cancellation</w:t>
-      </w:r>
-      <w:r>
-        <w:rPr>
-          <w:b w:val="0"/>
-        </w:rPr>
-        <w:t>. Record the answer once; the lesson and workbook refer to the same attempt.</w:t>
-      </w:r>
-    </w:p>
-    <w:tbl>
-      <w:tblPr>
-        <w:tblStyle w:val="LightShading-Accent1"/>
-        <w:tblW w:type="auto" w:w="0"/>
-        <w:tblLook w:firstColumn="1" w:firstRow="1" w:lastColumn="0" w:lastRow="0" w:noHBand="0" w:noVBand="1" w:val="04A0"/>
-      </w:tblPr>
-      <w:tblGrid>
-        <w:gridCol w:w="2556"/>
-        <w:gridCol w:w="2556"/>
-        <w:gridCol w:w="2556"/>
-        <w:gridCol w:w="2556"/>
-      </w:tblGrid>
-      <w:tr>
-        <w:trPr>
-          <w:tblHeader/>
-        </w:trPr>
-        <w:tc>
-          <w:tcPr>
-            <w:tcW w:type="dxa" w:w="2556"/>
-          </w:tcPr>
-          <w:p>
-            <w:r>
-              <w:t>Given inputs</w:t>
-            </w:r>
-          </w:p>
-        </w:tc>
-        <w:tc>
-          <w:tcPr>
-            <w:tcW w:type="dxa" w:w="2556"/>
-          </w:tcPr>
-          <w:p>
-            <w:r>
-              <w:t>Procedure I chose</w:t>
-            </w:r>
-          </w:p>
-        </w:tc>
-        <w:tc>
-          <w:tcPr>
-            <w:tcW w:type="dxa" w:w="2556"/>
-          </w:tcPr>
-          <w:p>
-            <w:r>
-              <w:t>Middle steps</w:t>
-            </w:r>
-          </w:p>
-        </w:tc>
-        <w:tc>
-          <w:tcPr>
-            <w:tcW w:type="dxa" w:w="2556"/>
-          </w:tcPr>
-          <w:p>
-            <w:r>
-              <w:t>Result and check</w:t>
-            </w:r>
-          </w:p>
-        </w:tc>
-      </w:tr>
-      <w:tr>
-        <w:tc>
-          <w:tcPr>
-            <w:tcW w:type="dxa" w:w="2556"/>
-          </w:tcPr>
-          <w:p>
-            <w:r/>
-          </w:p>
-        </w:tc>
-        <w:tc>
-          <w:tcPr>
-            <w:tcW w:type="dxa" w:w="2556"/>
-          </w:tcPr>
-          <w:p>
-            <w:r/>
-          </w:p>
-        </w:tc>
-        <w:tc>
-          <w:tcPr>
-            <w:tcW w:type="dxa" w:w="2556"/>
-          </w:tcPr>
-          <w:p>
-            <w:r/>
-          </w:p>
-        </w:tc>
-        <w:tc>
-          <w:tcPr>
-            <w:tcW w:type="dxa" w:w="2556"/>
-          </w:tcPr>
-          <w:p>
-            <w:r/>
-          </w:p>
-        </w:tc>
-      </w:tr>
-    </w:tbl>
+        <w:t>05. W1 · Explain the current example</w:t>
+      </w:r>
+    </w:p>
+    <w:p>
+      <w:r>
+        <w:t>Keep this task’s inputs,rule and response together.</w:t>
+      </w:r>
+    </w:p>
+    <w:p>
+      <w:pPr>
+        <w:pStyle w:val="Heading2"/>
+      </w:pPr>
+      <w:r>
+        <w:t>Complete task and evidence</w:t>
+      </w:r>
+    </w:p>
+    <w:p>
+      <w:pPr>
+        <w:pStyle w:val="ListBullet"/>
+      </w:pPr>
+      <w:r>
+        <w:t>Main virtual policy: at most 3 total attempts, each capped at 4 seconds of caller waiting, with gaps 1 and 2 seconds before attempts 2 and 3. Under enforced local caps and excluding overhead, bound = 3×4+1+2 = 15 seconds. Three timeouts exhaust the budget; no fourth attempt is started. Only declared timeout/transient categories retry in this local model; authentication, permission and invalid-request failures stop. Separate read-only picture: two attempts with 1-second caps and zero gap; first timeout 1 second plus supplied success .4 second totals 1.4 seconds. Cancellation before attempt 2/backoff stops future work at 1 second. Helper validates finite nonnegative numeric durations excluding bool, exact integer attempt count and one fewer gap than attempts. Code adds virtual durations only, with cancellation at supplied between-attempt boundaries. Caller timeout/cancellation does not prove remote work stopped or undo committed effects. No real sleep, network, clock measurement or asynchronous cancellation is implemented.</w:t>
+      </w:r>
+    </w:p>
+    <w:p>
+      <w:pPr>
+        <w:pStyle w:val="ListBullet"/>
+      </w:pPr>
+      <w:r>
+        <w:t>Explain the weekly mechanism in your own words. Use the worked scenario to name its input, decision rule and output.</w:t>
+      </w:r>
+    </w:p>
     <w:p>
       <w:pPr>
         <w:pStyle w:val="Heading3"/>
       </w:pPr>
       <w:r>
-        <w:t>The step I completed without help, and the hint I needed</w:t>
+        <w:t>My reasoning and evidence</w:t>
       </w:r>
     </w:p>
     <w:p>
@@ -394,62 +277,55 @@
       </w:r>
     </w:p>
     <w:p>
+      <w:r>
+        <w:t>________________________________________________________________</w:t>
+      </w:r>
+    </w:p>
+    <w:p>
+      <w:r>
+        <w:t>________________________________________________________________</w:t>
+      </w:r>
+    </w:p>
+    <w:p>
+      <w:r>
+        <w:t>________________________________________________________________</w:t>
+      </w:r>
+    </w:p>
+    <w:p>
       <w:pPr>
         <w:pStyle w:val="Heading1"/>
       </w:pPr>
       <w:r>
-        <w:t>03. Individual reasoning check</w:t>
-      </w:r>
-    </w:p>
-    <w:p>
-      <w:r>
-        <w:t>Check the proposed Timeouts retries and cancellation explanation against the supplied facts before discussing it.</w:t>
-      </w:r>
-    </w:p>
-    <w:p>
-      <w:pPr>
-        <w:spacing w:line="336" w:lineRule="auto" w:after="180"/>
-      </w:pPr>
-      <w:r>
-        <w:rPr>
-          <w:b w:val="0"/>
-        </w:rPr>
-        <w:t xml:space="preserve">Use the worked case for </w:t>
-      </w:r>
-      <w:r>
-        <w:rPr>
-          <w:b/>
-        </w:rPr>
-        <w:t>Timeout</w:t>
-      </w:r>
-      <w:r>
-        <w:rPr>
-          <w:b w:val="0"/>
-        </w:rPr>
-        <w:t xml:space="preserve">s retries and </w:t>
-      </w:r>
-      <w:r>
-        <w:rPr>
-          <w:b/>
-        </w:rPr>
-        <w:t>cancellation</w:t>
-      </w:r>
-      <w:r>
-        <w:rPr>
-          <w:b w:val="0"/>
-        </w:rPr>
-        <w:t>. Proposed explanation: “The worked result establishes every future case”. Decide whether this explanation is supported.</w:t>
-      </w:r>
-    </w:p>
-    <w:p>
-      <w:pPr>
-        <w:spacing w:line="336" w:lineRule="auto" w:after="180"/>
-      </w:pPr>
-      <w:r>
-        <w:rPr>
-          <w:b w:val="0"/>
-        </w:rPr>
-        <w:t>Point to the step or supplied fact that decides; explain your repair if needed.</w:t>
+        <w:t>06. W2 · Trace the calculation</w:t>
+      </w:r>
+    </w:p>
+    <w:p>
+      <w:r>
+        <w:t>Keep this task’s inputs,rule and response together.</w:t>
+      </w:r>
+    </w:p>
+    <w:p>
+      <w:pPr>
+        <w:pStyle w:val="Heading2"/>
+      </w:pPr>
+      <w:r>
+        <w:t>Complete task and evidence</w:t>
+      </w:r>
+    </w:p>
+    <w:p>
+      <w:pPr>
+        <w:pStyle w:val="ListBullet"/>
+      </w:pPr>
+      <w:r>
+        <w:t>Main virtual policy: at most 3 total attempts, each capped at 4 seconds of caller waiting, with gaps 1 and 2 seconds before attempts 2 and 3. Under enforced local caps and excluding overhead, bound = 3×4+1+2 = 15 seconds. Three timeouts exhaust the budget; no fourth attempt is started. Only declared timeout/transient categories retry in this local model; authentication, permission and invalid-request failures stop. Separate read-only picture: two attempts with 1-second caps and zero gap; first timeout 1 second plus supplied success .4 second totals 1.4 seconds. Cancellation before attempt 2/backoff stops future work at 1 second. Helper validates finite nonnegative numeric durations excluding bool, exact integer attempt count and one fewer gap than attempts. Code adds virtual durations only, with cancellation at supplied between-attempt boundaries. Caller timeout/cancellation does not prove remote work stopped or undo committed effects. No real sleep, network, clock measurement or asynchronous cancellation is implemented.</w:t>
+      </w:r>
+    </w:p>
+    <w:p>
+      <w:pPr>
+        <w:pStyle w:val="ListBullet"/>
+      </w:pPr>
+      <w:r>
+        <w:t>Three attempts each time out after 4 seconds with gaps 1 and 2. A fourth is proposed. Show the intermediate steps and give the conclusion with its scope.</w:t>
       </w:r>
     </w:p>
     <w:p>
@@ -457,7 +333,7 @@
         <w:pStyle w:val="Heading3"/>
       </w:pPr>
       <w:r>
-        <w:t>My explanation before partner discussion</w:t>
+        <w:t>My reasoning and evidence</w:t>
       </w:r>
     </w:p>
     <w:p>
@@ -481,16 +357,55 @@
       </w:r>
     </w:p>
     <w:p>
+      <w:r>
+        <w:t>________________________________________________________________</w:t>
+      </w:r>
+    </w:p>
+    <w:p>
+      <w:r>
+        <w:t>________________________________________________________________</w:t>
+      </w:r>
+    </w:p>
+    <w:p>
+      <w:r>
+        <w:t>________________________________________________________________</w:t>
+      </w:r>
+    </w:p>
+    <w:p>
       <w:pPr>
         <w:pStyle w:val="Heading1"/>
       </w:pPr>
       <w:r>
-        <w:t>04. Independent transfer case</w:t>
-      </w:r>
-    </w:p>
-    <w:p>
-      <w:r>
-        <w:t>Write one first attempt at the reserved independent case before feedback. Repeated copies of that case refer to the same recorded attempt.</w:t>
+        <w:t>07. W3 · Repair a misconception</w:t>
+      </w:r>
+    </w:p>
+    <w:p>
+      <w:r>
+        <w:t>Keep this task’s inputs,rule and response together.</w:t>
+      </w:r>
+    </w:p>
+    <w:p>
+      <w:pPr>
+        <w:pStyle w:val="Heading2"/>
+      </w:pPr>
+      <w:r>
+        <w:t>Complete task and evidence</w:t>
+      </w:r>
+    </w:p>
+    <w:p>
+      <w:pPr>
+        <w:pStyle w:val="ListBullet"/>
+      </w:pPr>
+      <w:r>
+        <w:t>Main virtual policy: at most 3 total attempts, each capped at 4 seconds of caller waiting, with gaps 1 and 2 seconds before attempts 2 and 3. Under enforced local caps and excluding overhead, bound = 3×4+1+2 = 15 seconds. Three timeouts exhaust the budget; no fourth attempt is started. Only declared timeout/transient categories retry in this local model; authentication, permission and invalid-request failures stop. Separate read-only picture: two attempts with 1-second caps and zero gap; first timeout 1 second plus supplied success .4 second totals 1.4 seconds. Cancellation before attempt 2/backoff stops future work at 1 second. Helper validates finite nonnegative numeric durations excluding bool, exact integer attempt count and one fewer gap than attempts. Code adds virtual durations only, with cancellation at supplied between-attempt boundaries. Caller timeout/cancellation does not prove remote work stopped or undo committed effects. No real sleep, network, clock measurement or asynchronous cancellation is implemented.</w:t>
+      </w:r>
+    </w:p>
+    <w:p>
+      <w:pPr>
+        <w:pStyle w:val="ListBullet"/>
+      </w:pPr>
+      <w:r>
+        <w:t>A report omits this qualification: A timeout means the caller lacks a timely result, not necessarily that the remote operation did not occur. Explain how omitting it could change a reader's interpretation, and write an accurate replacement.</w:t>
       </w:r>
     </w:p>
     <w:p>
@@ -498,17 +413,153 @@
         <w:pStyle w:val="Heading3"/>
       </w:pPr>
       <w:r>
+        <w:t>My reasoning and evidence</w:t>
+      </w:r>
+    </w:p>
+    <w:p>
+      <w:r>
+        <w:t>________________________________________________________________</w:t>
+      </w:r>
+    </w:p>
+    <w:p>
+      <w:r>
+        <w:t>________________________________________________________________</w:t>
+      </w:r>
+    </w:p>
+    <w:p>
+      <w:r>
+        <w:t>________________________________________________________________</w:t>
+      </w:r>
+    </w:p>
+    <w:p>
+      <w:r>
+        <w:t>________________________________________________________________</w:t>
+      </w:r>
+    </w:p>
+    <w:p>
+      <w:r>
+        <w:t>________________________________________________________________</w:t>
+      </w:r>
+    </w:p>
+    <w:p>
+      <w:r>
+        <w:t>________________________________________________________________</w:t>
+      </w:r>
+    </w:p>
+    <w:p>
+      <w:pPr>
+        <w:pStyle w:val="Heading1"/>
+      </w:pPr>
+      <w:r>
+        <w:t>09. W5 · Explain the limitation</w:t>
+      </w:r>
+    </w:p>
+    <w:p>
+      <w:r>
+        <w:t>Keep this task’s inputs,rule and response together.</w:t>
+      </w:r>
+    </w:p>
+    <w:p>
+      <w:pPr>
+        <w:pStyle w:val="Heading2"/>
+      </w:pPr>
+      <w:r>
+        <w:t>Complete task and evidence</w:t>
+      </w:r>
+    </w:p>
+    <w:p>
+      <w:pPr>
+        <w:pStyle w:val="ListBullet"/>
+      </w:pPr>
+      <w:r>
+        <w:t>Main virtual policy: at most 3 total attempts, each capped at 4 seconds of caller waiting, with gaps 1 and 2 seconds before attempts 2 and 3. Under enforced local caps and excluding overhead, bound = 3×4+1+2 = 15 seconds. Three timeouts exhaust the budget; no fourth attempt is started. Only declared timeout/transient categories retry in this local model; authentication, permission and invalid-request failures stop. Separate read-only picture: two attempts with 1-second caps and zero gap; first timeout 1 second plus supplied success .4 second totals 1.4 seconds. Cancellation before attempt 2/backoff stops future work at 1 second. Helper validates finite nonnegative numeric durations excluding bool, exact integer attempt count and one fewer gap than attempts. Code adds virtual durations only, with cancellation at supplied between-attempt boundaries. Caller timeout/cancellation does not prove remote work stopped or undo committed effects. No real sleep, network, clock measurement or asynchronous cancellation is implemented.</w:t>
+      </w:r>
+    </w:p>
+    <w:p>
+      <w:pPr>
+        <w:pStyle w:val="ListBullet"/>
+      </w:pPr>
+      <w:r>
+        <w:t>For the worked scenario, propose one additional case that could reveal a failure, describe its expected outcome before running it, and explain what would need to remain fixed for a fair comparison. Do not reuse W4 as a new final test after receiving feedback.</w:t>
+      </w:r>
+    </w:p>
+    <w:p>
+      <w:pPr>
+        <w:pStyle w:val="Heading3"/>
+      </w:pPr>
+      <w:r>
+        <w:t>My reasoning and evidence</w:t>
+      </w:r>
+    </w:p>
+    <w:p>
+      <w:r>
+        <w:t>________________________________________________________________</w:t>
+      </w:r>
+    </w:p>
+    <w:p>
+      <w:r>
+        <w:t>________________________________________________________________</w:t>
+      </w:r>
+    </w:p>
+    <w:p>
+      <w:r>
+        <w:t>________________________________________________________________</w:t>
+      </w:r>
+    </w:p>
+    <w:p>
+      <w:r>
+        <w:t>________________________________________________________________</w:t>
+      </w:r>
+    </w:p>
+    <w:p>
+      <w:r>
+        <w:t>________________________________________________________________</w:t>
+      </w:r>
+    </w:p>
+    <w:p>
+      <w:r>
+        <w:t>________________________________________________________________</w:t>
+      </w:r>
+    </w:p>
+    <w:p>
+      <w:r>
+        <w:t>________________________________________________________________</w:t>
+      </w:r>
+    </w:p>
+    <w:p>
+      <w:pPr>
+        <w:pStyle w:val="Heading1"/>
+      </w:pPr>
+      <w:r>
+        <w:t>04. Try alone · Selected transfer</w:t>
+      </w:r>
+    </w:p>
+    <w:p>
+      <w:r>
+        <w:t>Keep this task’s inputs,rule and response together.</w:t>
+      </w:r>
+    </w:p>
+    <w:p>
+      <w:pPr>
+        <w:pStyle w:val="Heading2"/>
+      </w:pPr>
+      <w:r>
+        <w:t>Complete task and evidence</w:t>
+      </w:r>
+    </w:p>
+    <w:p>
+      <w:pPr>
+        <w:pStyle w:val="Heading3"/>
+      </w:pPr>
+      <w:r>
         <w:t>Independent case: Apply a new case independently</w:t>
       </w:r>
     </w:p>
     <w:p>
       <w:pPr>
-        <w:spacing w:line="336" w:lineRule="auto" w:after="180"/>
-      </w:pPr>
-      <w:r>
-        <w:rPr>
-          <w:b w:val="0"/>
-        </w:rPr>
+        <w:pStyle w:val="ListBullet"/>
+      </w:pPr>
+      <w:r>
         <w:t>Two attempts, each up to 5 seconds, gap 2. Compute bound and decide whether authentication failure should retry.</w:t>
       </w:r>
     </w:p>
@@ -557,12 +608,9 @@
     </w:p>
     <w:p>
       <w:pPr>
-        <w:spacing w:line="336" w:lineRule="auto" w:after="180"/>
-      </w:pPr>
-      <w:r>
-        <w:rPr>
-          <w:b w:val="0"/>
-        </w:rPr>
+        <w:pStyle w:val="ListBullet"/>
+      </w:pPr>
+      <w:r>
         <w:t>Attempt this case before feedback. Record any help. Earlier examples below are further practice; a case already practised with feedback cannot establish fresh transfer.</w:t>
       </w:r>
     </w:p>
@@ -571,59 +619,28 @@
         <w:pStyle w:val="Heading1"/>
       </w:pPr>
       <w:r>
-        <w:t>05. W1 Explain the mechanism</w:t>
-      </w:r>
-    </w:p>
-    <w:p>
-      <w:r>
-        <w:t>Explain the mechanism. Apply the supplied Timeouts retries and cancellation facts and keep your reasoning.</w:t>
-      </w:r>
-    </w:p>
-    <w:p>
-      <w:pPr>
-        <w:spacing w:line="336" w:lineRule="auto" w:after="180"/>
-      </w:pPr>
-      <w:r>
-        <w:rPr>
-          <w:b w:val="0"/>
-        </w:rPr>
-        <w:t xml:space="preserve">Explain the weekly </w:t>
-      </w:r>
-      <w:r>
-        <w:rPr>
-          <w:b/>
-        </w:rPr>
-        <w:t>mechanism</w:t>
-      </w:r>
-      <w:r>
-        <w:rPr>
-          <w:b w:val="0"/>
-        </w:rPr>
-        <w:t xml:space="preserve"> in your own words. Use the worked scenario to name its </w:t>
-      </w:r>
-      <w:r>
-        <w:rPr>
-          <w:b/>
-        </w:rPr>
-        <w:t>input</w:t>
-      </w:r>
-      <w:r>
-        <w:rPr>
-          <w:b w:val="0"/>
-        </w:rPr>
-        <w:t xml:space="preserve">, decision rule and </w:t>
-      </w:r>
-      <w:r>
-        <w:rPr>
-          <w:b/>
-        </w:rPr>
-        <w:t>output</w:t>
-      </w:r>
-      <w:r>
-        <w:rPr>
-          <w:b w:val="0"/>
-        </w:rPr>
-        <w:t>.</w:t>
+        <w:t>10. Project · Keep the service evidence</w:t>
+      </w:r>
+    </w:p>
+    <w:p>
+      <w:r>
+        <w:t>Preserve the contract, inputs, observed outcomes and limits.</w:t>
+      </w:r>
+    </w:p>
+    <w:p>
+      <w:pPr>
+        <w:pStyle w:val="Heading2"/>
+      </w:pPr>
+      <w:r>
+        <w:t>Complete task and evidence</w:t>
+      </w:r>
+    </w:p>
+    <w:p>
+      <w:pPr>
+        <w:pStyle w:val="ListBullet"/>
+      </w:pPr>
+      <w:r>
+        <w:t>Add a labelled timeouts retries and cancellation evidence sheet to Grounded Learning Service. Show how you can explain the mechanism and terminology of timeouts retries and cancellation. Use the supplied fictional case and keep its inputs, intermediate steps, calculation or prediction, and limitation. Connect this record to last week’s record; a matching answer without a trace is insufficient.</w:t>
       </w:r>
     </w:p>
     <w:p>
@@ -631,7 +648,7 @@
         <w:pStyle w:val="Heading3"/>
       </w:pPr>
       <w:r>
-        <w:t>My reasoning and evidence</w:t>
+        <w:t>My project change, supporting evidence and remaining limit</w:t>
       </w:r>
     </w:p>
     <w:p>
@@ -669,483 +686,20 @@
         <w:pStyle w:val="Heading1"/>
       </w:pPr>
       <w:r>
-        <w:t>06. W2 Trace the worked case</w:t>
-      </w:r>
-    </w:p>
-    <w:p>
-      <w:r>
-        <w:t>Trace the worked case. Apply the supplied Timeouts retries and cancellation facts and keep your reasoning.</w:t>
-      </w:r>
-    </w:p>
-    <w:p>
-      <w:pPr>
-        <w:spacing w:line="336" w:lineRule="auto" w:after="180"/>
-      </w:pPr>
-      <w:r>
-        <w:rPr>
-          <w:b w:val="0"/>
-        </w:rPr>
-        <w:t>Three attempts each time out after 4 seconds with gaps 1 and 2. A fourth is proposed. Show the intermediate steps and give the conclusion with its scope.</w:t>
-      </w:r>
-    </w:p>
-    <w:p>
-      <w:pPr>
-        <w:pStyle w:val="Heading3"/>
-      </w:pPr>
-      <w:r>
-        <w:t>My reasoning and evidence</w:t>
-      </w:r>
-    </w:p>
-    <w:p>
-      <w:r>
-        <w:t>________________________________________________________________</w:t>
-      </w:r>
-    </w:p>
-    <w:p>
-      <w:r>
-        <w:t>________________________________________________________________</w:t>
-      </w:r>
-    </w:p>
-    <w:p>
-      <w:r>
-        <w:t>________________________________________________________________</w:t>
-      </w:r>
-    </w:p>
-    <w:p>
-      <w:r>
-        <w:t>________________________________________________________________</w:t>
-      </w:r>
-    </w:p>
-    <w:p>
-      <w:r>
-        <w:t>________________________________________________________________</w:t>
-      </w:r>
-    </w:p>
-    <w:p>
-      <w:r>
-        <w:t>________________________________________________________________</w:t>
-      </w:r>
-    </w:p>
-    <w:p>
-      <w:r>
-        <w:t>________________________________________________________________</w:t>
-      </w:r>
-    </w:p>
-    <w:p>
-      <w:pPr>
-        <w:pStyle w:val="Heading1"/>
-      </w:pPr>
-      <w:r>
-        <w:t>07. W3 Audit the limit</w:t>
-      </w:r>
-    </w:p>
-    <w:p>
-      <w:r>
-        <w:t>Audit the limit. Apply the supplied Timeouts retries and cancellation facts and keep your reasoning.</w:t>
-      </w:r>
-    </w:p>
-    <w:p>
-      <w:pPr>
-        <w:spacing w:line="336" w:lineRule="auto" w:after="180"/>
-      </w:pPr>
-      <w:r>
-        <w:rPr>
-          <w:b w:val="0"/>
-        </w:rPr>
-        <w:t xml:space="preserve">A report omits this qualification: A </w:t>
-      </w:r>
-      <w:r>
-        <w:rPr>
-          <w:b/>
-        </w:rPr>
-        <w:t>timeout</w:t>
-      </w:r>
-      <w:r>
-        <w:rPr>
-          <w:b w:val="0"/>
-        </w:rPr>
-        <w:t xml:space="preserve"> means the caller lacks a timely result, not necessarily that the remote operation did not occur.</w:t>
-      </w:r>
-    </w:p>
-    <w:p>
-      <w:pPr>
-        <w:spacing w:line="336" w:lineRule="auto" w:after="180"/>
-      </w:pPr>
-      <w:r>
-        <w:rPr>
-          <w:b w:val="0"/>
-        </w:rPr>
-        <w:t>Explain how omitting it could change a reader's interpretation, and write an accurate replacement.</w:t>
-      </w:r>
-    </w:p>
-    <w:p>
-      <w:pPr>
-        <w:pStyle w:val="Heading3"/>
-      </w:pPr>
-      <w:r>
-        <w:t>My reasoning and evidence</w:t>
-      </w:r>
-    </w:p>
-    <w:p>
-      <w:r>
-        <w:t>________________________________________________________________</w:t>
-      </w:r>
-    </w:p>
-    <w:p>
-      <w:r>
-        <w:t>________________________________________________________________</w:t>
-      </w:r>
-    </w:p>
-    <w:p>
-      <w:r>
-        <w:t>________________________________________________________________</w:t>
-      </w:r>
-    </w:p>
-    <w:p>
-      <w:r>
-        <w:t>________________________________________________________________</w:t>
-      </w:r>
-    </w:p>
-    <w:p>
-      <w:r>
-        <w:t>________________________________________________________________</w:t>
-      </w:r>
-    </w:p>
-    <w:p>
-      <w:r>
-        <w:t>________________________________________________________________</w:t>
-      </w:r>
-    </w:p>
-    <w:p>
-      <w:pPr>
-        <w:pStyle w:val="Heading1"/>
-      </w:pPr>
-      <w:r>
-        <w:t>08. W4 Apply a new case independently</w:t>
-      </w:r>
-    </w:p>
-    <w:p>
-      <w:r>
-        <w:t>Attempt before feedback. If this repeats the selected independent case, reuse that first attempt; otherwise keep a separate record. Apply a new case independently. Apply the supplied Timeouts retries and cancellation facts and keep your reasoning.</w:t>
-      </w:r>
-    </w:p>
-    <w:p>
-      <w:pPr>
-        <w:spacing w:line="336" w:lineRule="auto" w:after="180"/>
-      </w:pPr>
-      <w:r>
-        <w:rPr>
-          <w:b w:val="0"/>
-        </w:rPr>
-        <w:t>Two attempts, each up to 5 seconds, gap 2. Compute bound and decide whether authentication failure should retry.</w:t>
-      </w:r>
-    </w:p>
-    <w:p>
-      <w:pPr>
-        <w:pStyle w:val="Heading3"/>
-      </w:pPr>
-      <w:r>
-        <w:t>My reasoning and evidence</w:t>
-      </w:r>
-    </w:p>
-    <w:p>
-      <w:r>
-        <w:t>________________________________________________________________</w:t>
-      </w:r>
-    </w:p>
-    <w:p>
-      <w:r>
-        <w:t>________________________________________________________________</w:t>
-      </w:r>
-    </w:p>
-    <w:p>
-      <w:r>
-        <w:t>________________________________________________________________</w:t>
-      </w:r>
-    </w:p>
-    <w:p>
-      <w:r>
-        <w:t>________________________________________________________________</w:t>
-      </w:r>
-    </w:p>
-    <w:p>
-      <w:r>
-        <w:t>________________________________________________________________</w:t>
-      </w:r>
-    </w:p>
-    <w:p>
-      <w:r>
-        <w:t>________________________________________________________________</w:t>
-      </w:r>
-    </w:p>
-    <w:p>
-      <w:r>
-        <w:t>________________________________________________________________</w:t>
-      </w:r>
-    </w:p>
-    <w:p>
-      <w:r>
-        <w:t>________________________________________________________________</w:t>
-      </w:r>
-    </w:p>
-    <w:p>
-      <w:pPr>
-        <w:pStyle w:val="Heading1"/>
-      </w:pPr>
-      <w:r>
-        <w:t>09. W5 Design a revealing follow-up</w:t>
-      </w:r>
-    </w:p>
-    <w:p>
-      <w:r>
-        <w:t>Design a revealing follow-up. Apply the supplied Timeouts retries and cancellation facts and keep your reasoning.</w:t>
-      </w:r>
-    </w:p>
-    <w:p>
-      <w:pPr>
-        <w:spacing w:line="336" w:lineRule="auto" w:after="180"/>
-      </w:pPr>
-      <w:r>
-        <w:rPr>
-          <w:b w:val="0"/>
-        </w:rPr>
-        <w:t>For the worked scenario, propose one additional case that could reveal a failure, describe its expected outcome before running it, and explain what would need to remain fixed for a fair comparison.</w:t>
-      </w:r>
-    </w:p>
-    <w:p>
-      <w:pPr>
-        <w:spacing w:line="336" w:lineRule="auto" w:after="180"/>
-      </w:pPr>
-      <w:r>
-        <w:rPr>
-          <w:b w:val="0"/>
-        </w:rPr>
-        <w:t>Do not reuse W4 as a new final test after receiving feedback.</w:t>
-      </w:r>
-    </w:p>
-    <w:p>
-      <w:pPr>
-        <w:pStyle w:val="Heading3"/>
-      </w:pPr>
-      <w:r>
-        <w:t>My reasoning and evidence</w:t>
-      </w:r>
-    </w:p>
-    <w:p>
-      <w:r>
-        <w:t>________________________________________________________________</w:t>
-      </w:r>
-    </w:p>
-    <w:p>
-      <w:r>
-        <w:t>________________________________________________________________</w:t>
-      </w:r>
-    </w:p>
-    <w:p>
-      <w:r>
-        <w:t>________________________________________________________________</w:t>
-      </w:r>
-    </w:p>
-    <w:p>
-      <w:r>
-        <w:t>________________________________________________________________</w:t>
-      </w:r>
-    </w:p>
-    <w:p>
-      <w:r>
-        <w:t>________________________________________________________________</w:t>
-      </w:r>
-    </w:p>
-    <w:p>
-      <w:r>
-        <w:t>________________________________________________________________</w:t>
-      </w:r>
-    </w:p>
-    <w:p>
-      <w:r>
-        <w:t>________________________________________________________________</w:t>
-      </w:r>
-    </w:p>
-    <w:p>
-      <w:pPr>
-        <w:pStyle w:val="Heading1"/>
-      </w:pPr>
-      <w:r>
-        <w:t>10. Project checkpoint and reflection</w:t>
-      </w:r>
-    </w:p>
-    <w:p>
-      <w:r>
-        <w:t>Connect Timeouts retries and cancellation to Grounded Learning Service, identify a limit and choose the next useful test.</w:t>
-      </w:r>
-    </w:p>
-    <w:p>
-      <w:pPr>
-        <w:spacing w:line="336" w:lineRule="auto" w:after="180"/>
-      </w:pPr>
-      <w:r>
-        <w:rPr>
-          <w:b w:val="0"/>
-        </w:rPr>
-        <w:t xml:space="preserve">Add a labelled </w:t>
-      </w:r>
-      <w:r>
-        <w:rPr>
-          <w:b/>
-        </w:rPr>
-        <w:t>timeout</w:t>
-      </w:r>
-      <w:r>
-        <w:rPr>
-          <w:b w:val="0"/>
-        </w:rPr>
-        <w:t xml:space="preserve">s retries and </w:t>
-      </w:r>
-      <w:r>
-        <w:rPr>
-          <w:b/>
-        </w:rPr>
-        <w:t>cancellation</w:t>
-      </w:r>
-      <w:r>
-        <w:rPr>
-          <w:b w:val="0"/>
-        </w:rPr>
-        <w:t xml:space="preserve"> </w:t>
-      </w:r>
-      <w:r>
-        <w:rPr>
-          <w:b/>
-        </w:rPr>
-        <w:t>evidence</w:t>
-      </w:r>
-      <w:r>
-        <w:rPr>
-          <w:b w:val="0"/>
-        </w:rPr>
-        <w:t xml:space="preserve"> sheet to Grounded Learning Service. Show how you can explain the </w:t>
-      </w:r>
-      <w:r>
-        <w:rPr>
-          <w:b/>
-        </w:rPr>
-        <w:t>mechanism</w:t>
-      </w:r>
-      <w:r>
-        <w:rPr>
-          <w:b w:val="0"/>
-        </w:rPr>
-        <w:t xml:space="preserve"> and terminology of </w:t>
-      </w:r>
-      <w:r>
-        <w:rPr>
-          <w:b/>
-        </w:rPr>
-        <w:t>timeout</w:t>
-      </w:r>
-      <w:r>
-        <w:rPr>
-          <w:b w:val="0"/>
-        </w:rPr>
-        <w:t xml:space="preserve">s retries and </w:t>
-      </w:r>
-      <w:r>
-        <w:rPr>
-          <w:b/>
-        </w:rPr>
-        <w:t>cancellation</w:t>
-      </w:r>
-      <w:r>
-        <w:rPr>
-          <w:b w:val="0"/>
-        </w:rPr>
-        <w:t>.</w:t>
-      </w:r>
-    </w:p>
-    <w:p>
-      <w:pPr>
-        <w:spacing w:line="336" w:lineRule="auto" w:after="180"/>
-      </w:pPr>
-      <w:r>
-        <w:rPr>
-          <w:b w:val="0"/>
-        </w:rPr>
-        <w:t xml:space="preserve">Use the supplied fictional case and keep its </w:t>
-      </w:r>
-      <w:r>
-        <w:rPr>
-          <w:b/>
-        </w:rPr>
-        <w:t>input</w:t>
-      </w:r>
-      <w:r>
-        <w:rPr>
-          <w:b w:val="0"/>
-        </w:rPr>
-        <w:t xml:space="preserve">s, intermediate steps, calculation or </w:t>
-      </w:r>
-      <w:r>
-        <w:rPr>
-          <w:b/>
-        </w:rPr>
-        <w:t>prediction</w:t>
-      </w:r>
-      <w:r>
-        <w:rPr>
-          <w:b w:val="0"/>
-        </w:rPr>
-        <w:t>, and limitation. Connect this record to last week’s record; a matching answer without a trace is insufficient.</w:t>
-      </w:r>
-    </w:p>
-    <w:p>
-      <w:pPr>
-        <w:pStyle w:val="Heading3"/>
-      </w:pPr>
-      <w:r>
-        <w:t>My project change, supporting evidence and remaining limit</w:t>
-      </w:r>
-    </w:p>
-    <w:p>
-      <w:r>
-        <w:t>________________________________________________________________</w:t>
-      </w:r>
-    </w:p>
-    <w:p>
-      <w:r>
-        <w:t>________________________________________________________________</w:t>
-      </w:r>
-    </w:p>
-    <w:p>
-      <w:r>
-        <w:t>________________________________________________________________</w:t>
-      </w:r>
-    </w:p>
-    <w:p>
-      <w:r>
-        <w:t>________________________________________________________________</w:t>
-      </w:r>
-    </w:p>
-    <w:p>
-      <w:r>
-        <w:t>________________________________________________________________</w:t>
-      </w:r>
-    </w:p>
-    <w:p>
-      <w:r>
-        <w:t>________________________________________________________________</w:t>
-      </w:r>
-    </w:p>
-    <w:p>
-      <w:pPr>
-        <w:pStyle w:val="Heading1"/>
-      </w:pPr>
-      <w:r>
-        <w:t>11. Feedback, return check and learning record</w:t>
-      </w:r>
-    </w:p>
-    <w:p>
-      <w:r>
-        <w:t>Record the first repaired step and a different case to revisit after a delay.</w:t>
+        <w:t>11. Feedback · Repair and return</w:t>
+      </w:r>
+    </w:p>
+    <w:p>
+      <w:r>
+        <w:t>Keep this task’s inputs,rule and response together.</w:t>
+      </w:r>
+    </w:p>
+    <w:p>
+      <w:pPr>
+        <w:pStyle w:val="Heading2"/>
+      </w:pPr>
+      <w:r>
+        <w:t>Complete task and evidence</w:t>
       </w:r>
     </w:p>
     <w:tbl>
@@ -1286,12 +840,9 @@
     </w:tbl>
     <w:p>
       <w:pPr>
-        <w:spacing w:line="336" w:lineRule="auto" w:after="180"/>
-      </w:pPr>
-      <w:r>
-        <w:rPr>
-          <w:b w:val="0"/>
-        </w:rPr>
+        <w:pStyle w:val="ListBullet"/>
+      </w:pPr>
+      <w:r>
         <w:t>Revisit this idea with your teacher after a delay. Familiarity is different from explaining and using it on a changed case.</w:t>
       </w:r>
     </w:p>
@@ -1300,58 +851,322 @@
         <w:pStyle w:val="Heading1"/>
       </w:pPr>
       <w:r>
-        <w:t>12. Pictorial case practice: Timeouts retries and cancellation</w:t>
-      </w:r>
-    </w:p>
-    <w:p>
-      <w:r>
-        <w:t>Retry within declared limits. A read-only lookup allows two attempts of at most one second each. Cancellation forbids further attempts. Explain the labelled step before checking the changed condition.</w:t>
-      </w:r>
-    </w:p>
-    <w:p>
-      <w:pPr>
-        <w:spacing w:line="336" w:lineRule="auto" w:after="180"/>
-      </w:pPr>
-      <w:r>
-        <w:rPr>
-          <w:b w:val="0"/>
-        </w:rPr>
-        <w:t xml:space="preserve">Retry within declared limits. A read-only lookup allows two attempts of at most one second each. </w:t>
-      </w:r>
-      <w:r>
-        <w:rPr>
-          <w:b/>
-        </w:rPr>
-        <w:t>Cancellation</w:t>
-      </w:r>
-      <w:r>
-        <w:rPr>
-          <w:b w:val="0"/>
-        </w:rPr>
-        <w:t xml:space="preserve"> forbids further attempts.</w:t>
-      </w:r>
-    </w:p>
-    <w:p>
-      <w:pPr>
-        <w:spacing w:line="336" w:lineRule="auto" w:after="180"/>
-      </w:pPr>
-      <w:r>
-        <w:rPr>
-          <w:b w:val="0"/>
-        </w:rPr>
-        <w:t xml:space="preserve">First attempt times out at 1 second. Second succeeds in 0.4 seconds. Ignore overhead. No </w:t>
-      </w:r>
-      <w:r>
-        <w:rPr>
-          <w:b/>
-        </w:rPr>
-        <w:t>cancellation</w:t>
-      </w:r>
-      <w:r>
-        <w:rPr>
-          <w:b w:val="0"/>
-        </w:rPr>
-        <w:t xml:space="preserve"> occurs.</w:t>
+        <w:t>Reference bank and extra practice</w:t>
+      </w:r>
+    </w:p>
+    <w:p>
+      <w:pPr>
+        <w:pStyle w:val="Heading1"/>
+      </w:pPr>
+      <w:r>
+        <w:t>02. Reference · Supported W2 record</w:t>
+      </w:r>
+    </w:p>
+    <w:p>
+      <w:r>
+        <w:t>Keep this task’s inputs,rule and response together.</w:t>
+      </w:r>
+    </w:p>
+    <w:p>
+      <w:pPr>
+        <w:pStyle w:val="Heading2"/>
+      </w:pPr>
+      <w:r>
+        <w:t>Complete task and evidence</w:t>
+      </w:r>
+    </w:p>
+    <w:p>
+      <w:pPr>
+        <w:pStyle w:val="ListBullet"/>
+      </w:pPr>
+      <w:r>
+        <w:t>Use W2: Trace the worked case for Timeouts retries and cancellation. Record the answer once; the lesson and workbook refer to the same attempt.</w:t>
+      </w:r>
+    </w:p>
+    <w:tbl>
+      <w:tblPr>
+        <w:tblStyle w:val="LightShading-Accent1"/>
+        <w:tblW w:type="auto" w:w="0"/>
+        <w:tblLook w:firstColumn="1" w:firstRow="1" w:lastColumn="0" w:lastRow="0" w:noHBand="0" w:noVBand="1" w:val="04A0"/>
+      </w:tblPr>
+      <w:tblGrid>
+        <w:gridCol w:w="2556"/>
+        <w:gridCol w:w="2556"/>
+        <w:gridCol w:w="2556"/>
+        <w:gridCol w:w="2556"/>
+      </w:tblGrid>
+      <w:tr>
+        <w:trPr>
+          <w:tblHeader/>
+        </w:trPr>
+        <w:tc>
+          <w:tcPr>
+            <w:tcW w:type="dxa" w:w="2556"/>
+          </w:tcPr>
+          <w:p>
+            <w:r>
+              <w:t>Given inputs</w:t>
+            </w:r>
+          </w:p>
+        </w:tc>
+        <w:tc>
+          <w:tcPr>
+            <w:tcW w:type="dxa" w:w="2556"/>
+          </w:tcPr>
+          <w:p>
+            <w:r>
+              <w:t>Procedure I chose</w:t>
+            </w:r>
+          </w:p>
+        </w:tc>
+        <w:tc>
+          <w:tcPr>
+            <w:tcW w:type="dxa" w:w="2556"/>
+          </w:tcPr>
+          <w:p>
+            <w:r>
+              <w:t>Middle steps</w:t>
+            </w:r>
+          </w:p>
+        </w:tc>
+        <w:tc>
+          <w:tcPr>
+            <w:tcW w:type="dxa" w:w="2556"/>
+          </w:tcPr>
+          <w:p>
+            <w:r>
+              <w:t>Result and check</w:t>
+            </w:r>
+          </w:p>
+        </w:tc>
+      </w:tr>
+      <w:tr>
+        <w:tc>
+          <w:tcPr>
+            <w:tcW w:type="dxa" w:w="2556"/>
+          </w:tcPr>
+          <w:p>
+            <w:r/>
+          </w:p>
+        </w:tc>
+        <w:tc>
+          <w:tcPr>
+            <w:tcW w:type="dxa" w:w="2556"/>
+          </w:tcPr>
+          <w:p>
+            <w:r/>
+          </w:p>
+        </w:tc>
+        <w:tc>
+          <w:tcPr>
+            <w:tcW w:type="dxa" w:w="2556"/>
+          </w:tcPr>
+          <w:p>
+            <w:r/>
+          </w:p>
+        </w:tc>
+        <w:tc>
+          <w:tcPr>
+            <w:tcW w:type="dxa" w:w="2556"/>
+          </w:tcPr>
+          <w:p>
+            <w:r/>
+          </w:p>
+        </w:tc>
+      </w:tr>
+    </w:tbl>
+    <w:p>
+      <w:pPr>
+        <w:pStyle w:val="Heading3"/>
+      </w:pPr>
+      <w:r>
+        <w:t>The step I completed without help, and the hint I needed</w:t>
+      </w:r>
+    </w:p>
+    <w:p>
+      <w:r>
+        <w:t>________________________________________________________________</w:t>
+      </w:r>
+    </w:p>
+    <w:p>
+      <w:r>
+        <w:t>________________________________________________________________</w:t>
+      </w:r>
+    </w:p>
+    <w:p>
+      <w:r>
+        <w:t>________________________________________________________________</w:t>
+      </w:r>
+    </w:p>
+    <w:p>
+      <w:pPr>
+        <w:pStyle w:val="Heading1"/>
+      </w:pPr>
+      <w:r>
+        <w:t>03. Extra practice · Individual reasoning check</w:t>
+      </w:r>
+    </w:p>
+    <w:p>
+      <w:r>
+        <w:t>Keep this task’s inputs,rule and response together.</w:t>
+      </w:r>
+    </w:p>
+    <w:p>
+      <w:pPr>
+        <w:pStyle w:val="Heading2"/>
+      </w:pPr>
+      <w:r>
+        <w:t>Complete task and evidence</w:t>
+      </w:r>
+    </w:p>
+    <w:p>
+      <w:pPr>
+        <w:pStyle w:val="ListBullet"/>
+      </w:pPr>
+      <w:r>
+        <w:t>Use the worked case for Timeouts retries and cancellation. Proposed explanation: “The worked result establishes every future case”. Decide whether this explanation is supported. Point to the step or supplied fact that decides; explain your repair if needed.</w:t>
+      </w:r>
+    </w:p>
+    <w:p>
+      <w:pPr>
+        <w:pStyle w:val="Heading3"/>
+      </w:pPr>
+      <w:r>
+        <w:t>My explanation before partner discussion</w:t>
+      </w:r>
+    </w:p>
+    <w:p>
+      <w:r>
+        <w:t>________________________________________________________________</w:t>
+      </w:r>
+    </w:p>
+    <w:p>
+      <w:r>
+        <w:t>________________________________________________________________</w:t>
+      </w:r>
+    </w:p>
+    <w:p>
+      <w:r>
+        <w:t>________________________________________________________________</w:t>
+      </w:r>
+    </w:p>
+    <w:p>
+      <w:r>
+        <w:t>________________________________________________________________</w:t>
+      </w:r>
+    </w:p>
+    <w:p>
+      <w:pPr>
+        <w:pStyle w:val="Heading1"/>
+      </w:pPr>
+      <w:r>
+        <w:t>08. Reference · Earlier W4 response copy</w:t>
+      </w:r>
+    </w:p>
+    <w:p>
+      <w:r>
+        <w:t>Keep this task’s inputs,rule and response together.</w:t>
+      </w:r>
+    </w:p>
+    <w:p>
+      <w:pPr>
+        <w:pStyle w:val="Heading2"/>
+      </w:pPr>
+      <w:r>
+        <w:t>Complete task and evidence</w:t>
+      </w:r>
+    </w:p>
+    <w:p>
+      <w:pPr>
+        <w:pStyle w:val="ListBullet"/>
+      </w:pPr>
+      <w:r>
+        <w:t>Two attempts, each up to 5 seconds, gap 2. Compute bound and decide whether authentication failure should retry.</w:t>
+      </w:r>
+    </w:p>
+    <w:p>
+      <w:pPr>
+        <w:pStyle w:val="Heading3"/>
+      </w:pPr>
+      <w:r>
+        <w:t>My reasoning and evidence</w:t>
+      </w:r>
+    </w:p>
+    <w:p>
+      <w:r>
+        <w:t>________________________________________________________________</w:t>
+      </w:r>
+    </w:p>
+    <w:p>
+      <w:r>
+        <w:t>________________________________________________________________</w:t>
+      </w:r>
+    </w:p>
+    <w:p>
+      <w:r>
+        <w:t>________________________________________________________________</w:t>
+      </w:r>
+    </w:p>
+    <w:p>
+      <w:r>
+        <w:t>________________________________________________________________</w:t>
+      </w:r>
+    </w:p>
+    <w:p>
+      <w:r>
+        <w:t>________________________________________________________________</w:t>
+      </w:r>
+    </w:p>
+    <w:p>
+      <w:r>
+        <w:t>________________________________________________________________</w:t>
+      </w:r>
+    </w:p>
+    <w:p>
+      <w:r>
+        <w:t>________________________________________________________________</w:t>
+      </w:r>
+    </w:p>
+    <w:p>
+      <w:r>
+        <w:t>________________________________________________________________</w:t>
+      </w:r>
+    </w:p>
+    <w:p>
+      <w:pPr>
+        <w:pStyle w:val="Heading1"/>
+      </w:pPr>
+      <w:r>
+        <w:t>12. Extra practice · Pictured case</w:t>
+      </w:r>
+    </w:p>
+    <w:p>
+      <w:r>
+        <w:t>Keep this task’s inputs,rule and response together.</w:t>
+      </w:r>
+    </w:p>
+    <w:p>
+      <w:pPr>
+        <w:pStyle w:val="Heading2"/>
+      </w:pPr>
+      <w:r>
+        <w:t>Complete task and evidence</w:t>
+      </w:r>
+    </w:p>
+    <w:p>
+      <w:pPr>
+        <w:pStyle w:val="ListBullet"/>
+      </w:pPr>
+      <w:r>
+        <w:t>Retry within declared limits. A read-only lookup allows two attempts of at most one second each. Cancellation forbids further attempts.</w:t>
+      </w:r>
+    </w:p>
+    <w:p>
+      <w:pPr>
+        <w:pStyle w:val="ListBullet"/>
+      </w:pPr>
+      <w:r>
+        <w:t>First attempt times out at 1 second. Second succeeds in 0.4 seconds. Ignore overhead. No cancellation occurs.</w:t>
       </w:r>
     </w:p>
     <w:p>
@@ -1392,38 +1207,10 @@
     </w:p>
     <w:p>
       <w:pPr>
-        <w:spacing w:line="336" w:lineRule="auto" w:after="180"/>
-        <w:shd w:fill="F5F1FB"/>
-      </w:pPr>
-      <w:r>
-        <w:rPr>
-          <w:b w:val="0"/>
-        </w:rPr>
-        <w:t xml:space="preserve">Calculate waiting time for a one-second </w:t>
-      </w:r>
-      <w:r>
-        <w:rPr>
-          <w:b/>
-        </w:rPr>
-        <w:t>timeout</w:t>
-      </w:r>
-      <w:r>
-        <w:rPr>
-          <w:b w:val="0"/>
-        </w:rPr>
-        <w:t xml:space="preserve"> followed by a 0.4-second success. What changes if </w:t>
-      </w:r>
-      <w:r>
-        <w:rPr>
-          <w:b/>
-        </w:rPr>
-        <w:t>cancellation</w:t>
-      </w:r>
-      <w:r>
-        <w:rPr>
-          <w:b w:val="0"/>
-        </w:rPr>
-        <w:t xml:space="preserve"> arrives after the first attempt but before the retry?</w:t>
+        <w:pStyle w:val="ListBullet"/>
+      </w:pPr>
+      <w:r>
+        <w:t>Calculate waiting time for a one-second timeout followed by a 0.4-second success. What changes if cancellation arrives after the first attempt but before the retry?</w:t>
       </w:r>
     </w:p>
     <w:p>
@@ -1466,57 +1253,18 @@
     </w:p>
     <w:p>
       <w:pPr>
-        <w:pStyle w:val="Heading3"/>
-      </w:pPr>
-      <w:r>
-        <w:t>Record the help used</w:t>
-      </w:r>
-    </w:p>
-    <w:p>
-      <w:pPr>
-        <w:spacing w:line="336" w:lineRule="auto" w:after="180"/>
-        <w:shd w:fill="F1F6F8"/>
-      </w:pPr>
-      <w:r>
-        <w:rPr>
-          <w:b w:val="0"/>
-        </w:rPr>
-        <w:t xml:space="preserve">Support used: alone / hint / worked example. This record is practice </w:t>
-      </w:r>
-      <w:r>
-        <w:rPr>
-          <w:b/>
-        </w:rPr>
-        <w:t>evidence</w:t>
-      </w:r>
-      <w:r>
-        <w:rPr>
-          <w:b w:val="0"/>
-        </w:rPr>
-        <w:t>.</w:t>
-      </w:r>
-    </w:p>
-    <w:p>
-      <w:pPr>
-        <w:spacing w:line="336" w:lineRule="auto" w:after="180"/>
-      </w:pPr>
-      <w:r>
-        <w:rPr>
-          <w:b w:val="0"/>
-        </w:rPr>
-        <w:t xml:space="preserve">Project connection: For the Grounded Learning Service, retain an annotated trace and the changed-case result. Name the contract or </w:t>
-      </w:r>
-      <w:r>
-        <w:rPr>
-          <w:b/>
-        </w:rPr>
-        <w:t>evidence</w:t>
-      </w:r>
-      <w:r>
-        <w:rPr>
-          <w:b w:val="0"/>
-        </w:rPr>
-        <w:t xml:space="preserve"> that makes the deciding step valid, so another team can review it.</w:t>
+        <w:pStyle w:val="ListBullet"/>
+      </w:pPr>
+      <w:r>
+        <w:t>Support used: alone / hint / worked example. This record is practice evidence.</w:t>
+      </w:r>
+    </w:p>
+    <w:p>
+      <w:pPr>
+        <w:pStyle w:val="ListBullet"/>
+      </w:pPr>
+      <w:r>
+        <w:t>Project connection: For the Grounded Learning Service, retain an annotated trace and the changed-case result. Name the contract or evidence that makes the deciding step valid, so another team can review it.</w:t>
       </w:r>
     </w:p>
     <w:p>
@@ -1524,57 +1272,44 @@
         <w:pStyle w:val="Heading1"/>
       </w:pPr>
       <w:r>
-        <w:t>13. Project portfolio milestone</w:t>
-      </w:r>
-    </w:p>
-    <w:p>
-      <w:r>
-        <w:t>Keep this week’s input, deciding step, result and limit together in the Grounded Learning Service record.</w:t>
-      </w:r>
-    </w:p>
-    <w:p>
-      <w:pPr>
-        <w:spacing w:line="336" w:lineRule="auto" w:after="180"/>
-      </w:pPr>
-      <w:r>
-        <w:rPr>
-          <w:b w:val="0"/>
-        </w:rPr>
+        <w:t>13. Reference · Project milestone</w:t>
+      </w:r>
+    </w:p>
+    <w:p>
+      <w:r>
+        <w:t>Keep this task’s inputs,rule and response together.</w:t>
+      </w:r>
+    </w:p>
+    <w:p>
+      <w:pPr>
+        <w:pStyle w:val="Heading2"/>
+      </w:pPr>
+      <w:r>
+        <w:t>Complete task and evidence</w:t>
+      </w:r>
+    </w:p>
+    <w:p>
+      <w:pPr>
+        <w:pStyle w:val="ListBullet"/>
+      </w:pPr>
+      <w:r>
         <w:t>Project: Grounded Learning Service</w:t>
       </w:r>
     </w:p>
     <w:p>
       <w:pPr>
-        <w:spacing w:line="336" w:lineRule="auto" w:after="180"/>
-      </w:pPr>
-      <w:r>
-        <w:rPr>
-          <w:b w:val="0"/>
-        </w:rPr>
+        <w:pStyle w:val="ListBullet"/>
+      </w:pPr>
+      <w:r>
         <w:t>Current milestone: Test changed cases. Keep normal, boundary and failure cases; compare expected and observed results.</w:t>
       </w:r>
     </w:p>
     <w:p>
       <w:pPr>
-        <w:spacing w:line="336" w:lineRule="auto" w:after="180"/>
-      </w:pPr>
-      <w:r>
-        <w:rPr>
-          <w:b w:val="0"/>
-        </w:rPr>
-        <w:t xml:space="preserve">For the Grounded Learning Service, retain an annotated trace and the changed-case result. Name the contract or </w:t>
-      </w:r>
-      <w:r>
-        <w:rPr>
-          <w:b/>
-        </w:rPr>
-        <w:t>evidence</w:t>
-      </w:r>
-      <w:r>
-        <w:rPr>
-          <w:b w:val="0"/>
-        </w:rPr>
-        <w:t xml:space="preserve"> that makes the deciding step valid, so another team can review it.</w:t>
+        <w:pStyle w:val="ListBullet"/>
+      </w:pPr>
+      <w:r>
+        <w:t>For the Grounded Learning Service, retain an annotated trace and the changed-case result. Name the contract or evidence that makes the deciding step valid, so another team can review it.</w:t>
       </w:r>
     </w:p>
     <w:tbl>
@@ -1731,12 +1466,526 @@
         <w:pStyle w:val="Heading1"/>
       </w:pPr>
       <w:r>
-        <w:t>14. Supported practice and learning evidence</w:t>
-      </w:r>
-    </w:p>
-    <w:p>
-      <w:r>
-        <w:t>Try the supported questions before comparing with hints and feedback. Record what you repaired and the evidence you retained.</w:t>
+        <w:t>14. Extra practice · Predict,check and repair</w:t>
+      </w:r>
+    </w:p>
+    <w:p>
+      <w:r>
+        <w:t>Keep supported feedback separate from the independent case.</w:t>
+      </w:r>
+    </w:p>
+    <w:p>
+      <w:pPr>
+        <w:pStyle w:val="Heading2"/>
+      </w:pPr>
+      <w:r>
+        <w:t>First supported question and optional hint</w:t>
+      </w:r>
+    </w:p>
+    <w:p>
+      <w:pPr>
+        <w:pStyle w:val="ListBullet"/>
+      </w:pPr>
+      <w:r>
+        <w:t>Retry within declared limits. A read-only lookup allows two attempts of at most one second each. Cancellation forbids further attempts.</w:t>
+      </w:r>
+    </w:p>
+    <w:p>
+      <w:pPr>
+        <w:pStyle w:val="Heading3"/>
+      </w:pPr>
+      <w:r>
+        <w:t>Practice 1: explain the deciding evidence</w:t>
+      </w:r>
+    </w:p>
+    <w:p>
+      <w:pPr>
+        <w:pStyle w:val="ListBullet"/>
+      </w:pPr>
+      <w:r>
+        <w:t>Which labelled step matches this detail? Accept the checked record; total waiting is 1.4 seconds.</w:t>
+      </w:r>
+    </w:p>
+    <w:p>
+      <w:pPr>
+        <w:pStyle w:val="ListBullet"/>
+      </w:pPr>
+      <w:r>
+        <w:t>1. Complete next attempt</w:t>
+      </w:r>
+    </w:p>
+    <w:p>
+      <w:pPr>
+        <w:pStyle w:val="ListBullet"/>
+      </w:pPr>
+      <w:r>
+        <w:t>2. Bound first wait</w:t>
+      </w:r>
+    </w:p>
+    <w:p>
+      <w:pPr>
+        <w:pStyle w:val="ListBullet"/>
+      </w:pPr>
+      <w:r>
+        <w:t>3. Check retry</w:t>
+      </w:r>
+    </w:p>
+    <w:p>
+      <w:pPr>
+        <w:pStyle w:val="Heading3"/>
+      </w:pPr>
+      <w:r>
+        <w:t>My selected conclusion, deciding fact and explanation</w:t>
+      </w:r>
+    </w:p>
+    <w:p>
+      <w:r>
+        <w:t>________________________________________________________________</w:t>
+      </w:r>
+    </w:p>
+    <w:p>
+      <w:r>
+        <w:t>________________________________________________________________</w:t>
+      </w:r>
+    </w:p>
+    <w:p>
+      <w:r>
+        <w:t>________________________________________________________________</w:t>
+      </w:r>
+    </w:p>
+    <w:p>
+      <w:r>
+        <w:t>________________________________________________________________</w:t>
+      </w:r>
+    </w:p>
+    <w:p>
+      <w:r>
+        <w:t>________________________________________________________________</w:t>
+      </w:r>
+    </w:p>
+    <w:p>
+      <w:pPr>
+        <w:pStyle w:val="ListBullet"/>
+      </w:pPr>
+      <w:r>
+        <w:t>Hint if needed: Read the steps in the pictorial case. Match the supplied detail to the stage that performs or records it.</w:t>
+      </w:r>
+    </w:p>
+    <w:p>
+      <w:pPr>
+        <w:pStyle w:val="Heading2"/>
+      </w:pPr>
+      <w:r>
+        <w:t>Check after the first attempt · reference / check after trying</w:t>
+      </w:r>
+    </w:p>
+    <w:p>
+      <w:pPr>
+        <w:spacing w:line="336" w:lineRule="auto" w:after="180"/>
+      </w:pPr>
+      <w:r>
+        <w:rPr>
+          <w:b w:val="0"/>
+        </w:rPr>
+        <w:t xml:space="preserve">After your attempt, compare with the supported explanation: Complete next attempt Accept the checked record; total waiting is 1.4 seconds. A </w:t>
+      </w:r>
+      <w:r>
+        <w:rPr>
+          <w:b/>
+        </w:rPr>
+        <w:t>timeout</w:t>
+      </w:r>
+      <w:r>
+        <w:rPr>
+          <w:b w:val="0"/>
+        </w:rPr>
+        <w:t xml:space="preserve"> bounds waiting; a retry tries again; </w:t>
+      </w:r>
+      <w:r>
+        <w:rPr>
+          <w:b/>
+        </w:rPr>
+        <w:t>cancellation</w:t>
+      </w:r>
+      <w:r>
+        <w:rPr>
+          <w:b w:val="0"/>
+        </w:rPr>
+        <w:t xml:space="preserve"> withdraws the request.</w:t>
+      </w:r>
+    </w:p>
+    <w:p>
+      <w:pPr>
+        <w:spacing w:line="336" w:lineRule="auto" w:after="180"/>
+      </w:pPr>
+      <w:r>
+        <w:rPr>
+          <w:b w:val="0"/>
+        </w:rPr>
+        <w:t>They are separate conditions on the next action.</w:t>
+      </w:r>
+    </w:p>
+    <w:p>
+      <w:pPr>
+        <w:pStyle w:val="Heading2"/>
+      </w:pPr>
+      <w:r>
+        <w:t>Changed-case question and optional hint</w:t>
+      </w:r>
+    </w:p>
+    <w:p>
+      <w:pPr>
+        <w:pStyle w:val="Heading3"/>
+      </w:pPr>
+      <w:r>
+        <w:t>Practice 2: explain the deciding evidence</w:t>
+      </w:r>
+    </w:p>
+    <w:p>
+      <w:pPr>
+        <w:pStyle w:val="ListBullet"/>
+      </w:pPr>
+      <w:r>
+        <w:t>Changed-case practice: Cancellation arrives after the first timeout. Which conclusion is supported by the supplied facts?</w:t>
+      </w:r>
+    </w:p>
+    <w:p>
+      <w:pPr>
+        <w:pStyle w:val="ListBullet"/>
+      </w:pPr>
+      <w:r>
+        <w:t>1. We can decide the result without examining the changed input or the procedure.</w:t>
+      </w:r>
+    </w:p>
+    <w:p>
+      <w:pPr>
+        <w:pStyle w:val="ListBullet"/>
+      </w:pPr>
+      <w:r>
+        <w:t>2. Do not start the second attempt.</w:t>
+      </w:r>
+    </w:p>
+    <w:p>
+      <w:pPr>
+        <w:pStyle w:val="ListBullet"/>
+      </w:pPr>
+      <w:r>
+        <w:t>3. This one example guarantees correct results for every future input.</w:t>
+      </w:r>
+    </w:p>
+    <w:p>
+      <w:pPr>
+        <w:pStyle w:val="Heading3"/>
+      </w:pPr>
+      <w:r>
+        <w:t>My selected conclusion, deciding fact and explanation</w:t>
+      </w:r>
+    </w:p>
+    <w:p>
+      <w:r>
+        <w:t>________________________________________________________________</w:t>
+      </w:r>
+    </w:p>
+    <w:p>
+      <w:r>
+        <w:t>________________________________________________________________</w:t>
+      </w:r>
+    </w:p>
+    <w:p>
+      <w:r>
+        <w:t>________________________________________________________________</w:t>
+      </w:r>
+    </w:p>
+    <w:p>
+      <w:r>
+        <w:t>________________________________________________________________</w:t>
+      </w:r>
+    </w:p>
+    <w:p>
+      <w:r>
+        <w:t>________________________________________________________________</w:t>
+      </w:r>
+    </w:p>
+    <w:p>
+      <w:pPr>
+        <w:pStyle w:val="ListBullet"/>
+      </w:pPr>
+      <w:r>
+        <w:t>Hint if needed: Use the changed condition and the deciding step in the pictorial trace. The answer must say what follows from those facts.</w:t>
+      </w:r>
+    </w:p>
+    <w:p>
+      <w:pPr>
+        <w:pStyle w:val="Heading2"/>
+      </w:pPr>
+      <w:r>
+        <w:t>Check after the changed attempt · reference / check after trying</w:t>
+      </w:r>
+    </w:p>
+    <w:p>
+      <w:pPr>
+        <w:spacing w:line="336" w:lineRule="auto" w:after="180"/>
+      </w:pPr>
+      <w:r>
+        <w:rPr>
+          <w:b w:val="0"/>
+        </w:rPr>
+        <w:t xml:space="preserve">After your attempt, compare with the supported explanation: Do not start the second attempt. </w:t>
+      </w:r>
+      <w:r>
+        <w:rPr>
+          <w:b/>
+        </w:rPr>
+        <w:t>Cancellation</w:t>
+      </w:r>
+      <w:r>
+        <w:rPr>
+          <w:b w:val="0"/>
+        </w:rPr>
+        <w:t xml:space="preserve"> overrides the unused retry allowance.</w:t>
+      </w:r>
+    </w:p>
+    <w:p>
+      <w:pPr>
+        <w:pStyle w:val="Heading2"/>
+      </w:pPr>
+      <w:r>
+        <w:t>Repair and retain the record</w:t>
+      </w:r>
+    </w:p>
+    <w:p>
+      <w:pPr>
+        <w:spacing w:line="336" w:lineRule="auto" w:after="180"/>
+      </w:pPr>
+      <w:r>
+        <w:rPr>
+          <w:b w:val="0"/>
+        </w:rPr>
+        <w:t xml:space="preserve">Review Approval gates and idempotency (ai-6/15). Goal: Explain the </w:t>
+      </w:r>
+      <w:r>
+        <w:rPr>
+          <w:b/>
+        </w:rPr>
+        <w:t>mechanism</w:t>
+      </w:r>
+      <w:r>
+        <w:rPr>
+          <w:b w:val="0"/>
+        </w:rPr>
+        <w:t xml:space="preserve"> and terminology of approval gates and idempotency. Short practice: Trace the two deliveries of approved K9.</w:t>
+      </w:r>
+    </w:p>
+    <w:p>
+      <w:pPr>
+        <w:spacing w:line="336" w:lineRule="auto" w:after="180"/>
+      </w:pPr>
+      <w:r>
+        <w:rPr>
+          <w:b w:val="0"/>
+        </w:rPr>
+        <w:t>How many reservations should occur, and why can a new K10 for desk 5 not borrow K9’s approval?. Return to this week and explain what you changed.</w:t>
+      </w:r>
+    </w:p>
+    <w:p>
+      <w:pPr>
+        <w:spacing w:line="336" w:lineRule="auto" w:after="180"/>
+      </w:pPr>
+      <w:r>
+        <w:rPr>
+          <w:b w:val="0"/>
+        </w:rPr>
+        <w:t xml:space="preserve">Review State machines for bounded agents (ai-6/13). Goal: Explain the </w:t>
+      </w:r>
+      <w:r>
+        <w:rPr>
+          <w:b/>
+        </w:rPr>
+        <w:t>mechanism</w:t>
+      </w:r>
+      <w:r>
+        <w:rPr>
+          <w:b w:val="0"/>
+        </w:rPr>
+        <w:t xml:space="preserve"> and terminology of state machines for bounded agents. Short practice: Trace A and B through the state diagram.</w:t>
+      </w:r>
+    </w:p>
+    <w:p>
+      <w:pPr>
+        <w:spacing w:line="336" w:lineRule="auto" w:after="180"/>
+      </w:pPr>
+      <w:r>
+        <w:rPr>
+          <w:b w:val="0"/>
+        </w:rPr>
+        <w:t>Name B’s forbidden transition and explain whether adding checking→querying permits that shortcut.. Return to this week and explain what you changed.</w:t>
+      </w:r>
+    </w:p>
+    <w:p>
+      <w:pPr>
+        <w:spacing w:line="336" w:lineRule="auto" w:after="180"/>
+      </w:pPr>
+      <w:r>
+        <w:rPr>
+          <w:b w:val="0"/>
+        </w:rPr>
+        <w:t xml:space="preserve">Review Evaluation pipelines (ai-6/10). Goal: Explain the </w:t>
+      </w:r>
+      <w:r>
+        <w:rPr>
+          <w:b/>
+        </w:rPr>
+        <w:t>mechanism</w:t>
+      </w:r>
+      <w:r>
+        <w:rPr>
+          <w:b w:val="0"/>
+        </w:rPr>
+        <w:t xml:space="preserve"> and terminology of evaluation pipelines. Short practice: Calculate A’s and B’s correct rates on all four cases.</w:t>
+      </w:r>
+    </w:p>
+    <w:p>
+      <w:pPr>
+        <w:spacing w:line="336" w:lineRule="auto" w:after="180"/>
+      </w:pPr>
+      <w:r>
+        <w:rPr>
+          <w:b w:val="0"/>
+        </w:rPr>
+        <w:t>Identify their shared failure and explain why removing that case after scoring changes the honesty of the comparison.. Return to this week and explain what you changed.</w:t>
+      </w:r>
+    </w:p>
+    <w:p>
+      <w:pPr>
+        <w:spacing w:line="336" w:lineRule="auto" w:after="180"/>
+      </w:pPr>
+      <w:r>
+        <w:rPr>
+          <w:b w:val="0"/>
+        </w:rPr>
+        <w:t xml:space="preserve">The browser lab lets you edit the supported Python examples already included in this lesson. Predict first, run, inspect the actual </w:t>
+      </w:r>
+      <w:r>
+        <w:rPr>
+          <w:b/>
+        </w:rPr>
+        <w:t>output</w:t>
+      </w:r>
+      <w:r>
+        <w:rPr>
+          <w:b w:val="0"/>
+        </w:rPr>
+        <w:t xml:space="preserve"> or error, change one </w:t>
+      </w:r>
+      <w:r>
+        <w:rPr>
+          <w:b/>
+        </w:rPr>
+        <w:t>input</w:t>
+      </w:r>
+      <w:r>
+        <w:rPr>
+          <w:b w:val="0"/>
+        </w:rPr>
+        <w:t>, then run again.</w:t>
+      </w:r>
+    </w:p>
+    <w:p>
+      <w:pPr>
+        <w:spacing w:line="336" w:lineRule="auto" w:after="180"/>
+      </w:pPr>
+      <w:r>
+        <w:rPr>
+          <w:b w:val="0"/>
+        </w:rPr>
+        <w:t xml:space="preserve">Keep code, </w:t>
+      </w:r>
+      <w:r>
+        <w:rPr>
+          <w:b/>
+        </w:rPr>
+        <w:t>prediction</w:t>
+      </w:r>
+      <w:r>
+        <w:rPr>
+          <w:b w:val="0"/>
+        </w:rPr>
+        <w:t>s, actual results and a reasoned revision together. On paper, label your result as a trace rather than an execution.</w:t>
+      </w:r>
+    </w:p>
+    <w:p>
+      <w:pPr>
+        <w:spacing w:line="336" w:lineRule="auto" w:after="180"/>
+      </w:pPr>
+      <w:r>
+        <w:rPr>
+          <w:b w:val="0"/>
+        </w:rPr>
+        <w:t xml:space="preserve">Use Download completed work in the hosted lesson to export your answers, reflections, practice feedback and code-run </w:t>
+      </w:r>
+      <w:r>
+        <w:rPr>
+          <w:b/>
+        </w:rPr>
+        <w:t>evidence</w:t>
+      </w:r>
+      <w:r>
+        <w:rPr>
+          <w:b w:val="0"/>
+        </w:rPr>
+        <w:t>. Open the HTML copy to read or print it.</w:t>
+      </w:r>
+    </w:p>
+    <w:p>
+      <w:pPr>
+        <w:spacing w:line="336" w:lineRule="auto" w:after="180"/>
+      </w:pPr>
+      <w:r>
+        <w:rPr>
+          <w:b w:val="0"/>
+        </w:rPr>
+        <w:t>Drafts stay in this browser when storage is available; clear drafts on a shared device.</w:t>
+      </w:r>
+    </w:p>
+    <w:p>
+      <w:pPr>
+        <w:pStyle w:val="Heading3"/>
+      </w:pPr>
+      <w:r>
+        <w:t>What I repaired, the evidence I kept and the next test</w:t>
+      </w:r>
+    </w:p>
+    <w:p>
+      <w:r>
+        <w:t>________________________________________________________________</w:t>
+      </w:r>
+    </w:p>
+    <w:p>
+      <w:r>
+        <w:t>________________________________________________________________</w:t>
+      </w:r>
+    </w:p>
+    <w:p>
+      <w:r>
+        <w:t>________________________________________________________________</w:t>
+      </w:r>
+    </w:p>
+    <w:p>
+      <w:r>
+        <w:t>________________________________________________________________</w:t>
+      </w:r>
+    </w:p>
+    <w:p>
+      <w:r>
+        <w:t>________________________________________________________________</w:t>
+      </w:r>
+    </w:p>
+    <w:p>
+      <w:pPr>
+        <w:pStyle w:val="Heading2"/>
+      </w:pPr>
+      <w:r>
+        <w:t>Earlier wording, alternatives and picture transcripts · reference / check after trying</w:t>
       </w:r>
     </w:p>
     <w:p>
@@ -1752,80 +2001,10 @@
     </w:p>
     <w:p>
       <w:pPr>
-        <w:spacing w:line="336" w:lineRule="auto" w:after="180"/>
-      </w:pPr>
-      <w:r>
-        <w:rPr>
-          <w:b w:val="0"/>
-        </w:rPr>
-        <w:t xml:space="preserve">Retry within declared limits. A read-only lookup allows two attempts of at most one second each. </w:t>
-      </w:r>
-      <w:r>
-        <w:rPr>
-          <w:b/>
-        </w:rPr>
-        <w:t>Cancellation</w:t>
-      </w:r>
-      <w:r>
-        <w:rPr>
-          <w:b w:val="0"/>
-        </w:rPr>
-        <w:t xml:space="preserve"> forbids further attempts.</w:t>
-      </w:r>
-    </w:p>
-    <w:p>
-      <w:pPr>
         <w:pStyle w:val="Heading3"/>
       </w:pPr>
       <w:r>
-        <w:t>Practice 1: explain the deciding evidence</w:t>
-      </w:r>
-    </w:p>
-    <w:p>
-      <w:pPr>
-        <w:spacing w:line="336" w:lineRule="auto" w:after="180"/>
-      </w:pPr>
-      <w:r>
-        <w:rPr>
-          <w:b w:val="0"/>
-        </w:rPr>
-        <w:t>Which labelled step matches this detail? Accept the checked record; total waiting is 1.4 seconds.</w:t>
-      </w:r>
-    </w:p>
-    <w:p>
-      <w:pPr>
-        <w:spacing w:line="336" w:lineRule="auto" w:after="180"/>
-        <w:shd w:fill="F4F9FC"/>
-      </w:pPr>
-      <w:r>
-        <w:rPr>
-          <w:b w:val="0"/>
-        </w:rPr>
-        <w:t>1. Complete next attempt</w:t>
-      </w:r>
-    </w:p>
-    <w:p>
-      <w:pPr>
-        <w:spacing w:line="336" w:lineRule="auto" w:after="180"/>
-        <w:shd w:fill="F4F9FC"/>
-      </w:pPr>
-      <w:r>
-        <w:rPr>
-          <w:b w:val="0"/>
-        </w:rPr>
-        <w:t>2. Bound first wait</w:t>
-      </w:r>
-    </w:p>
-    <w:p>
-      <w:pPr>
-        <w:spacing w:line="336" w:lineRule="auto" w:after="180"/>
-        <w:shd w:fill="F4F9FC"/>
-      </w:pPr>
-      <w:r>
-        <w:rPr>
-          <w:b w:val="0"/>
-        </w:rPr>
-        <w:t>3. Check retry</w:t>
+        <w:t>Repair a missing building block</w:t>
       </w:r>
     </w:p>
     <w:p>
@@ -1833,32 +2012,7 @@
         <w:pStyle w:val="Heading3"/>
       </w:pPr>
       <w:r>
-        <w:t>My selected conclusion, deciding fact and explanation</w:t>
-      </w:r>
-    </w:p>
-    <w:p>
-      <w:r>
-        <w:t>________________________________________________________________</w:t>
-      </w:r>
-    </w:p>
-    <w:p>
-      <w:r>
-        <w:t>________________________________________________________________</w:t>
-      </w:r>
-    </w:p>
-    <w:p>
-      <w:r>
-        <w:t>________________________________________________________________</w:t>
-      </w:r>
-    </w:p>
-    <w:p>
-      <w:r>
-        <w:t>________________________________________________________________</w:t>
-      </w:r>
-    </w:p>
-    <w:p>
-      <w:r>
-        <w:t>________________________________________________________________</w:t>
+        <w:t>Predict, run and debug</w:t>
       </w:r>
     </w:p>
     <w:p>
@@ -1866,541 +2020,25 @@
         <w:pStyle w:val="Heading3"/>
       </w:pPr>
       <w:r>
-        <w:t>Hint · try first</w:t>
-      </w:r>
-    </w:p>
-    <w:p>
-      <w:pPr>
-        <w:spacing w:line="336" w:lineRule="auto" w:after="180"/>
-        <w:shd w:fill="F1F6F8"/>
-      </w:pPr>
-      <w:r>
-        <w:rPr>
-          <w:b w:val="0"/>
-        </w:rPr>
-        <w:t>Hint if needed: Read the steps in the pictorial case. Match the supplied detail to the stage that performs or records it.</w:t>
-      </w:r>
-    </w:p>
-    <w:p>
-      <w:pPr>
-        <w:pStyle w:val="Heading3"/>
-      </w:pPr>
-      <w:r>
-        <w:t>Feedback · compare after trying</w:t>
-      </w:r>
-    </w:p>
-    <w:p>
-      <w:pPr>
-        <w:spacing w:line="336" w:lineRule="auto" w:after="180"/>
-        <w:shd w:fill="F1F6FC"/>
-      </w:pPr>
-      <w:r>
-        <w:rPr>
-          <w:b w:val="0"/>
-        </w:rPr>
-        <w:t xml:space="preserve">After your attempt, compare with the supported explanation: Complete next attempt Accept the checked record; total waiting is 1.4 seconds. A </w:t>
-      </w:r>
-      <w:r>
-        <w:rPr>
-          <w:b/>
-        </w:rPr>
-        <w:t>timeout</w:t>
-      </w:r>
-      <w:r>
-        <w:rPr>
-          <w:b w:val="0"/>
-        </w:rPr>
-        <w:t xml:space="preserve"> bounds waiting; a retry tries again; </w:t>
-      </w:r>
-      <w:r>
-        <w:rPr>
-          <w:b/>
-        </w:rPr>
-        <w:t>cancellation</w:t>
-      </w:r>
-      <w:r>
-        <w:rPr>
-          <w:b w:val="0"/>
-        </w:rPr>
-        <w:t xml:space="preserve"> withdraws the request.</w:t>
-      </w:r>
-    </w:p>
-    <w:p>
-      <w:pPr>
-        <w:spacing w:line="336" w:lineRule="auto" w:after="180"/>
-        <w:shd w:fill="F1F6FC"/>
-      </w:pPr>
-      <w:r>
-        <w:rPr>
-          <w:b w:val="0"/>
-        </w:rPr>
-        <w:t>They are separate conditions on the next action.</w:t>
-      </w:r>
-    </w:p>
-    <w:p>
-      <w:pPr>
-        <w:pStyle w:val="Heading3"/>
-      </w:pPr>
-      <w:r>
-        <w:t>Practice 2: explain the deciding evidence</w:t>
-      </w:r>
-    </w:p>
-    <w:p>
-      <w:pPr>
-        <w:pStyle w:val="Heading3"/>
-      </w:pPr>
-      <w:r>
-        <w:t>Changed case · predict first</w:t>
-      </w:r>
-    </w:p>
-    <w:p>
-      <w:pPr>
-        <w:spacing w:line="336" w:lineRule="auto" w:after="180"/>
-        <w:shd w:fill="F5F1FB"/>
-      </w:pPr>
-      <w:r>
-        <w:rPr>
-          <w:b w:val="0"/>
-        </w:rPr>
-        <w:t xml:space="preserve">Changed-case practice: </w:t>
-      </w:r>
-      <w:r>
-        <w:rPr>
-          <w:b/>
-        </w:rPr>
-        <w:t>Cancellation</w:t>
-      </w:r>
-      <w:r>
-        <w:rPr>
-          <w:b w:val="0"/>
-        </w:rPr>
-        <w:t xml:space="preserve"> arrives after the first </w:t>
-      </w:r>
-      <w:r>
-        <w:rPr>
-          <w:b/>
-        </w:rPr>
-        <w:t>timeout</w:t>
-      </w:r>
-      <w:r>
-        <w:rPr>
-          <w:b w:val="0"/>
-        </w:rPr>
-        <w:t>. Which conclusion is supported by the supplied facts?</w:t>
-      </w:r>
-    </w:p>
-    <w:p>
-      <w:pPr>
-        <w:spacing w:line="336" w:lineRule="auto" w:after="180"/>
-        <w:shd w:fill="F4F9FC"/>
-      </w:pPr>
-      <w:r>
-        <w:rPr>
-          <w:b w:val="0"/>
-        </w:rPr>
-        <w:t xml:space="preserve">1. We can decide the result without examining the changed </w:t>
-      </w:r>
-      <w:r>
-        <w:rPr>
-          <w:b/>
-        </w:rPr>
-        <w:t>input</w:t>
-      </w:r>
-      <w:r>
-        <w:rPr>
-          <w:b w:val="0"/>
-        </w:rPr>
-        <w:t xml:space="preserve"> or the procedure.</w:t>
-      </w:r>
-    </w:p>
-    <w:p>
-      <w:pPr>
-        <w:spacing w:line="336" w:lineRule="auto" w:after="180"/>
-        <w:shd w:fill="F4F9FC"/>
-      </w:pPr>
-      <w:r>
-        <w:rPr>
-          <w:b w:val="0"/>
-        </w:rPr>
-        <w:t>2. Do not start the second attempt.</w:t>
-      </w:r>
-    </w:p>
-    <w:p>
-      <w:pPr>
-        <w:spacing w:line="336" w:lineRule="auto" w:after="180"/>
-        <w:shd w:fill="F4F9FC"/>
-      </w:pPr>
-      <w:r>
-        <w:rPr>
-          <w:b w:val="0"/>
-        </w:rPr>
-        <w:t xml:space="preserve">3. This one example guarantees correct results for every future </w:t>
-      </w:r>
-      <w:r>
-        <w:rPr>
-          <w:b/>
-        </w:rPr>
-        <w:t>input</w:t>
-      </w:r>
-      <w:r>
-        <w:rPr>
-          <w:b w:val="0"/>
-        </w:rPr>
-        <w:t>.</w:t>
-      </w:r>
-    </w:p>
-    <w:p>
-      <w:pPr>
-        <w:pStyle w:val="Heading3"/>
-      </w:pPr>
-      <w:r>
-        <w:t>My selected conclusion, deciding fact and explanation</w:t>
-      </w:r>
-    </w:p>
-    <w:p>
-      <w:r>
-        <w:t>________________________________________________________________</w:t>
-      </w:r>
-    </w:p>
-    <w:p>
-      <w:r>
-        <w:t>________________________________________________________________</w:t>
-      </w:r>
-    </w:p>
-    <w:p>
-      <w:r>
-        <w:t>________________________________________________________________</w:t>
-      </w:r>
-    </w:p>
-    <w:p>
-      <w:r>
-        <w:t>________________________________________________________________</w:t>
-      </w:r>
-    </w:p>
-    <w:p>
-      <w:r>
-        <w:t>________________________________________________________________</w:t>
-      </w:r>
-    </w:p>
-    <w:p>
-      <w:pPr>
-        <w:pStyle w:val="Heading3"/>
-      </w:pPr>
-      <w:r>
-        <w:t>Hint · try first</w:t>
-      </w:r>
-    </w:p>
-    <w:p>
-      <w:pPr>
-        <w:spacing w:line="336" w:lineRule="auto" w:after="180"/>
-        <w:shd w:fill="F1F6F8"/>
-      </w:pPr>
-      <w:r>
-        <w:rPr>
-          <w:b w:val="0"/>
-        </w:rPr>
-        <w:t>Hint if needed: Use the changed condition and the deciding step in the pictorial trace. The answer must say what follows from those facts.</w:t>
-      </w:r>
-    </w:p>
-    <w:p>
-      <w:pPr>
-        <w:pStyle w:val="Heading3"/>
-      </w:pPr>
-      <w:r>
-        <w:t>Feedback · compare after trying</w:t>
-      </w:r>
-    </w:p>
-    <w:p>
-      <w:pPr>
-        <w:spacing w:line="336" w:lineRule="auto" w:after="180"/>
-        <w:shd w:fill="F1F6FC"/>
-      </w:pPr>
-      <w:r>
-        <w:rPr>
-          <w:b w:val="0"/>
-        </w:rPr>
-        <w:t xml:space="preserve">After your attempt, compare with the supported explanation: Do not start the second attempt. </w:t>
-      </w:r>
-      <w:r>
-        <w:rPr>
-          <w:b/>
-        </w:rPr>
-        <w:t>Cancellation</w:t>
-      </w:r>
-      <w:r>
-        <w:rPr>
-          <w:b w:val="0"/>
-        </w:rPr>
-        <w:t xml:space="preserve"> overrides the unused retry allowance.</w:t>
-      </w:r>
-    </w:p>
-    <w:p>
-      <w:pPr>
-        <w:pStyle w:val="Heading3"/>
-      </w:pPr>
-      <w:r>
-        <w:t>Repair a missing building block</w:t>
-      </w:r>
-    </w:p>
-    <w:p>
-      <w:pPr>
-        <w:spacing w:line="336" w:lineRule="auto" w:after="180"/>
-      </w:pPr>
-      <w:r>
-        <w:rPr>
-          <w:b w:val="0"/>
-        </w:rPr>
-        <w:t xml:space="preserve">Review Approval gates and idempotency (ai-6/15). Goal: Explain the </w:t>
-      </w:r>
-      <w:r>
-        <w:rPr>
-          <w:b/>
-        </w:rPr>
-        <w:t>mechanism</w:t>
-      </w:r>
-      <w:r>
-        <w:rPr>
-          <w:b w:val="0"/>
-        </w:rPr>
-        <w:t xml:space="preserve"> and terminology of approval gates and idempotency. Short practice: Trace the two deliveries of approved K9.</w:t>
-      </w:r>
-    </w:p>
-    <w:p>
-      <w:pPr>
-        <w:spacing w:line="336" w:lineRule="auto" w:after="180"/>
-      </w:pPr>
-      <w:r>
-        <w:rPr>
-          <w:b w:val="0"/>
-        </w:rPr>
-        <w:t>How many reservations should occur, and why can a new K10 for desk 5 not borrow K9’s approval?. Return to this week and explain what you changed.</w:t>
-      </w:r>
-    </w:p>
-    <w:p>
-      <w:pPr>
-        <w:spacing w:line="336" w:lineRule="auto" w:after="180"/>
-      </w:pPr>
-      <w:r>
-        <w:rPr>
-          <w:b w:val="0"/>
-        </w:rPr>
-        <w:t xml:space="preserve">Review State machines for bounded agents (ai-6/13). Goal: Explain the </w:t>
-      </w:r>
-      <w:r>
-        <w:rPr>
-          <w:b/>
-        </w:rPr>
-        <w:t>mechanism</w:t>
-      </w:r>
-      <w:r>
-        <w:rPr>
-          <w:b w:val="0"/>
-        </w:rPr>
-        <w:t xml:space="preserve"> and terminology of state machines for bounded agents. Short practice: Trace A and B through the state diagram.</w:t>
-      </w:r>
-    </w:p>
-    <w:p>
-      <w:pPr>
-        <w:spacing w:line="336" w:lineRule="auto" w:after="180"/>
-      </w:pPr>
-      <w:r>
-        <w:rPr>
-          <w:b w:val="0"/>
-        </w:rPr>
-        <w:t>Name B’s forbidden transition and explain whether adding checking→querying permits that shortcut.. Return to this week and explain what you changed.</w:t>
-      </w:r>
-    </w:p>
-    <w:p>
-      <w:pPr>
-        <w:spacing w:line="336" w:lineRule="auto" w:after="180"/>
-      </w:pPr>
-      <w:r>
-        <w:rPr>
-          <w:b w:val="0"/>
-        </w:rPr>
-        <w:t xml:space="preserve">Review Evaluation pipelines (ai-6/10). Goal: Explain the </w:t>
-      </w:r>
-      <w:r>
-        <w:rPr>
-          <w:b/>
-        </w:rPr>
-        <w:t>mechanism</w:t>
-      </w:r>
-      <w:r>
-        <w:rPr>
-          <w:b w:val="0"/>
-        </w:rPr>
-        <w:t xml:space="preserve"> and terminology of evaluation pipelines. Short practice: Calculate A’s and B’s correct rates on all four cases.</w:t>
-      </w:r>
-    </w:p>
-    <w:p>
-      <w:pPr>
-        <w:spacing w:line="336" w:lineRule="auto" w:after="180"/>
-      </w:pPr>
-      <w:r>
-        <w:rPr>
-          <w:b w:val="0"/>
-        </w:rPr>
-        <w:t>Identify their shared failure and explain why removing that case after scoring changes the honesty of the comparison.. Return to this week and explain what you changed.</w:t>
-      </w:r>
-    </w:p>
-    <w:p>
-      <w:pPr>
-        <w:pStyle w:val="Heading3"/>
-      </w:pPr>
-      <w:r>
-        <w:t>Predict, run and debug</w:t>
-      </w:r>
-    </w:p>
-    <w:p>
-      <w:pPr>
-        <w:spacing w:line="336" w:lineRule="auto" w:after="180"/>
-      </w:pPr>
-      <w:r>
-        <w:rPr>
-          <w:b w:val="0"/>
-        </w:rPr>
-        <w:t xml:space="preserve">The browser lab lets you edit the supported Python examples already included in this lesson. Predict first, run, inspect the actual </w:t>
-      </w:r>
-      <w:r>
-        <w:rPr>
-          <w:b/>
-        </w:rPr>
-        <w:t>output</w:t>
-      </w:r>
-      <w:r>
-        <w:rPr>
-          <w:b w:val="0"/>
-        </w:rPr>
-        <w:t xml:space="preserve"> or error, change one </w:t>
-      </w:r>
-      <w:r>
-        <w:rPr>
-          <w:b/>
-        </w:rPr>
-        <w:t>input</w:t>
-      </w:r>
-      <w:r>
-        <w:rPr>
-          <w:b w:val="0"/>
-        </w:rPr>
-        <w:t>, then run again.</w:t>
-      </w:r>
-    </w:p>
-    <w:p>
-      <w:pPr>
-        <w:spacing w:line="336" w:lineRule="auto" w:after="180"/>
-      </w:pPr>
-      <w:r>
-        <w:rPr>
-          <w:b w:val="0"/>
-        </w:rPr>
-        <w:t xml:space="preserve">Keep code, </w:t>
-      </w:r>
-      <w:r>
-        <w:rPr>
-          <w:b/>
-        </w:rPr>
-        <w:t>prediction</w:t>
-      </w:r>
-      <w:r>
-        <w:rPr>
-          <w:b w:val="0"/>
-        </w:rPr>
-        <w:t>s, actual results and a reasoned revision together. On paper, label your result as a trace rather than an execution.</w:t>
-      </w:r>
-    </w:p>
-    <w:p>
-      <w:pPr>
-        <w:pStyle w:val="Heading3"/>
-      </w:pPr>
-      <w:r>
         <w:t>Keep your completed work</w:t>
       </w:r>
     </w:p>
     <w:p>
       <w:pPr>
-        <w:spacing w:line="336" w:lineRule="auto" w:after="180"/>
-      </w:pPr>
-      <w:r>
-        <w:rPr>
-          <w:b w:val="0"/>
-        </w:rPr>
-        <w:t xml:space="preserve">Use Download completed work in the hosted lesson to export your answers, reflections, practice feedback and code-run </w:t>
-      </w:r>
-      <w:r>
-        <w:rPr>
-          <w:b/>
-        </w:rPr>
-        <w:t>evidence</w:t>
-      </w:r>
-      <w:r>
-        <w:rPr>
-          <w:b w:val="0"/>
-        </w:rPr>
-        <w:t>. Open the HTML copy to read or print it.</w:t>
-      </w:r>
-    </w:p>
-    <w:p>
-      <w:pPr>
-        <w:spacing w:line="336" w:lineRule="auto" w:after="180"/>
-      </w:pPr>
-      <w:r>
-        <w:rPr>
-          <w:b w:val="0"/>
-        </w:rPr>
-        <w:t>Drafts stay in this browser when storage is available; clear drafts on a shared device.</w:t>
-      </w:r>
-    </w:p>
-    <w:p>
-      <w:pPr>
-        <w:pStyle w:val="Heading3"/>
-      </w:pPr>
-      <w:r>
-        <w:t>What I repaired, the evidence I kept and the next test</w:t>
-      </w:r>
-    </w:p>
-    <w:p>
-      <w:r>
-        <w:t>________________________________________________________________</w:t>
-      </w:r>
-    </w:p>
-    <w:p>
-      <w:r>
-        <w:t>________________________________________________________________</w:t>
-      </w:r>
-    </w:p>
-    <w:p>
-      <w:r>
-        <w:t>________________________________________________________________</w:t>
-      </w:r>
-    </w:p>
-    <w:p>
-      <w:r>
-        <w:t>________________________________________________________________</w:t>
-      </w:r>
-    </w:p>
-    <w:p>
-      <w:r>
-        <w:t>________________________________________________________________</w:t>
-      </w:r>
-    </w:p>
-    <w:p>
-      <w:pPr>
         <w:pStyle w:val="Heading1"/>
       </w:pPr>
       <w:r>
-        <w:t>15. Visual concept journey</w:t>
-      </w:r>
-    </w:p>
-    <w:p>
-      <w:r>
-        <w:t>Explain each Timeouts retries and cancellation picture from its labels, then record a relevant limit.</w:t>
-      </w:r>
-    </w:p>
-    <w:p>
-      <w:pPr>
-        <w:pStyle w:val="Heading3"/>
+        <w:t>15. Reference · Six-picture response sheets</w:t>
+      </w:r>
+    </w:p>
+    <w:p>
+      <w:r>
+        <w:t>Choose the picture that helps explain the current step.</w:t>
+      </w:r>
+    </w:p>
+    <w:p>
+      <w:pPr>
+        <w:pStyle w:val="Heading2"/>
       </w:pPr>
       <w:r>
         <w:t>01. Timeouts retries and cancellation: the case</w:t>
@@ -2491,7 +2129,6 @@
     <w:p>
       <w:pPr>
         <w:spacing w:line="336" w:lineRule="auto" w:after="180"/>
-        <w:shd w:fill="F5F1FB"/>
       </w:pPr>
       <w:r>
         <w:rPr>
@@ -2530,7 +2167,7 @@
     </w:p>
     <w:p>
       <w:pPr>
-        <w:pStyle w:val="Heading3"/>
+        <w:pStyle w:val="Heading2"/>
       </w:pPr>
       <w:r>
         <w:t>02. Follow the deciding steps</w:t>
@@ -2598,7 +2235,6 @@
     <w:p>
       <w:pPr>
         <w:spacing w:line="336" w:lineRule="auto" w:after="180"/>
-        <w:shd w:fill="F5F1FB"/>
       </w:pPr>
       <w:r>
         <w:rPr>
@@ -2649,7 +2285,7 @@
     </w:p>
     <w:p>
       <w:pPr>
-        <w:pStyle w:val="Heading3"/>
+        <w:pStyle w:val="Heading2"/>
       </w:pPr>
       <w:r>
         <w:t>03. Timeouts retries and cancellation — evidence trace</w:t>
@@ -2660,7 +2296,7 @@
         <w:drawing>
           <wp:inline xmlns:a="http://schemas.openxmlformats.org/drawingml/2006/main" xmlns:pic="http://schemas.openxmlformats.org/drawingml/2006/picture">
             <wp:extent cx="5486400" cy="3145536"/>
-            <wp:docPr id="4" name="Picture 4" descr="Timeouts retries and cancellation — evidence trace. Three attempts each time out after 4 seconds with gaps 1 and 2. A fourth is proposed. | Retry only declared transient failures. Use at most three attempts with waiting gaps 1 and 2 seconds; each attempt may run at most 4 seconds. Worst-case elapsed bound excluding overhead is 3*4+1+2=15 seconds. | Budget is exhausted after 15 seconds under the model; reject fourth attempt. A late side-effect result must still be reconciled."/>
+            <wp:docPr id="4" name="Picture 4" descr="Timeouts retries and cancellation — evidence trace. Three attempts each time out after 4 seconds with gaps 1 and 2. A fourth is proposed. | Retry only declared transient failures. Use at most three attempts with waiting gaps 1 and 2 seconds; the caller waits at most 4 seconds for each attempt under the enforced local timeout model. Worst-case elapsed bound excluding overhead is 3*4+1+2=15 seconds. | Budget is exhausted after 15 seconds under the model; reject fourth attempt. A late side-effect result must still be reconciled."/>
             <wp:cNvGraphicFramePr>
               <a:graphicFrameLocks noChangeAspect="1"/>
             </wp:cNvGraphicFramePr>
@@ -2729,35 +2365,24 @@
         <w:rPr>
           <w:b w:val="0"/>
         </w:rPr>
-        <w:t xml:space="preserve"> trace. Three attempts each time out after 4 seconds with gaps 1 and 2. A fourth is proposed. | Retry only declared transient failures.</w:t>
-      </w:r>
-    </w:p>
-    <w:p>
-      <w:pPr>
-        <w:spacing w:line="336" w:lineRule="auto" w:after="180"/>
-      </w:pPr>
+        <w:t xml:space="preserve"> trace. Three attempts each time out after 4 seconds with gaps 1 and 2. A fourth is proposed. | Retry only declared transient failures. Use at most three attempts with waiting gaps 1 and 2 seconds; the caller waits at most 4 seconds for each attempt under the enforced local </w:t>
+      </w:r>
+      <w:r>
+        <w:rPr>
+          <w:b/>
+        </w:rPr>
+        <w:t>timeout</w:t>
+      </w:r>
       <w:r>
         <w:rPr>
           <w:b w:val="0"/>
         </w:rPr>
-        <w:t>Use at most three attempts with waiting gaps 1 and 2 seconds; each attempt may run at most 4 seconds.</w:t>
+        <w:t xml:space="preserve"> model. Worst-case elapsed bound excluding overhead is 3*4+1+2=15 seconds. | Budget is exhausted after 15 seconds under the model; reject fourth attempt. A late side-effect result must still be reconciled.</w:t>
       </w:r>
     </w:p>
     <w:p>
       <w:pPr>
         <w:spacing w:line="336" w:lineRule="auto" w:after="180"/>
-      </w:pPr>
-      <w:r>
-        <w:rPr>
-          <w:b w:val="0"/>
-        </w:rPr>
-        <w:t>Worst-case elapsed bound excluding overhead is 3*4+1+2=15 seconds. | Budget is exhausted after 15 seconds under the model; reject fourth attempt. A late side-effect result must still be reconciled.</w:t>
-      </w:r>
-    </w:p>
-    <w:p>
-      <w:pPr>
-        <w:spacing w:line="336" w:lineRule="auto" w:after="180"/>
-        <w:shd w:fill="F5F1FB"/>
       </w:pPr>
       <w:r>
         <w:rPr>
@@ -2796,7 +2421,7 @@
     </w:p>
     <w:p>
       <w:pPr>
-        <w:pStyle w:val="Heading3"/>
+        <w:pStyle w:val="Heading2"/>
       </w:pPr>
       <w:r>
         <w:t>04. Change one thing. Trace what follows.</w:t>
@@ -2899,7 +2524,6 @@
     <w:p>
       <w:pPr>
         <w:spacing w:line="336" w:lineRule="auto" w:after="180"/>
-        <w:shd w:fill="F5F1FB"/>
       </w:pPr>
       <w:r>
         <w:rPr>
@@ -2938,7 +2562,7 @@
     </w:p>
     <w:p>
       <w:pPr>
-        <w:pStyle w:val="Heading3"/>
+        <w:pStyle w:val="Heading2"/>
       </w:pPr>
       <w:r>
         <w:t>05. Connect the explanation to its limit</w:t>
@@ -3029,7 +2653,6 @@
     <w:p>
       <w:pPr>
         <w:spacing w:line="336" w:lineRule="auto" w:after="180"/>
-        <w:shd w:fill="F5F1FB"/>
       </w:pPr>
       <w:r>
         <w:rPr>
@@ -3068,7 +2691,7 @@
     </w:p>
     <w:p>
       <w:pPr>
-        <w:pStyle w:val="Heading3"/>
+        <w:pStyle w:val="Heading2"/>
       </w:pPr>
       <w:r>
         <w:t>06. Make the idea visible in your project</w:t>
@@ -3194,7 +2817,6 @@
     <w:p>
       <w:pPr>
         <w:spacing w:line="336" w:lineRule="auto" w:after="180"/>
-        <w:shd w:fill="F5F1FB"/>
       </w:pPr>
       <w:r>
         <w:rPr>
@@ -3241,6 +2863,62 @@
     <w:p>
       <w:r>
         <w:t>________________________________________________________________</w:t>
+      </w:r>
+    </w:p>
+    <w:p>
+      <w:pPr>
+        <w:pStyle w:val="Heading2"/>
+      </w:pPr>
+      <w:r>
+        <w:t>Earlier wording, alternatives and picture transcripts · reference / check after trying</w:t>
+      </w:r>
+    </w:p>
+    <w:p>
+      <w:pPr>
+        <w:pStyle w:val="Heading3"/>
+      </w:pPr>
+      <w:r>
+        <w:t>01. Timeouts retries and cancellation: the case</w:t>
+      </w:r>
+    </w:p>
+    <w:p>
+      <w:pPr>
+        <w:pStyle w:val="Heading3"/>
+      </w:pPr>
+      <w:r>
+        <w:t>02. Follow the deciding steps</w:t>
+      </w:r>
+    </w:p>
+    <w:p>
+      <w:pPr>
+        <w:pStyle w:val="Heading3"/>
+      </w:pPr>
+      <w:r>
+        <w:t>03. Timeouts retries and cancellation — evidence trace</w:t>
+      </w:r>
+    </w:p>
+    <w:p>
+      <w:pPr>
+        <w:pStyle w:val="Heading3"/>
+      </w:pPr>
+      <w:r>
+        <w:t>04. Change one thing. Trace what follows.</w:t>
+      </w:r>
+    </w:p>
+    <w:p>
+      <w:pPr>
+        <w:pStyle w:val="Heading3"/>
+      </w:pPr>
+      <w:r>
+        <w:t>05. Connect the explanation to its limit</w:t>
+      </w:r>
+    </w:p>
+    <w:p>
+      <w:pPr>
+        <w:pStyle w:val="Heading3"/>
+      </w:pPr>
+      <w:r>
+        <w:t>06. Make the idea visible in your project</w:t>
       </w:r>
     </w:p>
     <w:sectPr>

--- a/downloads/workbook/ai-6-week-16.docx
+++ b/downloads/workbook/ai-6-week-16.docx
@@ -2295,7 +2295,7 @@
       <w:r>
         <w:drawing>
           <wp:inline xmlns:a="http://schemas.openxmlformats.org/drawingml/2006/main" xmlns:pic="http://schemas.openxmlformats.org/drawingml/2006/picture">
-            <wp:extent cx="5486400" cy="3145536"/>
+            <wp:extent cx="5486400" cy="3447288"/>
             <wp:docPr id="4" name="Picture 4" descr="Timeouts retries and cancellation — evidence trace. Three attempts each time out after 4 seconds with gaps 1 and 2. A fourth is proposed. | Retry only declared transient failures. Use at most three attempts with waiting gaps 1 and 2 seconds; the caller waits at most 4 seconds for each attempt under the enforced local timeout model. Worst-case elapsed bound excluding overhead is 3*4+1+2=15 seconds. | Budget is exhausted after 15 seconds under the model; reject fourth attempt. A late side-effect result must still be reconciled."/>
             <wp:cNvGraphicFramePr>
               <a:graphicFrameLocks noChangeAspect="1"/>
@@ -2316,7 +2316,7 @@
                   <pic:spPr>
                     <a:xfrm>
                       <a:off x="0" y="0"/>
-                      <a:ext cx="5486400" cy="3145536"/>
+                      <a:ext cx="5486400" cy="3447288"/>
                     </a:xfrm>
                     <a:prstGeom prst="rect"/>
                   </pic:spPr>
